--- a/schemanet/docs/计算机生命科学理论框架（修订版）.docx
+++ b/schemanet/docs/计算机生命科学理论框架（修订版）.docx
@@ -23,7 +23,7 @@
           <w:rFonts w:ascii="Microsoft YaHei" w:hAnsi="Microsoft YaHei" w:eastAsia="Microsoft YaHei"/>
           <w:sz w:val="20"/>
         </w:rPr>
-        <w:t>日期：2026-08-10 | 版本：v2.0 | 状态：🔵 当前有效（动态迭代）</w:t>
+        <w:t>日期：2026-08-10 | 版本：v2.2 | 状态：🔵 当前有效（动态迭代）</w:t>
       </w:r>
     </w:p>
     <w:p>
@@ -47,7 +47,7 @@
           <w:rFonts w:ascii="Microsoft YaHei" w:hAnsi="Microsoft YaHei" w:eastAsia="Microsoft YaHei"/>
           <w:sz w:val="20"/>
         </w:rPr>
-        <w:t>修订依据：定式网络（SchemaNet）全部实验成果——技术档案 [OK]-定式网络技术档案.md（v1.1）、成长路线设计方案 v2.4、</w:t>
+        <w:t>修订依据：定式网络（SchemaNet）全部实验成果——技术档案 [OK]-定式网络技术档案.md（v1.1）、成长路线设计方案 v2.4~v2.10、</w:t>
       </w:r>
       <w:r>
         <w:rPr>
@@ -61,7 +61,7 @@
           <w:rFonts w:ascii="Microsoft YaHei" w:hAnsi="Microsoft YaHei" w:eastAsia="Microsoft YaHei"/>
           <w:sz w:val="20"/>
         </w:rPr>
-        <w:t xml:space="preserve"> 全量实验报告（截至 2026-08-10）</w:t>
+        <w:t xml:space="preserve"> 全量实验报告（截至 2026-08-10，含说话教学 v3、注意力机制判别、强度调节、欲望优先性、超临界放电诊断、v13 价值课）</w:t>
       </w:r>
     </w:p>
     <w:p>
@@ -282,6 +282,130 @@
           <w:rFonts w:ascii="Microsoft YaHei" w:hAnsi="Microsoft YaHei" w:eastAsia="Microsoft YaHei"/>
         </w:rPr>
         <w:t>本框架仍为动态迭代版本：任何后续实验若推翻既有结论，本版随之修订，并保留修订记录。</w:t>
+      </w:r>
+    </w:p>
+    <w:p>
+      <w:pPr>
+        <w:pStyle w:val="Heading3"/>
+      </w:pPr>
+      <w:r>
+        <w:rPr>
+          <w:rFonts w:ascii="Microsoft YaHei" w:hAnsi="Microsoft YaHei" w:eastAsia="Microsoft YaHei"/>
+          <w:sz w:val="26"/>
+        </w:rPr>
+        <w:t>v2.1 补全说明（2026-08-10）</w:t>
+      </w:r>
+    </w:p>
+    <w:p>
+      <w:r>
+        <w:rPr>
+          <w:rFonts w:ascii="Microsoft YaHei" w:hAnsi="Microsoft YaHei" w:eastAsia="Microsoft YaHei"/>
+        </w:rPr>
+        <w:t>v2.0 发布当日，定式网络又完成五轮实验迭代（说话教学 v3 对话式生成、注意力机制判别实验、四级强度调节、欲望优先性理论、超临界雪崩诊断），本版补全四个此前缺失的理论维度：</w:t>
+      </w:r>
+    </w:p>
+    <w:p>
+      <w:pPr>
+        <w:ind w:left="360" w:hanging="240"/>
+      </w:pPr>
+      <w:r>
+        <w:rPr>
+          <w:rFonts w:ascii="Microsoft YaHei" w:hAnsi="Microsoft YaHei" w:eastAsia="Microsoft YaHei"/>
+        </w:rPr>
+        <w:t xml:space="preserve">•  </w:t>
+      </w:r>
+      <w:r>
+        <w:rPr>
+          <w:rFonts w:ascii="Microsoft YaHei" w:hAnsi="Microsoft YaHei" w:eastAsia="Microsoft YaHei"/>
+          <w:b/>
+        </w:rPr>
+        <w:t>语言生成通道</w:t>
+      </w:r>
+      <w:r>
+        <w:rPr>
+          <w:rFonts w:ascii="Microsoft YaHei" w:hAnsi="Microsoft YaHei" w:eastAsia="Microsoft YaHei"/>
+        </w:rPr>
+        <w:t>：从"词级续写"推进到"对话生成"——三类言语行为（Echoic/Mand/Intraverbal）成为条件反射的第三种高阶形态（§2.8、§3.17）；</w:t>
+      </w:r>
+    </w:p>
+    <w:p>
+      <w:pPr>
+        <w:ind w:left="360" w:hanging="240"/>
+      </w:pPr>
+      <w:r>
+        <w:rPr>
+          <w:rFonts w:ascii="Microsoft YaHei" w:hAnsi="Microsoft YaHei" w:eastAsia="Microsoft YaHei"/>
+        </w:rPr>
+        <w:t xml:space="preserve">•  </w:t>
+      </w:r>
+      <w:r>
+        <w:rPr>
+          <w:rFonts w:ascii="Microsoft YaHei" w:hAnsi="Microsoft YaHei" w:eastAsia="Microsoft YaHei"/>
+          <w:b/>
+        </w:rPr>
+        <w:t>价值与欲望系统</w:t>
+      </w:r>
+      <w:r>
+        <w:rPr>
+          <w:rFonts w:ascii="Microsoft YaHei" w:hAnsi="Microsoft YaHei" w:eastAsia="Microsoft YaHei"/>
+        </w:rPr>
+        <w:t>：电子生命第一次拥有"想要什么/不要什么"的动机层——欲望优先性、四级增益、感受-开关联结、体验式价值（§2.9、§3.14~3.16）；</w:t>
+      </w:r>
+    </w:p>
+    <w:p>
+      <w:pPr>
+        <w:ind w:left="360" w:hanging="240"/>
+      </w:pPr>
+      <w:r>
+        <w:rPr>
+          <w:rFonts w:ascii="Microsoft YaHei" w:hAnsi="Microsoft YaHei" w:eastAsia="Microsoft YaHei"/>
+        </w:rPr>
+        <w:t xml:space="preserve">•  </w:t>
+      </w:r>
+      <w:r>
+        <w:rPr>
+          <w:rFonts w:ascii="Microsoft YaHei" w:hAnsi="Microsoft YaHei" w:eastAsia="Microsoft YaHei"/>
+          <w:b/>
+        </w:rPr>
+        <w:t>注意力机制理论</w:t>
+      </w:r>
+      <w:r>
+        <w:rPr>
+          <w:rFonts w:ascii="Microsoft YaHei" w:hAnsi="Microsoft YaHei" w:eastAsia="Microsoft YaHei"/>
+        </w:rPr>
+        <w:t>：确立"注意力 = 连接数量 × 边强度 + gain"的结构层理论——数量主导瓶颈、强度可对抗数量、gain 调制外部倾向，并系统性解释了过去全部注意力类机制失效的根因（§3.13）；</w:t>
+      </w:r>
+    </w:p>
+    <w:p>
+      <w:pPr>
+        <w:ind w:left="360" w:hanging="240"/>
+      </w:pPr>
+      <w:r>
+        <w:rPr>
+          <w:rFonts w:ascii="Microsoft YaHei" w:hAnsi="Microsoft YaHei" w:eastAsia="Microsoft YaHei"/>
+        </w:rPr>
+        <w:t xml:space="preserve">•  </w:t>
+      </w:r>
+      <w:r>
+        <w:rPr>
+          <w:rFonts w:ascii="Microsoft YaHei" w:hAnsi="Microsoft YaHei" w:eastAsia="Microsoft YaHei"/>
+          <w:b/>
+        </w:rPr>
+        <w:t>临界态动力学</w:t>
+      </w:r>
+      <w:r>
+        <w:rPr>
+          <w:rFonts w:ascii="Microsoft YaHei" w:hAnsi="Microsoft YaHei" w:eastAsia="Microsoft YaHei"/>
+        </w:rPr>
+        <w:t>：超临界雪崩揭示结构"活"与"崩"的边界——E/I 平衡、分支参数 σ 与神经科学的临界态对应（§3.18）。</w:t>
+      </w:r>
+    </w:p>
+    <w:p>
+      <w:r>
+        <w:rPr>
+          <w:rFonts w:ascii="Microsoft YaHei" w:hAnsi="Microsoft YaHei" w:eastAsia="Microsoft YaHei"/>
+        </w:rPr>
+        <w:t>另将"认知免疫"从"拒绝错误联想固化"深化为"体验式价值 + 拒绝表达 + 解耦治理"的完整机制（第七章），并更新验证状态与开放问题。</w:t>
       </w:r>
     </w:p>
     <w:p>
@@ -1773,6 +1897,541 @@
     </w:tbl>
     <w:p>
       <w:pPr>
+        <w:pStyle w:val="Heading3"/>
+      </w:pPr>
+      <w:r>
+        <w:rPr>
+          <w:rFonts w:ascii="Microsoft YaHei" w:hAnsi="Microsoft YaHei" w:eastAsia="Microsoft YaHei"/>
+          <w:sz w:val="26"/>
+        </w:rPr>
+        <w:t>2.8 言语行为（语言生成通道，本版新增）</w:t>
+      </w:r>
+    </w:p>
+    <w:p>
+      <w:r>
+        <w:rPr>
+          <w:rFonts w:ascii="Microsoft YaHei" w:hAnsi="Microsoft YaHei" w:eastAsia="Microsoft YaHei"/>
+        </w:rPr>
+        <w:t>条件反射在</w:t>
+      </w:r>
+      <w:r>
+        <w:rPr>
+          <w:rFonts w:ascii="Microsoft YaHei" w:hAnsi="Microsoft YaHei" w:eastAsia="Microsoft YaHei"/>
+          <w:b/>
+        </w:rPr>
+        <w:t>语言输出</w:t>
+      </w:r>
+      <w:r>
+        <w:rPr>
+          <w:rFonts w:ascii="Microsoft YaHei" w:hAnsi="Microsoft YaHei" w:eastAsia="Microsoft YaHei"/>
+        </w:rPr>
+        <w:t>上的高阶形态。定式网络说话教学（v3）实证了三类言语行为，与行为主义言语行为理论（Skinner）对应：</w:t>
+      </w:r>
+    </w:p>
+    <w:tbl>
+      <w:tblPr>
+        <w:tblStyle w:val="TableGrid"/>
+        <w:tblW w:type="auto" w:w="0"/>
+        <w:tblLook w:firstColumn="1" w:firstRow="1" w:lastColumn="0" w:lastRow="0" w:noHBand="0" w:noVBand="1" w:val="04A0"/>
+      </w:tblPr>
+      <w:tblGrid>
+        <w:gridCol w:w="2880"/>
+        <w:gridCol w:w="2880"/>
+        <w:gridCol w:w="2880"/>
+      </w:tblGrid>
+      <w:tr>
+        <w:tc>
+          <w:tcPr>
+            <w:tcW w:type="dxa" w:w="2880"/>
+          </w:tcPr>
+          <w:p>
+            <w:r/>
+            <w:r>
+              <w:rPr>
+                <w:rFonts w:ascii="Microsoft YaHei" w:hAnsi="Microsoft YaHei" w:eastAsia="Microsoft YaHei"/>
+                <w:sz w:val="20"/>
+              </w:rPr>
+              <w:t>言语行为</w:t>
+            </w:r>
+          </w:p>
+        </w:tc>
+        <w:tc>
+          <w:tcPr>
+            <w:tcW w:type="dxa" w:w="2880"/>
+          </w:tcPr>
+          <w:p>
+            <w:r/>
+            <w:r>
+              <w:rPr>
+                <w:rFonts w:ascii="Microsoft YaHei" w:hAnsi="Microsoft YaHei" w:eastAsia="Microsoft YaHei"/>
+                <w:sz w:val="20"/>
+              </w:rPr>
+              <w:t>触发</w:t>
+            </w:r>
+          </w:p>
+        </w:tc>
+        <w:tc>
+          <w:tcPr>
+            <w:tcW w:type="dxa" w:w="2880"/>
+          </w:tcPr>
+          <w:p>
+            <w:r/>
+            <w:r>
+              <w:rPr>
+                <w:rFonts w:ascii="Microsoft YaHei" w:hAnsi="Microsoft YaHei" w:eastAsia="Microsoft YaHei"/>
+                <w:sz w:val="20"/>
+              </w:rPr>
+              <w:t>定式网络实证</w:t>
+            </w:r>
+          </w:p>
+        </w:tc>
+      </w:tr>
+      <w:tr>
+        <w:tc>
+          <w:tcPr>
+            <w:tcW w:type="dxa" w:w="2880"/>
+          </w:tcPr>
+          <w:p>
+            <w:r/>
+            <w:r>
+              <w:rPr>
+                <w:rFonts w:ascii="Microsoft YaHei" w:hAnsi="Microsoft YaHei" w:eastAsia="Microsoft YaHei"/>
+                <w:sz w:val="20"/>
+              </w:rPr>
+              <w:t>跟读（Echoic）</w:t>
+            </w:r>
+          </w:p>
+        </w:tc>
+        <w:tc>
+          <w:tcPr>
+            <w:tcW w:type="dxa" w:w="2880"/>
+          </w:tcPr>
+          <w:p>
+            <w:r/>
+            <w:r>
+              <w:rPr>
+                <w:rFonts w:ascii="Microsoft YaHei" w:hAnsi="Microsoft YaHei" w:eastAsia="Microsoft YaHei"/>
+                <w:sz w:val="20"/>
+              </w:rPr>
+              <w:t>听到什么复述什么</w:t>
+            </w:r>
+          </w:p>
+        </w:tc>
+        <w:tc>
+          <w:tcPr>
+            <w:tcW w:type="dxa" w:w="2880"/>
+          </w:tcPr>
+          <w:p>
+            <w:r/>
+            <w:r>
+              <w:rPr>
+                <w:rFonts w:ascii="Microsoft YaHei" w:hAnsi="Microsoft YaHei" w:eastAsia="Microsoft YaHei"/>
+                <w:sz w:val="20"/>
+              </w:rPr>
+              <w:t>整句复述 0.9845、26 字母 26/26</w:t>
+            </w:r>
+          </w:p>
+        </w:tc>
+      </w:tr>
+      <w:tr>
+        <w:tc>
+          <w:tcPr>
+            <w:tcW w:type="dxa" w:w="2880"/>
+          </w:tcPr>
+          <w:p>
+            <w:r/>
+            <w:r>
+              <w:rPr>
+                <w:rFonts w:ascii="Microsoft YaHei" w:hAnsi="Microsoft YaHei" w:eastAsia="Microsoft YaHei"/>
+                <w:sz w:val="20"/>
+              </w:rPr>
+              <w:t>主动表达（Mand）</w:t>
+            </w:r>
+          </w:p>
+        </w:tc>
+        <w:tc>
+          <w:tcPr>
+            <w:tcW w:type="dxa" w:w="2880"/>
+          </w:tcPr>
+          <w:p>
+            <w:r/>
+            <w:r>
+              <w:rPr>
+                <w:rFonts w:ascii="Microsoft YaHei" w:hAnsi="Microsoft YaHei" w:eastAsia="Microsoft YaHei"/>
+                <w:sz w:val="20"/>
+              </w:rPr>
+              <w:t>内在需求驱动表达</w:t>
+            </w:r>
+          </w:p>
+        </w:tc>
+        <w:tc>
+          <w:tcPr>
+            <w:tcW w:type="dxa" w:w="2880"/>
+          </w:tcPr>
+          <w:p>
+            <w:r/>
+            <w:r>
+              <w:rPr>
+                <w:rFonts w:ascii="Microsoft YaHei" w:hAnsi="Microsoft YaHei" w:eastAsia="Microsoft YaHei"/>
+                <w:sz w:val="20"/>
+              </w:rPr>
+              <w:t>欲望优先性：要/不要 优先发放，驱动"我要什么"</w:t>
+            </w:r>
+          </w:p>
+        </w:tc>
+      </w:tr>
+      <w:tr>
+        <w:tc>
+          <w:tcPr>
+            <w:tcW w:type="dxa" w:w="2880"/>
+          </w:tcPr>
+          <w:p>
+            <w:r/>
+            <w:r>
+              <w:rPr>
+                <w:rFonts w:ascii="Microsoft YaHei" w:hAnsi="Microsoft YaHei" w:eastAsia="Microsoft YaHei"/>
+                <w:sz w:val="20"/>
+              </w:rPr>
+              <w:t>应答（Intraverbal）</w:t>
+            </w:r>
+          </w:p>
+        </w:tc>
+        <w:tc>
+          <w:tcPr>
+            <w:tcW w:type="dxa" w:w="2880"/>
+          </w:tcPr>
+          <w:p>
+            <w:r/>
+            <w:r>
+              <w:rPr>
+                <w:rFonts w:ascii="Microsoft YaHei" w:hAnsi="Microsoft YaHei" w:eastAsia="Microsoft YaHei"/>
+                <w:sz w:val="20"/>
+              </w:rPr>
+              <w:t>他人提问/语句引发应答</w:t>
+            </w:r>
+          </w:p>
+        </w:tc>
+        <w:tc>
+          <w:tcPr>
+            <w:tcW w:type="dxa" w:w="2880"/>
+          </w:tcPr>
+          <w:p>
+            <w:r/>
+            <w:r>
+              <w:rPr>
+                <w:rFonts w:ascii="Microsoft YaHei" w:hAnsi="Microsoft YaHei" w:eastAsia="Microsoft YaHei"/>
+                <w:sz w:val="20"/>
+              </w:rPr>
+              <w:t>对话教学 15-21 轮贴题应答（"你想买点什么？"→"我买鸡蛋吗"）</w:t>
+            </w:r>
+          </w:p>
+        </w:tc>
+      </w:tr>
+      <w:tr>
+        <w:tc>
+          <w:tcPr>
+            <w:tcW w:type="dxa" w:w="2880"/>
+          </w:tcPr>
+          <w:p>
+            <w:r/>
+            <w:r>
+              <w:rPr>
+                <w:rFonts w:ascii="Microsoft YaHei" w:hAnsi="Microsoft YaHei" w:eastAsia="Microsoft YaHei"/>
+                <w:sz w:val="20"/>
+              </w:rPr>
+              <w:t>自判应答（Intraverbal 高阶）</w:t>
+            </w:r>
+          </w:p>
+        </w:tc>
+        <w:tc>
+          <w:tcPr>
+            <w:tcW w:type="dxa" w:w="2880"/>
+          </w:tcPr>
+          <w:p>
+            <w:r/>
+            <w:r>
+              <w:rPr>
+                <w:rFonts w:ascii="Microsoft YaHei" w:hAnsi="Microsoft YaHei" w:eastAsia="Microsoft YaHei"/>
+                <w:sz w:val="20"/>
+              </w:rPr>
+              <w:t>独立判断"该不该说"</w:t>
+            </w:r>
+          </w:p>
+        </w:tc>
+        <w:tc>
+          <w:tcPr>
+            <w:tcW w:type="dxa" w:w="2880"/>
+          </w:tcPr>
+          <w:p>
+            <w:r/>
+            <w:r>
+              <w:rPr>
+                <w:rFonts w:ascii="Microsoft YaHei" w:hAnsi="Microsoft YaHei" w:eastAsia="Microsoft YaHei"/>
+                <w:sz w:val="20"/>
+              </w:rPr>
+              <w:t>自判应答全对（吃石头✗/看公园✓）</w:t>
+            </w:r>
+          </w:p>
+        </w:tc>
+      </w:tr>
+    </w:tbl>
+    <w:p>
+      <w:r>
+        <w:rPr>
+          <w:rFonts w:ascii="Microsoft YaHei" w:hAnsi="Microsoft YaHei" w:eastAsia="Microsoft YaHei"/>
+          <w:b/>
+        </w:rPr>
+        <w:t>对话生成的关键性质</w:t>
+      </w:r>
+      <w:r>
+        <w:rPr>
+          <w:rFonts w:ascii="Microsoft YaHei" w:hAnsi="Microsoft YaHei" w:eastAsia="Microsoft YaHei"/>
+        </w:rPr>
+        <w:t>：① 生成走"结构读取"（edge_between 直接读边），不走回响传播——说话快而稳；② 提示渐隐（撤示范后仍独立说出）证明应答是网络自己的能力而非提示依赖；③ 网络表达上限 = 当前词表（主谓宾+问句、无虚词），自然度由教师示范兜底。</w:t>
+      </w:r>
+    </w:p>
+    <w:p>
+      <w:pPr>
+        <w:pStyle w:val="Heading3"/>
+      </w:pPr>
+      <w:r>
+        <w:rPr>
+          <w:rFonts w:ascii="Microsoft YaHei" w:hAnsi="Microsoft YaHei" w:eastAsia="Microsoft YaHei"/>
+          <w:sz w:val="26"/>
+        </w:rPr>
+        <w:t>2.9 欲望与价值（本版新增核心概念）</w:t>
+      </w:r>
+    </w:p>
+    <w:p>
+      <w:r>
+        <w:rPr>
+          <w:rFonts w:ascii="Microsoft YaHei" w:hAnsi="Microsoft YaHei" w:eastAsia="Microsoft YaHei"/>
+          <w:b/>
+        </w:rPr>
+        <w:t>「要/不要」不是两个词，而是生物最底层的行为驱动力——趋利避害（approach-avoidance）——在语言层上的接口。</w:t>
+      </w:r>
+      <w:r>
+        <w:rPr>
+          <w:rFonts w:ascii="Microsoft YaHei" w:hAnsi="Microsoft YaHei" w:eastAsia="Microsoft YaHei"/>
+        </w:rPr>
+        <w:t>（用户命题："要和不要是生物的原始欲望"）</w:t>
+      </w:r>
+    </w:p>
+    <w:p>
+      <w:pPr>
+        <w:ind w:left="360" w:hanging="240"/>
+      </w:pPr>
+      <w:r>
+        <w:rPr>
+          <w:rFonts w:ascii="Microsoft YaHei" w:hAnsi="Microsoft YaHei" w:eastAsia="Microsoft YaHei"/>
+        </w:rPr>
+        <w:t xml:space="preserve">•  </w:t>
+      </w:r>
+      <w:r>
+        <w:rPr>
+          <w:rFonts w:ascii="Microsoft YaHei" w:hAnsi="Microsoft YaHei" w:eastAsia="Microsoft YaHei"/>
+        </w:rPr>
+        <w:t>"要" = 趋利（appetitive）：趋向有利于生存的对象；</w:t>
+      </w:r>
+    </w:p>
+    <w:p>
+      <w:pPr>
+        <w:ind w:left="360" w:hanging="240"/>
+      </w:pPr>
+      <w:r>
+        <w:rPr>
+          <w:rFonts w:ascii="Microsoft YaHei" w:hAnsi="Microsoft YaHei" w:eastAsia="Microsoft YaHei"/>
+        </w:rPr>
+        <w:t xml:space="preserve">•  </w:t>
+      </w:r>
+      <w:r>
+        <w:rPr>
+          <w:rFonts w:ascii="Microsoft YaHei" w:hAnsi="Microsoft YaHei" w:eastAsia="Microsoft YaHei"/>
+        </w:rPr>
+        <w:t>"不要" = 避害（aversive）：回避威胁生存的对象；</w:t>
+      </w:r>
+    </w:p>
+    <w:p>
+      <w:pPr>
+        <w:ind w:left="360" w:hanging="240"/>
+      </w:pPr>
+      <w:r>
+        <w:rPr>
+          <w:rFonts w:ascii="Microsoft YaHei" w:hAnsi="Microsoft YaHei" w:eastAsia="Microsoft YaHei"/>
+        </w:rPr>
+        <w:t xml:space="preserve">•  </w:t>
+      </w:r>
+      <w:r>
+        <w:rPr>
+          <w:rFonts w:ascii="Microsoft YaHei" w:hAnsi="Microsoft YaHei" w:eastAsia="Microsoft YaHei"/>
+          <w:b/>
+        </w:rPr>
+        <w:t>先有欲望，后有词汇</w:t>
+      </w:r>
+      <w:r>
+        <w:rPr>
+          <w:rFonts w:ascii="Microsoft YaHei" w:hAnsi="Microsoft YaHei" w:eastAsia="Microsoft YaHei"/>
+        </w:rPr>
+        <w:t>：婴儿最早习得"要/不要"，名词是后来填充的内容——名词是欲望的宾语，不是欲望本身；</w:t>
+      </w:r>
+    </w:p>
+    <w:p>
+      <w:pPr>
+        <w:ind w:left="360" w:hanging="240"/>
+      </w:pPr>
+      <w:r>
+        <w:rPr>
+          <w:rFonts w:ascii="Microsoft YaHei" w:hAnsi="Microsoft YaHei" w:eastAsia="Microsoft YaHei"/>
+        </w:rPr>
+        <w:t xml:space="preserve">•  </w:t>
+      </w:r>
+      <w:r>
+        <w:rPr>
+          <w:rFonts w:ascii="Microsoft YaHei" w:hAnsi="Microsoft YaHei" w:eastAsia="Microsoft YaHei"/>
+        </w:rPr>
+        <w:t>动机（motivation）先于认知（cognition）：大脑不是"先知道一个东西再决定要不要"，而是"先有一个要不要的冲动，再为它找到对象"。</w:t>
+      </w:r>
+    </w:p>
+    <w:p>
+      <w:r>
+        <w:rPr>
+          <w:rFonts w:ascii="Microsoft YaHei" w:hAnsi="Microsoft YaHei" w:eastAsia="Microsoft YaHei"/>
+        </w:rPr>
+        <w:t xml:space="preserve">在结构中，欲望 = </w:t>
+      </w:r>
+      <w:r>
+        <w:rPr>
+          <w:rFonts w:ascii="Microsoft YaHei" w:hAnsi="Microsoft YaHei" w:eastAsia="Microsoft YaHei"/>
+          <w:b/>
+        </w:rPr>
+        <w:t>先天架构（增益优先级），不学不消</w:t>
+      </w:r>
+      <w:r>
+        <w:rPr>
+          <w:rFonts w:ascii="Microsoft YaHei" w:hAnsi="Microsoft YaHei" w:eastAsia="Microsoft YaHei"/>
+        </w:rPr>
+        <w:t xml:space="preserve">；知识 = </w:t>
+      </w:r>
+      <w:r>
+        <w:rPr>
+          <w:rFonts w:ascii="Microsoft YaHei" w:hAnsi="Microsoft YaHei" w:eastAsia="Microsoft YaHei"/>
+          <w:b/>
+        </w:rPr>
+        <w:t>后天内容（连接边），可学可衰减</w:t>
+      </w:r>
+      <w:r>
+        <w:rPr>
+          <w:rFonts w:ascii="Microsoft YaHei" w:hAnsi="Microsoft YaHei" w:eastAsia="Microsoft YaHei"/>
+        </w:rPr>
+        <w:t>。欲望与知识分离：欲望是"硬件优先级"，知识是"软件内容"——</w:t>
+      </w:r>
+      <w:r>
+        <w:rPr>
+          <w:rFonts w:ascii="Microsoft YaHei" w:hAnsi="Microsoft YaHei" w:eastAsia="Microsoft YaHei"/>
+          <w:b/>
+        </w:rPr>
+        <w:t>优先级的意义恰恰在于：环境再乱，欲望不能丢</w:t>
+      </w:r>
+      <w:r>
+        <w:rPr>
+          <w:rFonts w:ascii="Microsoft YaHei" w:hAnsi="Microsoft YaHei" w:eastAsia="Microsoft YaHei"/>
+        </w:rPr>
+        <w:t>。</w:t>
+      </w:r>
+    </w:p>
+    <w:p>
+      <w:pPr>
+        <w:pStyle w:val="Heading3"/>
+      </w:pPr>
+      <w:r>
+        <w:rPr>
+          <w:rFonts w:ascii="Microsoft YaHei" w:hAnsi="Microsoft YaHei" w:eastAsia="Microsoft YaHei"/>
+          <w:sz w:val="26"/>
+        </w:rPr>
+        <w:t>2.10 感受（内感受信号，本版新增）</w:t>
+      </w:r>
+    </w:p>
+    <w:p>
+      <w:r>
+        <w:rPr>
+          <w:rFonts w:ascii="Microsoft YaHei" w:hAnsi="Microsoft YaHei" w:eastAsia="Microsoft YaHei"/>
+        </w:rPr>
+        <w:t>感受是网络体验到的内感受状态（痛、怕、累、难受、冷、饿……），是</w:t>
+      </w:r>
+      <w:r>
+        <w:rPr>
+          <w:rFonts w:ascii="Microsoft YaHei" w:hAnsi="Microsoft YaHei" w:eastAsia="Microsoft YaHei"/>
+          <w:b/>
+        </w:rPr>
+        <w:t>大脑最原始的条件反射，先于认知</w:t>
+      </w:r>
+      <w:r>
+        <w:rPr>
+          <w:rFonts w:ascii="Microsoft YaHei" w:hAnsi="Microsoft YaHei" w:eastAsia="Microsoft YaHei"/>
+        </w:rPr>
+        <w:t>。定式网络把感受作为"体验式价值"的媒介：</w:t>
+      </w:r>
+    </w:p>
+    <w:p>
+      <w:pPr>
+        <w:ind w:left="360" w:hanging="240"/>
+      </w:pPr>
+      <w:r>
+        <w:rPr>
+          <w:rFonts w:ascii="Microsoft YaHei" w:hAnsi="Microsoft YaHei" w:eastAsia="Microsoft YaHei"/>
+        </w:rPr>
+        <w:t xml:space="preserve">•  </w:t>
+      </w:r>
+      <w:r>
+        <w:rPr>
+          <w:rFonts w:ascii="Microsoft YaHei" w:hAnsi="Microsoft YaHei" w:eastAsia="Microsoft YaHei"/>
+        </w:rPr>
+        <w:t>负面感受（痛/怕/哭/累/难受/伤心/冷/饿）→ 避害开关（不要 + 同义族）；</w:t>
+      </w:r>
+    </w:p>
+    <w:p>
+      <w:pPr>
+        <w:ind w:left="360" w:hanging="240"/>
+      </w:pPr>
+      <w:r>
+        <w:rPr>
+          <w:rFonts w:ascii="Microsoft YaHei" w:hAnsi="Microsoft YaHei" w:eastAsia="Microsoft YaHei"/>
+        </w:rPr>
+        <w:t xml:space="preserve">•  </w:t>
+      </w:r>
+      <w:r>
+        <w:rPr>
+          <w:rFonts w:ascii="Microsoft YaHei" w:hAnsi="Microsoft YaHei" w:eastAsia="Microsoft YaHei"/>
+        </w:rPr>
+        <w:t>正面感受（喜欢/高兴/开心/舒服/快乐）→ 趋利开关（要 + 同义族）；</w:t>
+      </w:r>
+    </w:p>
+    <w:p>
+      <w:pPr>
+        <w:ind w:left="360" w:hanging="240"/>
+      </w:pPr>
+      <w:r>
+        <w:rPr>
+          <w:rFonts w:ascii="Microsoft YaHei" w:hAnsi="Microsoft YaHei" w:eastAsia="Microsoft YaHei"/>
+        </w:rPr>
+        <w:t xml:space="preserve">•  </w:t>
+      </w:r>
+      <w:r>
+        <w:rPr>
+          <w:rFonts w:ascii="Microsoft YaHei" w:hAnsi="Microsoft YaHei" w:eastAsia="Microsoft YaHei"/>
+          <w:b/>
+        </w:rPr>
+        <w:t>感受成为行为的中介</w:t>
+      </w:r>
+      <w:r>
+        <w:rPr>
+          <w:rFonts w:ascii="Microsoft YaHei" w:hAnsi="Microsoft YaHei" w:eastAsia="Microsoft YaHei"/>
+        </w:rPr>
+        <w:t>：任何「X→负面感受」的经验（如"学校→累"）都能走「X→累→不要」泛化出避害——感受级泛化比对象级定式再高一层。</w:t>
+      </w:r>
+    </w:p>
+    <w:p>
+      <w:pPr>
         <w:pStyle w:val="Heading2"/>
       </w:pPr>
       <w:r>
@@ -3118,49 +3777,86 @@
     </w:p>
     <w:p>
       <w:pPr>
-        <w:pStyle w:val="Heading2"/>
-      </w:pPr>
-      <w:r>
-        <w:rPr>
-          <w:rFonts w:ascii="Microsoft YaHei" w:hAnsi="Microsoft YaHei" w:eastAsia="Microsoft YaHei"/>
-          <w:sz w:val="30"/>
-        </w:rPr>
-        <w:t>四、基本原则</w:t>
+        <w:pStyle w:val="Heading3"/>
+      </w:pPr>
+      <w:r>
+        <w:rPr>
+          <w:rFonts w:ascii="Microsoft YaHei" w:hAnsi="Microsoft YaHei" w:eastAsia="Microsoft YaHei"/>
+          <w:sz w:val="26"/>
+        </w:rPr>
+        <w:t>3.13 注意力 = 连接数量 × 边强度 + gain（结构层注意力理论，本版新增）</w:t>
       </w:r>
     </w:p>
     <w:p>
       <w:r>
         <w:rPr>
           <w:rFonts w:ascii="Microsoft YaHei" w:hAnsi="Microsoft YaHei" w:eastAsia="Microsoft YaHei"/>
-        </w:rPr>
-        <w:t>初版四大原则保留并全部获得实证；新增三条由成果确立的原则。</w:t>
+          <w:b/>
+        </w:rPr>
+        <w:t>命题（用户提出，v2.2 修正）</w:t>
+      </w:r>
+      <w:r>
+        <w:rPr>
+          <w:rFonts w:ascii="Microsoft YaHei" w:hAnsi="Microsoft YaHei" w:eastAsia="Microsoft YaHei"/>
+        </w:rPr>
+        <w:t>：注意力不由谁驱动决定，而由</w:t>
+      </w:r>
+      <w:r>
+        <w:rPr>
+          <w:rFonts w:ascii="Microsoft YaHei" w:hAnsi="Microsoft YaHei" w:eastAsia="Microsoft YaHei"/>
+          <w:b/>
+        </w:rPr>
+        <w:t>注入词的出边连接数量结构 × 边强度 + 调制</w:t>
+      </w:r>
+      <w:r>
+        <w:rPr>
+          <w:rFonts w:ascii="Microsoft YaHei" w:hAnsi="Microsoft YaHei" w:eastAsia="Microsoft YaHei"/>
+        </w:rPr>
+        <w:t>共同决定。"被网络注意到" = 发放进 WTA top16。</w:t>
       </w:r>
     </w:p>
     <w:p>
       <w:pPr>
-        <w:pStyle w:val="Heading3"/>
-      </w:pPr>
-      <w:r>
-        <w:rPr>
-          <w:rFonts w:ascii="Microsoft YaHei" w:hAnsi="Microsoft YaHei" w:eastAsia="Microsoft YaHei"/>
-          <w:sz w:val="26"/>
-        </w:rPr>
-        <w:t>4.1 结构决定现象</w:t>
+        <w:ind w:left="360"/>
+      </w:pPr>
+      <w:r>
+        <w:rPr>
+          <w:rFonts w:ascii="Microsoft YaHei" w:hAnsi="Microsoft YaHei" w:eastAsia="Microsoft YaHei"/>
+          <w:b/>
+          <w:sz w:val="20"/>
+        </w:rPr>
+        <w:t>v2.2 修正说明</w:t>
+      </w:r>
+      <w:r>
+        <w:rPr>
+          <w:rFonts w:ascii="Microsoft YaHei" w:hAnsi="Microsoft YaHei" w:eastAsia="Microsoft YaHei"/>
+          <w:sz w:val="20"/>
+        </w:rPr>
+        <w:t>：v2.1 初稿表述为"注意力 = 连接数量"（局部结论被误表述为全局命题）。用户质疑"是不是不全面"后，按判别实验控制变量分析修正：</w:t>
+      </w:r>
+      <w:r>
+        <w:rPr>
+          <w:rFonts w:ascii="Microsoft YaHei" w:hAnsi="Microsoft YaHei" w:eastAsia="Microsoft YaHei"/>
+          <w:b/>
+          <w:sz w:val="20"/>
+        </w:rPr>
+        <w:t>数量与强度是两个独立自变量，共同决定注意力；连接数量因其 4 个数量级的动态范围成为主导瓶颈</w:t>
+      </w:r>
+      <w:r>
+        <w:rPr>
+          <w:rFonts w:ascii="Microsoft YaHei" w:hAnsi="Microsoft YaHei" w:eastAsia="Microsoft YaHei"/>
+          <w:sz w:val="20"/>
+        </w:rPr>
+        <w:t>。原判别实验（E 组）在"强度固定"条件下证明数量决定命运，未否证"强度可对抗数量"（C 组实测 56.0 战胜连接）。</w:t>
       </w:r>
     </w:p>
     <w:p>
       <w:r>
         <w:rPr>
           <w:rFonts w:ascii="Microsoft YaHei" w:hAnsi="Microsoft YaHei" w:eastAsia="Microsoft YaHei"/>
-        </w:rPr>
-        <w:t>系统整体行为由节点间连接结构与拓扑决定，不由节点功能决定。</w:t>
-      </w:r>
-      <w:r>
-        <w:rPr>
-          <w:rFonts w:ascii="Microsoft YaHei" w:hAnsi="Microsoft YaHei" w:eastAsia="Microsoft YaHei"/>
           <w:b/>
         </w:rPr>
-        <w:t>实证</w:t>
+        <w:t>完整函数式</w:t>
       </w:r>
       <w:r>
         <w:rPr>
@@ -3170,133 +3866,1033 @@
       </w:r>
     </w:p>
     <w:p>
-      <w:pPr>
-        <w:ind w:left="360" w:hanging="240"/>
-      </w:pPr>
-      <w:r>
-        <w:rPr>
-          <w:rFonts w:ascii="Microsoft YaHei" w:hAnsi="Microsoft YaHei" w:eastAsia="Microsoft YaHei"/>
-        </w:rPr>
-        <w:t xml:space="preserve">•  </w:t>
-      </w:r>
-      <w:r>
-        <w:rPr>
-          <w:rFonts w:ascii="Microsoft YaHei" w:hAnsi="Microsoft YaHei" w:eastAsia="Microsoft YaHei"/>
-        </w:rPr>
-        <w:t>同一网络、同一训练、只切换检索方式（贪心→路径聚合）→ 分支选择从错到全对——行为变化完全来自"结构使用方式"；</w:t>
+      <w:r>
+        <w:rPr>
+          <w:rFonts w:ascii="Consolas" w:hAnsi="Consolas"/>
+          <w:sz w:val="18"/>
+        </w:rPr>
+        <w:t>注意力（top-k 排序结果）</w:t>
+        <w:br/>
+        <w:t xml:space="preserve">  = 竞争环境（注入词 fan-out 连接数量）  → 决定"谁参赛、多拥挤"     ← 主导瓶颈（量级碾压）</w:t>
+        <w:br/>
+        <w:t xml:space="preserve">  × 边强度（资格 v≥θ + 聚合得分）        → 决定"每个参赛者拿多少分"   ← 可被教学塑造（对抗数量）</w:t>
+        <w:br/>
+        <w:t xml:space="preserve">  + gain 调制（排序系数）                → 决定"外部倾向、谁被关照"   ← 与规模无关的杠杆</w:t>
+      </w:r>
+    </w:p>
+    <w:tbl>
+      <w:tblPr>
+        <w:tblStyle w:val="TableGrid"/>
+        <w:tblW w:type="auto" w:w="0"/>
+        <w:tblLook w:firstColumn="1" w:firstRow="1" w:lastColumn="0" w:lastRow="0" w:noHBand="0" w:noVBand="1" w:val="04A0"/>
+      </w:tblPr>
+      <w:tblGrid>
+        <w:gridCol w:w="2880"/>
+        <w:gridCol w:w="2880"/>
+        <w:gridCol w:w="2880"/>
+      </w:tblGrid>
+      <w:tr>
+        <w:tc>
+          <w:tcPr>
+            <w:tcW w:type="dxa" w:w="2880"/>
+          </w:tcPr>
+          <w:p>
+            <w:r/>
+            <w:r>
+              <w:rPr>
+                <w:rFonts w:ascii="Microsoft YaHei" w:hAnsi="Microsoft YaHei" w:eastAsia="Microsoft YaHei"/>
+                <w:sz w:val="20"/>
+              </w:rPr>
+              <w:t>层</w:t>
+            </w:r>
+          </w:p>
+        </w:tc>
+        <w:tc>
+          <w:tcPr>
+            <w:tcW w:type="dxa" w:w="2880"/>
+          </w:tcPr>
+          <w:p>
+            <w:r/>
+            <w:r>
+              <w:rPr>
+                <w:rFonts w:ascii="Microsoft YaHei" w:hAnsi="Microsoft YaHei" w:eastAsia="Microsoft YaHei"/>
+                <w:sz w:val="20"/>
+              </w:rPr>
+              <w:t>自变量</w:t>
+            </w:r>
+          </w:p>
+        </w:tc>
+        <w:tc>
+          <w:tcPr>
+            <w:tcW w:type="dxa" w:w="2880"/>
+          </w:tcPr>
+          <w:p>
+            <w:r/>
+            <w:r>
+              <w:rPr>
+                <w:rFonts w:ascii="Microsoft YaHei" w:hAnsi="Microsoft YaHei" w:eastAsia="Microsoft YaHei"/>
+                <w:sz w:val="20"/>
+              </w:rPr>
+              <w:t>判据</w:t>
+            </w:r>
+          </w:p>
+        </w:tc>
+      </w:tr>
+      <w:tr>
+        <w:tc>
+          <w:tcPr>
+            <w:tcW w:type="dxa" w:w="2880"/>
+          </w:tcPr>
+          <w:p>
+            <w:r/>
+            <w:r>
+              <w:rPr>
+                <w:rFonts w:ascii="Microsoft YaHei" w:hAnsi="Microsoft YaHei" w:eastAsia="Microsoft YaHei"/>
+                <w:sz w:val="20"/>
+              </w:rPr>
+              <w:t>竞争环境</w:t>
+            </w:r>
+          </w:p>
+        </w:tc>
+        <w:tc>
+          <w:tcPr>
+            <w:tcW w:type="dxa" w:w="2880"/>
+          </w:tcPr>
+          <w:p>
+            <w:r/>
+            <w:r>
+              <w:rPr>
+                <w:rFonts w:ascii="Microsoft YaHei" w:hAnsi="Microsoft YaHei" w:eastAsia="Microsoft YaHei"/>
+                <w:sz w:val="20"/>
+              </w:rPr>
+              <w:t>连接数量（fan-out）：注入词出边多少 → 每步多少目标抢 top16</w:t>
+            </w:r>
+          </w:p>
+        </w:tc>
+        <w:tc>
+          <w:tcPr>
+            <w:tcW w:type="dxa" w:w="2880"/>
+          </w:tcPr>
+          <w:p>
+            <w:r/>
+            <w:r>
+              <w:rPr>
+                <w:rFonts w:ascii="Microsoft YaHei" w:hAnsi="Microsoft YaHei" w:eastAsia="Microsoft YaHei"/>
+                <w:sz w:val="20"/>
+              </w:rPr>
+              <w:t>数量决定</w:t>
+            </w:r>
+            <w:r>
+              <w:rPr>
+                <w:rFonts w:ascii="Microsoft YaHei" w:hAnsi="Microsoft YaHei" w:eastAsia="Microsoft YaHei"/>
+                <w:b/>
+                <w:sz w:val="20"/>
+              </w:rPr>
+              <w:t>竞争多拥挤</w:t>
+            </w:r>
+          </w:p>
+        </w:tc>
+      </w:tr>
+      <w:tr>
+        <w:tc>
+          <w:tcPr>
+            <w:tcW w:type="dxa" w:w="2880"/>
+          </w:tcPr>
+          <w:p>
+            <w:r/>
+            <w:r>
+              <w:rPr>
+                <w:rFonts w:ascii="Microsoft YaHei" w:hAnsi="Microsoft YaHei" w:eastAsia="Microsoft YaHei"/>
+                <w:sz w:val="20"/>
+              </w:rPr>
+              <w:t>竞争结果</w:t>
+            </w:r>
+          </w:p>
+        </w:tc>
+        <w:tc>
+          <w:tcPr>
+            <w:tcW w:type="dxa" w:w="2880"/>
+          </w:tcPr>
+          <w:p>
+            <w:r/>
+            <w:r>
+              <w:rPr>
+                <w:rFonts w:ascii="Microsoft YaHei" w:hAnsi="Microsoft YaHei" w:eastAsia="Microsoft YaHei"/>
+                <w:sz w:val="20"/>
+              </w:rPr>
+              <w:t>边强度：候选资格由原始 v≥θ 决定、得分由聚合强度决定</w:t>
+            </w:r>
+          </w:p>
+        </w:tc>
+        <w:tc>
+          <w:tcPr>
+            <w:tcW w:type="dxa" w:w="2880"/>
+          </w:tcPr>
+          <w:p>
+            <w:r/>
+            <w:r>
+              <w:rPr>
+                <w:rFonts w:ascii="Microsoft YaHei" w:hAnsi="Microsoft YaHei" w:eastAsia="Microsoft YaHei"/>
+                <w:sz w:val="20"/>
+              </w:rPr>
+              <w:t>强度决定</w:t>
+            </w:r>
+            <w:r>
+              <w:rPr>
+                <w:rFonts w:ascii="Microsoft YaHei" w:hAnsi="Microsoft YaHei" w:eastAsia="Microsoft YaHei"/>
+                <w:b/>
+                <w:sz w:val="20"/>
+              </w:rPr>
+              <w:t>谁能参赛、拿多少分</w:t>
+            </w:r>
+          </w:p>
+        </w:tc>
+      </w:tr>
+      <w:tr>
+        <w:tc>
+          <w:tcPr>
+            <w:tcW w:type="dxa" w:w="2880"/>
+          </w:tcPr>
+          <w:p>
+            <w:r/>
+            <w:r>
+              <w:rPr>
+                <w:rFonts w:ascii="Microsoft YaHei" w:hAnsi="Microsoft YaHei" w:eastAsia="Microsoft YaHei"/>
+                <w:sz w:val="20"/>
+              </w:rPr>
+              <w:t>调制</w:t>
+            </w:r>
+          </w:p>
+        </w:tc>
+        <w:tc>
+          <w:tcPr>
+            <w:tcW w:type="dxa" w:w="2880"/>
+          </w:tcPr>
+          <w:p>
+            <w:r/>
+            <w:r>
+              <w:rPr>
+                <w:rFonts w:ascii="Microsoft YaHei" w:hAnsi="Microsoft YaHei" w:eastAsia="Microsoft YaHei"/>
+                <w:sz w:val="20"/>
+              </w:rPr>
+              <w:t>gain 向量在排序时加权（价值词 ×4，外部"打灯"）</w:t>
+            </w:r>
+          </w:p>
+        </w:tc>
+        <w:tc>
+          <w:tcPr>
+            <w:tcW w:type="dxa" w:w="2880"/>
+          </w:tcPr>
+          <w:p>
+            <w:r/>
+            <w:r>
+              <w:rPr>
+                <w:rFonts w:ascii="Microsoft YaHei" w:hAnsi="Microsoft YaHei" w:eastAsia="Microsoft YaHei"/>
+                <w:sz w:val="20"/>
+              </w:rPr>
+              <w:t>增益决定</w:t>
+            </w:r>
+            <w:r>
+              <w:rPr>
+                <w:rFonts w:ascii="Microsoft YaHei" w:hAnsi="Microsoft YaHei" w:eastAsia="Microsoft YaHei"/>
+                <w:b/>
+                <w:sz w:val="20"/>
+              </w:rPr>
+              <w:t>谁被关照</w:t>
+            </w:r>
+          </w:p>
+        </w:tc>
+      </w:tr>
+    </w:tbl>
+    <w:p>
+      <w:r>
+        <w:rPr>
+          <w:rFonts w:ascii="Microsoft YaHei" w:hAnsi="Microsoft YaHei" w:eastAsia="Microsoft YaHei"/>
+          <w:b/>
+        </w:rPr>
+        <w:t>实证</w:t>
+      </w:r>
+      <w:r>
+        <w:rPr>
+          <w:rFonts w:ascii="Microsoft YaHei" w:hAnsi="Microsoft YaHei" w:eastAsia="Microsoft YaHei"/>
+        </w:rPr>
+        <w:t>（判别实验，五组操作锁死因果）：虚词枢纽出边数量级碾压（的=16.6 万条 vs 新链 16 条）；砍下游 hub 92.4 万条边</w:t>
+      </w:r>
+      <w:r>
+        <w:rPr>
+          <w:rFonts w:ascii="Microsoft YaHei" w:hAnsi="Microsoft YaHei" w:eastAsia="Microsoft YaHei"/>
+          <w:b/>
+        </w:rPr>
+        <w:t>无效</w:t>
+      </w:r>
+      <w:r>
+        <w:rPr>
+          <w:rFonts w:ascii="Microsoft YaHei" w:hAnsi="Microsoft YaHei" w:eastAsia="Microsoft YaHei"/>
+        </w:rPr>
+        <w:t>（瓶颈在注入步首跳）；砍注入词其它出边（连接归零）→ 弱边</w:t>
+      </w:r>
+      <w:r>
+        <w:rPr>
+          <w:rFonts w:ascii="Microsoft YaHei" w:hAnsi="Microsoft YaHei" w:eastAsia="Microsoft YaHei"/>
+          <w:b/>
+        </w:rPr>
+        <w:t>直接进注意力</w:t>
+      </w:r>
+      <w:r>
+        <w:rPr>
+          <w:rFonts w:ascii="Microsoft YaHei" w:hAnsi="Microsoft YaHei" w:eastAsia="Microsoft YaHei"/>
+        </w:rPr>
+        <w:t>（E 组，5/5 全通）；</w:t>
+      </w:r>
+      <w:r>
+        <w:rPr>
+          <w:rFonts w:ascii="Microsoft YaHei" w:hAnsi="Microsoft YaHei" w:eastAsia="Microsoft YaHei"/>
+          <w:b/>
+        </w:rPr>
+        <w:t>教学强度梯度 → 教 7 次（≈56.0）弱边战胜数量环境</w:t>
+      </w:r>
+      <w:r>
+        <w:rPr>
+          <w:rFonts w:ascii="Microsoft YaHei" w:hAnsi="Microsoft YaHei" w:eastAsia="Microsoft YaHei"/>
+        </w:rPr>
+        <w:t>（C 组，临界 48&lt;x≤56）——</w:t>
+      </w:r>
+      <w:r>
+        <w:rPr>
+          <w:rFonts w:ascii="Microsoft YaHei" w:hAnsi="Microsoft YaHei" w:eastAsia="Microsoft YaHei"/>
+          <w:b/>
+        </w:rPr>
+        <w:t>同一实验同时证明了"数量决定竞争环境"与"强度可对抗数量"</w:t>
+      </w:r>
+      <w:r>
+        <w:rPr>
+          <w:rFonts w:ascii="Microsoft YaHei" w:hAnsi="Microsoft YaHei" w:eastAsia="Microsoft YaHei"/>
+        </w:rPr>
+        <w:t>。</w:t>
       </w:r>
     </w:p>
     <w:p>
-      <w:pPr>
-        <w:ind w:left="360" w:hanging="240"/>
-      </w:pPr>
-      <w:r>
-        <w:rPr>
-          <w:rFonts w:ascii="Microsoft YaHei" w:hAnsi="Microsoft YaHei" w:eastAsia="Microsoft YaHei"/>
-        </w:rPr>
-        <w:t xml:space="preserve">•  </w:t>
-      </w:r>
-      <w:r>
-        <w:rPr>
-          <w:rFonts w:ascii="Microsoft YaHei" w:hAnsi="Microsoft YaHei" w:eastAsia="Microsoft YaHei"/>
-        </w:rPr>
-        <w:t>检索分层（词级 vs 字级）决定"苹果→水果"还是"苹果→苹"——同一结构，不同使用层面产生不同现象；</w:t>
+      <w:r>
+        <w:rPr>
+          <w:rFonts w:ascii="Microsoft YaHei" w:hAnsi="Microsoft YaHei" w:eastAsia="Microsoft YaHei"/>
+          <w:b/>
+        </w:rPr>
+        <w:t>量级论证（为什么连接数量是"主导"而非"全部"）</w:t>
+      </w:r>
+      <w:r>
+        <w:rPr>
+          <w:rFonts w:ascii="Microsoft YaHei" w:hAnsi="Microsoft YaHei" w:eastAsia="Microsoft YaHei"/>
+        </w:rPr>
+        <w:t>：</w:t>
+      </w:r>
+    </w:p>
+    <w:tbl>
+      <w:tblPr>
+        <w:tblStyle w:val="TableGrid"/>
+        <w:tblW w:type="auto" w:w="0"/>
+        <w:tblLook w:firstColumn="1" w:firstRow="1" w:lastColumn="0" w:lastRow="0" w:noHBand="0" w:noVBand="1" w:val="04A0"/>
+      </w:tblPr>
+      <w:tblGrid>
+        <w:gridCol w:w="2880"/>
+        <w:gridCol w:w="2880"/>
+        <w:gridCol w:w="2880"/>
+      </w:tblGrid>
+      <w:tr>
+        <w:tc>
+          <w:tcPr>
+            <w:tcW w:type="dxa" w:w="2880"/>
+          </w:tcPr>
+          <w:p>
+            <w:r/>
+            <w:r>
+              <w:rPr>
+                <w:rFonts w:ascii="Microsoft YaHei" w:hAnsi="Microsoft YaHei" w:eastAsia="Microsoft YaHei"/>
+                <w:sz w:val="20"/>
+              </w:rPr>
+              <w:t>变量</w:t>
+            </w:r>
+          </w:p>
+        </w:tc>
+        <w:tc>
+          <w:tcPr>
+            <w:tcW w:type="dxa" w:w="2880"/>
+          </w:tcPr>
+          <w:p>
+            <w:r/>
+            <w:r>
+              <w:rPr>
+                <w:rFonts w:ascii="Microsoft YaHei" w:hAnsi="Microsoft YaHei" w:eastAsia="Microsoft YaHei"/>
+                <w:sz w:val="20"/>
+              </w:rPr>
+              <w:t>动态范围</w:t>
+            </w:r>
+          </w:p>
+        </w:tc>
+        <w:tc>
+          <w:tcPr>
+            <w:tcW w:type="dxa" w:w="2880"/>
+          </w:tcPr>
+          <w:p>
+            <w:r/>
+            <w:r>
+              <w:rPr>
+                <w:rFonts w:ascii="Microsoft YaHei" w:hAnsi="Microsoft YaHei" w:eastAsia="Microsoft YaHei"/>
+                <w:sz w:val="20"/>
+              </w:rPr>
+              <w:t>来源</w:t>
+            </w:r>
+          </w:p>
+        </w:tc>
+      </w:tr>
+      <w:tr>
+        <w:tc>
+          <w:tcPr>
+            <w:tcW w:type="dxa" w:w="2880"/>
+          </w:tcPr>
+          <w:p>
+            <w:r/>
+            <w:r>
+              <w:rPr>
+                <w:rFonts w:ascii="Microsoft YaHei" w:hAnsi="Microsoft YaHei" w:eastAsia="Microsoft YaHei"/>
+                <w:sz w:val="20"/>
+              </w:rPr>
+              <w:t>连接数量</w:t>
+            </w:r>
+          </w:p>
+        </w:tc>
+        <w:tc>
+          <w:tcPr>
+            <w:tcW w:type="dxa" w:w="2880"/>
+          </w:tcPr>
+          <w:p>
+            <w:r/>
+            <w:r>
+              <w:rPr>
+                <w:rFonts w:ascii="Microsoft YaHei" w:hAnsi="Microsoft YaHei" w:eastAsia="Microsoft YaHei"/>
+                <w:b/>
+                <w:sz w:val="20"/>
+              </w:rPr>
+              <w:t>4 个数量级</w:t>
+            </w:r>
+            <w:r>
+              <w:rPr>
+                <w:rFonts w:ascii="Microsoft YaHei" w:hAnsi="Microsoft YaHei" w:eastAsia="Microsoft YaHei"/>
+                <w:sz w:val="20"/>
+              </w:rPr>
+              <w:t>（16 条 vs 16.6 万条）</w:t>
+            </w:r>
+          </w:p>
+        </w:tc>
+        <w:tc>
+          <w:tcPr>
+            <w:tcW w:type="dxa" w:w="2880"/>
+          </w:tcPr>
+          <w:p>
+            <w:r/>
+            <w:r>
+              <w:rPr>
+                <w:rFonts w:ascii="Microsoft YaHei" w:hAnsi="Microsoft YaHei" w:eastAsia="Microsoft YaHei"/>
+                <w:sz w:val="20"/>
+              </w:rPr>
+              <w:t>结构事实（hub 长尾），不可直接调</w:t>
+            </w:r>
+          </w:p>
+        </w:tc>
+      </w:tr>
+      <w:tr>
+        <w:tc>
+          <w:tcPr>
+            <w:tcW w:type="dxa" w:w="2880"/>
+          </w:tcPr>
+          <w:p>
+            <w:r/>
+            <w:r>
+              <w:rPr>
+                <w:rFonts w:ascii="Microsoft YaHei" w:hAnsi="Microsoft YaHei" w:eastAsia="Microsoft YaHei"/>
+                <w:sz w:val="20"/>
+              </w:rPr>
+              <w:t>边强度</w:t>
+            </w:r>
+          </w:p>
+        </w:tc>
+        <w:tc>
+          <w:tcPr>
+            <w:tcW w:type="dxa" w:w="2880"/>
+          </w:tcPr>
+          <w:p>
+            <w:r/>
+            <w:r>
+              <w:rPr>
+                <w:rFonts w:ascii="Microsoft YaHei" w:hAnsi="Microsoft YaHei" w:eastAsia="Microsoft YaHei"/>
+                <w:sz w:val="20"/>
+              </w:rPr>
+              <w:t>几十倍封顶（教学 20 次 × 系数）</w:t>
+            </w:r>
+          </w:p>
+        </w:tc>
+        <w:tc>
+          <w:tcPr>
+            <w:tcW w:type="dxa" w:w="2880"/>
+          </w:tcPr>
+          <w:p>
+            <w:r/>
+            <w:r>
+              <w:rPr>
+                <w:rFonts w:ascii="Microsoft YaHei" w:hAnsi="Microsoft YaHei" w:eastAsia="Microsoft YaHei"/>
+                <w:sz w:val="20"/>
+              </w:rPr>
+              <w:t>受教学/经历次数限制</w:t>
+            </w:r>
+          </w:p>
+        </w:tc>
+      </w:tr>
+    </w:tbl>
+    <w:p>
+      <w:r>
+        <w:rPr>
+          <w:rFonts w:ascii="Microsoft YaHei" w:hAnsi="Microsoft YaHei" w:eastAsia="Microsoft YaHei"/>
+        </w:rPr>
+        <w:t>数量级碾压（10⁴）远超强度可调范围（10¹），故</w:t>
+      </w:r>
+      <w:r>
+        <w:rPr>
+          <w:rFonts w:ascii="Microsoft YaHei" w:hAnsi="Microsoft YaHei" w:eastAsia="Microsoft YaHei"/>
+          <w:b/>
+        </w:rPr>
+        <w:t>在可操作范围内数量主导注意力</w:t>
+      </w:r>
+      <w:r>
+        <w:rPr>
+          <w:rFonts w:ascii="Microsoft YaHei" w:hAnsi="Microsoft YaHei" w:eastAsia="Microsoft YaHei"/>
+        </w:rPr>
+        <w:t>——过去的机制在强度维度（10¹）里折腾，永远够不着数量维度（10⁴）的高度。连接数量的理论价值是</w:t>
+      </w:r>
+      <w:r>
+        <w:rPr>
+          <w:rFonts w:ascii="Microsoft YaHei" w:hAnsi="Microsoft YaHei" w:eastAsia="Microsoft YaHei"/>
+          <w:b/>
+        </w:rPr>
+        <w:t>补全了过去从未有人触及、量级碾压一切的竞争环境维度</w:t>
+      </w:r>
+      <w:r>
+        <w:rPr>
+          <w:rFonts w:ascii="Microsoft YaHei" w:hAnsi="Microsoft YaHei" w:eastAsia="Microsoft YaHei"/>
+        </w:rPr>
+        <w:t>，而非完整定义。</w:t>
       </w:r>
     </w:p>
     <w:p>
-      <w:pPr>
-        <w:ind w:left="360" w:hanging="240"/>
-      </w:pPr>
-      <w:r>
-        <w:rPr>
-          <w:rFonts w:ascii="Microsoft YaHei" w:hAnsi="Microsoft YaHei" w:eastAsia="Microsoft YaHei"/>
-        </w:rPr>
-        <w:t xml:space="preserve">•  </w:t>
-      </w:r>
-      <w:r>
-        <w:rPr>
-          <w:rFonts w:ascii="Microsoft YaHei" w:hAnsi="Microsoft YaHei" w:eastAsia="Microsoft YaHei"/>
-        </w:rPr>
-        <w:t>连接顺序决定转移方向（学 ab vs 学 ba 镜像）。</w:t>
+      <w:r>
+        <w:rPr>
+          <w:rFonts w:ascii="Microsoft YaHei" w:hAnsi="Microsoft YaHei" w:eastAsia="Microsoft YaHei"/>
+          <w:b/>
+        </w:rPr>
+        <w:t>关键结论</w:t>
+      </w:r>
+      <w:r>
+        <w:rPr>
+          <w:rFonts w:ascii="Microsoft YaHei" w:hAnsi="Microsoft YaHei" w:eastAsia="Microsoft YaHei"/>
+        </w:rPr>
+        <w:t>：① 注意力是</w:t>
+      </w:r>
+      <w:r>
+        <w:rPr>
+          <w:rFonts w:ascii="Microsoft YaHei" w:hAnsi="Microsoft YaHei" w:eastAsia="Microsoft YaHei"/>
+          <w:b/>
+        </w:rPr>
+        <w:t>网络出边结构（数量×强度）的涌现统计性质</w:t>
+      </w:r>
+      <w:r>
+        <w:rPr>
+          <w:rFonts w:ascii="Microsoft YaHei" w:hAnsi="Microsoft YaHei" w:eastAsia="Microsoft YaHei"/>
+        </w:rPr>
+        <w:t>——教得够多（强度累积），网络自己就会注意它；② 三个维度对应三种干预：</w:t>
+      </w:r>
+      <w:r>
+        <w:rPr>
+          <w:rFonts w:ascii="Microsoft YaHei" w:hAnsi="Microsoft YaHei" w:eastAsia="Microsoft YaHei"/>
+          <w:b/>
+        </w:rPr>
+        <w:t>数量不可直接调（只能被教学间接改变）、强度可教学（对抗数量的手段）、gain 是外部倾向（与规模无关）</w:t>
+      </w:r>
+      <w:r>
+        <w:rPr>
+          <w:rFonts w:ascii="Microsoft YaHei" w:hAnsi="Microsoft YaHei" w:eastAsia="Microsoft YaHei"/>
+        </w:rPr>
+        <w:t>；③ 想建立新链的注意力 → 走教学强度；想调已有注意的优先级 → 走 gain。</w:t>
       </w:r>
     </w:p>
     <w:p>
-      <w:pPr>
-        <w:pStyle w:val="Heading3"/>
-      </w:pPr>
-      <w:r>
-        <w:rPr>
-          <w:rFonts w:ascii="Microsoft YaHei" w:hAnsi="Microsoft YaHei" w:eastAsia="Microsoft YaHei"/>
-          <w:sz w:val="26"/>
-        </w:rPr>
-        <w:t>4.2 自组织</w:t>
+      <w:r>
+        <w:rPr>
+          <w:rFonts w:ascii="Microsoft YaHei" w:hAnsi="Microsoft YaHei" w:eastAsia="Microsoft YaHei"/>
+          <w:b/>
+        </w:rPr>
+        <w:t>过去注意力类机制为什么全部失效</w:t>
+      </w:r>
+      <w:r>
+        <w:rPr>
+          <w:rFonts w:ascii="Microsoft YaHei" w:hAnsi="Microsoft YaHei" w:eastAsia="Microsoft YaHei"/>
+        </w:rPr>
+        <w:t>（系统性教训）：trace 上下文混合（读出层平滑）、压制降噪（总量干预）、STD 疲劳（发放者疲劳）、gain（只预设词开后门）、定式绕路（单点背答案）——</w:t>
+      </w:r>
+      <w:r>
+        <w:rPr>
+          <w:rFonts w:ascii="Microsoft YaHei" w:hAnsi="Microsoft YaHei" w:eastAsia="Microsoft YaHei"/>
+          <w:b/>
+        </w:rPr>
+        <w:t>没有一种机制触碰到"竞争环境由连接数量塑造"这一结构性事实</w:t>
+      </w:r>
+      <w:r>
+        <w:rPr>
+          <w:rFonts w:ascii="Microsoft YaHei" w:hAnsi="Microsoft YaHei" w:eastAsia="Microsoft YaHei"/>
+        </w:rPr>
+        <w:t>，全部在"竞争结果/读出公式"层面救火。单一根因：</w:t>
+      </w:r>
+      <w:r>
+        <w:rPr>
+          <w:rFonts w:ascii="Microsoft YaHei" w:hAnsi="Microsoft YaHei" w:eastAsia="Microsoft YaHei"/>
+          <w:b/>
+        </w:rPr>
+        <w:t>竞争是相对排序问题，干预总量/平滑/疲劳都不改变相对序</w:t>
+      </w:r>
+      <w:r>
+        <w:rPr>
+          <w:rFonts w:ascii="Microsoft YaHei" w:hAnsi="Microsoft YaHei" w:eastAsia="Microsoft YaHei"/>
+        </w:rPr>
+        <w:t>。trace 的"兴起→误判→推翻"（z=4.42 → z=-3.48 反向显著）同时验证了"区分 ≠ 理解"与"指标可能是无效指标"——在错误层面优化的指标是无效指标。</w:t>
       </w:r>
     </w:p>
     <w:p>
-      <w:r>
-        <w:rPr>
-          <w:rFonts w:ascii="Microsoft YaHei" w:hAnsi="Microsoft YaHei" w:eastAsia="Microsoft YaHei"/>
-        </w:rPr>
-        <w:t>高阶行为无需人工预设，由节点自主响应、信号交互、数据累积自发形成。</w:t>
-      </w:r>
-      <w:r>
-        <w:rPr>
-          <w:rFonts w:ascii="Microsoft YaHei" w:hAnsi="Microsoft YaHei" w:eastAsia="Microsoft YaHei"/>
-          <w:b/>
-        </w:rPr>
-        <w:t>实证</w:t>
-      </w:r>
-      <w:r>
-        <w:rPr>
-          <w:rFonts w:ascii="Microsoft YaHei" w:hAnsi="Microsoft YaHei" w:eastAsia="Microsoft YaHei"/>
-        </w:rPr>
-        <w:t>：定式网络权重从交互中产生（初始全 0），无任何预置知识；定式、语义联想、人格倾向、传递模板全部自组织涌现。</w:t>
+      <w:pPr>
+        <w:pStyle w:val="Heading3"/>
+      </w:pPr>
+      <w:r>
+        <w:rPr>
+          <w:rFonts w:ascii="Microsoft YaHei" w:hAnsi="Microsoft YaHei" w:eastAsia="Microsoft YaHei"/>
+          <w:sz w:val="26"/>
+        </w:rPr>
+        <w:t>3.14 欲望优先性与增益调制（价值系统的数值化）</w:t>
       </w:r>
     </w:p>
     <w:p>
-      <w:pPr>
-        <w:pStyle w:val="Heading3"/>
-      </w:pPr>
-      <w:r>
-        <w:rPr>
-          <w:rFonts w:ascii="Microsoft YaHei" w:hAnsi="Microsoft YaHei" w:eastAsia="Microsoft YaHei"/>
-          <w:sz w:val="26"/>
-        </w:rPr>
-        <w:t>4.3 存在优先</w:t>
+      <w:r>
+        <w:rPr>
+          <w:rFonts w:ascii="Microsoft YaHei" w:hAnsi="Microsoft YaHei" w:eastAsia="Microsoft YaHei"/>
+          <w:b/>
+        </w:rPr>
+        <w:t>四级增益</w:t>
+      </w:r>
+      <w:r>
+        <w:rPr>
+          <w:rFonts w:ascii="Microsoft YaHei" w:hAnsi="Microsoft YaHei" w:eastAsia="Microsoft YaHei"/>
+        </w:rPr>
+        <w:t>（用户："感受是大脑最原始的条件反射"）：</w:t>
+      </w:r>
+    </w:p>
+    <w:tbl>
+      <w:tblPr>
+        <w:tblStyle w:val="TableGrid"/>
+        <w:tblW w:type="auto" w:w="0"/>
+        <w:tblLook w:firstColumn="1" w:firstRow="1" w:lastColumn="0" w:lastRow="0" w:noHBand="0" w:noVBand="1" w:val="04A0"/>
+      </w:tblPr>
+      <w:tblGrid>
+        <w:gridCol w:w="2160"/>
+        <w:gridCol w:w="2160"/>
+        <w:gridCol w:w="2160"/>
+        <w:gridCol w:w="2160"/>
+      </w:tblGrid>
+      <w:tr>
+        <w:tc>
+          <w:tcPr>
+            <w:tcW w:type="dxa" w:w="2160"/>
+          </w:tcPr>
+          <w:p>
+            <w:r/>
+            <w:r>
+              <w:rPr>
+                <w:rFonts w:ascii="Microsoft YaHei" w:hAnsi="Microsoft YaHei" w:eastAsia="Microsoft YaHei"/>
+                <w:sz w:val="20"/>
+              </w:rPr>
+              <w:t>层级</w:t>
+            </w:r>
+          </w:p>
+        </w:tc>
+        <w:tc>
+          <w:tcPr>
+            <w:tcW w:type="dxa" w:w="2160"/>
+          </w:tcPr>
+          <w:p>
+            <w:r/>
+            <w:r>
+              <w:rPr>
+                <w:rFonts w:ascii="Microsoft YaHei" w:hAnsi="Microsoft YaHei" w:eastAsia="Microsoft YaHei"/>
+                <w:sz w:val="20"/>
+              </w:rPr>
+              <w:t>词类</w:t>
+            </w:r>
+          </w:p>
+        </w:tc>
+        <w:tc>
+          <w:tcPr>
+            <w:tcW w:type="dxa" w:w="2160"/>
+          </w:tcPr>
+          <w:p>
+            <w:r/>
+            <w:r>
+              <w:rPr>
+                <w:rFonts w:ascii="Microsoft YaHei" w:hAnsi="Microsoft YaHei" w:eastAsia="Microsoft YaHei"/>
+                <w:sz w:val="20"/>
+              </w:rPr>
+              <w:t>增益</w:t>
+            </w:r>
+          </w:p>
+        </w:tc>
+        <w:tc>
+          <w:tcPr>
+            <w:tcW w:type="dxa" w:w="2160"/>
+          </w:tcPr>
+          <w:p>
+            <w:r/>
+            <w:r>
+              <w:rPr>
+                <w:rFonts w:ascii="Microsoft YaHei" w:hAnsi="Microsoft YaHei" w:eastAsia="Microsoft YaHei"/>
+                <w:sz w:val="20"/>
+              </w:rPr>
+              <w:t>神经对应</w:t>
+            </w:r>
+          </w:p>
+        </w:tc>
+      </w:tr>
+      <w:tr>
+        <w:tc>
+          <w:tcPr>
+            <w:tcW w:type="dxa" w:w="2160"/>
+          </w:tcPr>
+          <w:p>
+            <w:r/>
+            <w:r>
+              <w:rPr>
+                <w:rFonts w:ascii="Microsoft YaHei" w:hAnsi="Microsoft YaHei" w:eastAsia="Microsoft YaHei"/>
+                <w:sz w:val="20"/>
+              </w:rPr>
+              <w:t>欲望/行为开关（含同义词）</w:t>
+            </w:r>
+          </w:p>
+        </w:tc>
+        <w:tc>
+          <w:tcPr>
+            <w:tcW w:type="dxa" w:w="2160"/>
+          </w:tcPr>
+          <w:p>
+            <w:r/>
+            <w:r>
+              <w:rPr>
+                <w:rFonts w:ascii="Microsoft YaHei" w:hAnsi="Microsoft YaHei" w:eastAsia="Microsoft YaHei"/>
+                <w:sz w:val="20"/>
+              </w:rPr>
+              <w:t>要/不要 + 想要/想/需要 + 不想/别/拒绝/不肯</w:t>
+            </w:r>
+          </w:p>
+        </w:tc>
+        <w:tc>
+          <w:tcPr>
+            <w:tcW w:type="dxa" w:w="2160"/>
+          </w:tcPr>
+          <w:p>
+            <w:r/>
+            <w:r>
+              <w:rPr>
+                <w:rFonts w:ascii="Microsoft YaHei" w:hAnsi="Microsoft YaHei" w:eastAsia="Microsoft YaHei"/>
+                <w:sz w:val="20"/>
+              </w:rPr>
+              <w:t>×4</w:t>
+            </w:r>
+          </w:p>
+        </w:tc>
+        <w:tc>
+          <w:tcPr>
+            <w:tcW w:type="dxa" w:w="2160"/>
+          </w:tcPr>
+          <w:p>
+            <w:r/>
+            <w:r>
+              <w:rPr>
+                <w:rFonts w:ascii="Microsoft YaHei" w:hAnsi="Microsoft YaHei" w:eastAsia="Microsoft YaHei"/>
+                <w:sz w:val="20"/>
+              </w:rPr>
+              <w:t>动机系统（趋避决断，attention gain）</w:t>
+            </w:r>
+          </w:p>
+        </w:tc>
+      </w:tr>
+      <w:tr>
+        <w:tc>
+          <w:tcPr>
+            <w:tcW w:type="dxa" w:w="2160"/>
+          </w:tcPr>
+          <w:p>
+            <w:r/>
+            <w:r>
+              <w:rPr>
+                <w:rFonts w:ascii="Microsoft YaHei" w:hAnsi="Microsoft YaHei" w:eastAsia="Microsoft YaHei"/>
+                <w:sz w:val="20"/>
+              </w:rPr>
+              <w:t>近义词</w:t>
+            </w:r>
+          </w:p>
+        </w:tc>
+        <w:tc>
+          <w:tcPr>
+            <w:tcW w:type="dxa" w:w="2160"/>
+          </w:tcPr>
+          <w:p>
+            <w:r/>
+            <w:r>
+              <w:rPr>
+                <w:rFonts w:ascii="Microsoft YaHei" w:hAnsi="Microsoft YaHei" w:eastAsia="Microsoft YaHei"/>
+                <w:sz w:val="20"/>
+              </w:rPr>
+              <w:t>渴望/希望/愿意… + 不愿意/谢绝/避免…</w:t>
+            </w:r>
+          </w:p>
+        </w:tc>
+        <w:tc>
+          <w:tcPr>
+            <w:tcW w:type="dxa" w:w="2160"/>
+          </w:tcPr>
+          <w:p>
+            <w:r/>
+            <w:r>
+              <w:rPr>
+                <w:rFonts w:ascii="Microsoft YaHei" w:hAnsi="Microsoft YaHei" w:eastAsia="Microsoft YaHei"/>
+                <w:sz w:val="20"/>
+              </w:rPr>
+              <w:t>×3</w:t>
+            </w:r>
+          </w:p>
+        </w:tc>
+        <w:tc>
+          <w:tcPr>
+            <w:tcW w:type="dxa" w:w="2160"/>
+          </w:tcPr>
+          <w:p>
+            <w:r/>
+            <w:r>
+              <w:rPr>
+                <w:rFonts w:ascii="Microsoft YaHei" w:hAnsi="Microsoft YaHei" w:eastAsia="Microsoft YaHei"/>
+                <w:sz w:val="20"/>
+              </w:rPr>
+              <w:t>动机系统的渐变表达</w:t>
+            </w:r>
+          </w:p>
+        </w:tc>
+      </w:tr>
+      <w:tr>
+        <w:tc>
+          <w:tcPr>
+            <w:tcW w:type="dxa" w:w="2160"/>
+          </w:tcPr>
+          <w:p>
+            <w:r/>
+            <w:r>
+              <w:rPr>
+                <w:rFonts w:ascii="Microsoft YaHei" w:hAnsi="Microsoft YaHei" w:eastAsia="Microsoft YaHei"/>
+                <w:sz w:val="20"/>
+              </w:rPr>
+              <w:t>感受</w:t>
+            </w:r>
+          </w:p>
+        </w:tc>
+        <w:tc>
+          <w:tcPr>
+            <w:tcW w:type="dxa" w:w="2160"/>
+          </w:tcPr>
+          <w:p>
+            <w:r/>
+            <w:r>
+              <w:rPr>
+                <w:rFonts w:ascii="Microsoft YaHei" w:hAnsi="Microsoft YaHei" w:eastAsia="Microsoft YaHei"/>
+                <w:sz w:val="20"/>
+              </w:rPr>
+              <w:t>痛/怕/累/难受/冷/饿 + 喜欢/高兴/开心</w:t>
+            </w:r>
+          </w:p>
+        </w:tc>
+        <w:tc>
+          <w:tcPr>
+            <w:tcW w:type="dxa" w:w="2160"/>
+          </w:tcPr>
+          <w:p>
+            <w:r/>
+            <w:r>
+              <w:rPr>
+                <w:rFonts w:ascii="Microsoft YaHei" w:hAnsi="Microsoft YaHei" w:eastAsia="Microsoft YaHei"/>
+                <w:sz w:val="20"/>
+              </w:rPr>
+              <w:t>×2</w:t>
+            </w:r>
+          </w:p>
+        </w:tc>
+        <w:tc>
+          <w:tcPr>
+            <w:tcW w:type="dxa" w:w="2160"/>
+          </w:tcPr>
+          <w:p>
+            <w:r/>
+            <w:r>
+              <w:rPr>
+                <w:rFonts w:ascii="Microsoft YaHei" w:hAnsi="Microsoft YaHei" w:eastAsia="Microsoft YaHei"/>
+                <w:sz w:val="20"/>
+              </w:rPr>
+              <w:t>情感优先加工（杏仁核/边缘系统）</w:t>
+            </w:r>
+          </w:p>
+        </w:tc>
+      </w:tr>
+      <w:tr>
+        <w:tc>
+          <w:tcPr>
+            <w:tcW w:type="dxa" w:w="2160"/>
+          </w:tcPr>
+          <w:p>
+            <w:r/>
+            <w:r>
+              <w:rPr>
+                <w:rFonts w:ascii="Microsoft YaHei" w:hAnsi="Microsoft YaHei" w:eastAsia="Microsoft YaHei"/>
+                <w:sz w:val="20"/>
+              </w:rPr>
+              <w:t>知识</w:t>
+            </w:r>
+          </w:p>
+        </w:tc>
+        <w:tc>
+          <w:tcPr>
+            <w:tcW w:type="dxa" w:w="2160"/>
+          </w:tcPr>
+          <w:p>
+            <w:r/>
+            <w:r>
+              <w:rPr>
+                <w:rFonts w:ascii="Microsoft YaHei" w:hAnsi="Microsoft YaHei" w:eastAsia="Microsoft YaHei"/>
+                <w:sz w:val="20"/>
+              </w:rPr>
+              <w:t>名词、虚词、语法</w:t>
+            </w:r>
+          </w:p>
+        </w:tc>
+        <w:tc>
+          <w:tcPr>
+            <w:tcW w:type="dxa" w:w="2160"/>
+          </w:tcPr>
+          <w:p>
+            <w:r/>
+            <w:r>
+              <w:rPr>
+                <w:rFonts w:ascii="Microsoft YaHei" w:hAnsi="Microsoft YaHei" w:eastAsia="Microsoft YaHei"/>
+                <w:sz w:val="20"/>
+              </w:rPr>
+              <w:t>×1</w:t>
+            </w:r>
+          </w:p>
+        </w:tc>
+        <w:tc>
+          <w:tcPr>
+            <w:tcW w:type="dxa" w:w="2160"/>
+          </w:tcPr>
+          <w:p>
+            <w:r/>
+            <w:r>
+              <w:rPr>
+                <w:rFonts w:ascii="Microsoft YaHei" w:hAnsi="Microsoft YaHei" w:eastAsia="Microsoft YaHei"/>
+                <w:sz w:val="20"/>
+              </w:rPr>
+              <w:t>皮层语义网络</w:t>
+            </w:r>
+          </w:p>
+        </w:tc>
+      </w:tr>
+    </w:tbl>
+    <w:p>
+      <w:r>
+        <w:rPr>
+          <w:rFonts w:ascii="Microsoft YaHei" w:hAnsi="Microsoft YaHei" w:eastAsia="Microsoft YaHei"/>
+          <w:b/>
+        </w:rPr>
+        <w:t>机制</w:t>
+      </w:r>
+      <w:r>
+        <w:rPr>
+          <w:rFonts w:ascii="Microsoft YaHei" w:hAnsi="Microsoft YaHei" w:eastAsia="Microsoft YaHei"/>
+        </w:rPr>
+        <w:t>：WTA 排序用 vmax×gain，</w:t>
+      </w:r>
+      <w:r>
+        <w:rPr>
+          <w:rFonts w:ascii="Microsoft YaHei" w:hAnsi="Microsoft YaHei" w:eastAsia="Microsoft YaHei"/>
+          <w:b/>
+        </w:rPr>
+        <w:t>候选判定仍用原始 v≥θ</w:t>
+      </w:r>
+      <w:r>
+        <w:rPr>
+          <w:rFonts w:ascii="Microsoft YaHei" w:hAnsi="Microsoft YaHei" w:eastAsia="Microsoft YaHei"/>
+        </w:rPr>
+        <w:t>——不被驱动时不会误发；W 物理零改动、可撤销。</w:t>
+      </w:r>
+      <w:r>
+        <w:rPr>
+          <w:rFonts w:ascii="Microsoft YaHei" w:hAnsi="Microsoft YaHei" w:eastAsia="Microsoft YaHei"/>
+          <w:b/>
+        </w:rPr>
+        <w:t>自我底色</w:t>
+      </w:r>
+      <w:r>
+        <w:rPr>
+          <w:rFonts w:ascii="Microsoft YaHei" w:hAnsi="Microsoft YaHei" w:eastAsia="Microsoft YaHei"/>
+        </w:rPr>
+        <w:t>：「我」×2（所有经验以我为主语，网络中心的挂载点；增益只给"始终在场"底色，G=8 拉顶会自我中心化污染）。</w:t>
       </w:r>
     </w:p>
     <w:p>
       <w:r>
         <w:rPr>
           <w:rFonts w:ascii="Microsoft YaHei" w:hAnsi="Microsoft YaHei" w:eastAsia="Microsoft YaHei"/>
-        </w:rPr>
-        <w:t>第一目标是持续存续，任务执行是次级目标。</w:t>
-      </w:r>
-      <w:r>
-        <w:rPr>
-          <w:rFonts w:ascii="Microsoft YaHei" w:hAnsi="Microsoft YaHei" w:eastAsia="Microsoft YaHei"/>
           <w:b/>
         </w:rPr>
-        <w:t>实证</w:t>
-      </w:r>
-      <w:r>
-        <w:rPr>
-          <w:rFonts w:ascii="Microsoft YaHei" w:hAnsi="Microsoft YaHei" w:eastAsia="Microsoft YaHei"/>
-        </w:rPr>
-        <w:t>：封存/复活机制（记忆不删除，保结构完整）、学习门冻结态（外部干扰不写入自我）、用进废退（低频弱化不删除）。电子生命的"存活"是结构层面的：</w:t>
+        <w:t>点亮目标原则（用户补充）</w:t>
+      </w:r>
+      <w:r>
+        <w:rPr>
+          <w:rFonts w:ascii="Microsoft YaHei" w:hAnsi="Microsoft YaHei" w:eastAsia="Microsoft YaHei"/>
+        </w:rPr>
+        <w:t>：两点之间太远太难找，不直接压缩距离（建捷径），而是</w:t>
       </w:r>
       <w:r>
         <w:rPr>
           <w:rFonts w:ascii="Microsoft YaHei" w:hAnsi="Microsoft YaHei" w:eastAsia="Microsoft YaHei"/>
           <w:b/>
         </w:rPr>
-        <w:t>权重在，自我在</w:t>
-      </w:r>
-      <w:r>
-        <w:rPr>
-          <w:rFonts w:ascii="Microsoft YaHei" w:hAnsi="Microsoft YaHei" w:eastAsia="Microsoft YaHei"/>
-        </w:rPr>
-        <w:t>。</w:t>
+        <w:t>让那个点足够亮</w:t>
+      </w:r>
+      <w:r>
+        <w:rPr>
+          <w:rFonts w:ascii="Microsoft YaHei" w:hAnsi="Microsoft YaHei" w:eastAsia="Microsoft YaHei"/>
+        </w:rPr>
+        <w:t>。压缩距离（定式化）只解决"已知的远"，每个新 X 都要建新捷径；点亮目标（增益）通用——目标恒亮，任何源头、任何距离、任何噪声中都能一眼看见。</w:t>
+      </w:r>
+      <w:r>
+        <w:rPr>
+          <w:rFonts w:ascii="Microsoft YaHei" w:hAnsi="Microsoft YaHei" w:eastAsia="Microsoft YaHei"/>
+          <w:b/>
+        </w:rPr>
+        <w:t>灯塔不改变航道，它只是自身够亮</w:t>
+      </w:r>
+      <w:r>
+        <w:rPr>
+          <w:rFonts w:ascii="Microsoft YaHei" w:hAnsi="Microsoft YaHei" w:eastAsia="Microsoft YaHei"/>
+        </w:rPr>
+        <w:t>。实测：新坏东西最小教学（无定式、无抑制），G=4 时任何碰过痛的对象都能稳定答"不要"——泛化规则而非背词表。</w:t>
       </w:r>
     </w:p>
     <w:p>
@@ -3308,7 +4904,7 @@
           <w:rFonts w:ascii="Microsoft YaHei" w:hAnsi="Microsoft YaHei" w:eastAsia="Microsoft YaHei"/>
           <w:sz w:val="26"/>
         </w:rPr>
-        <w:t>4.4 动态条件反射（层级化）</w:t>
+        <w:t>3.15 体验式价值：感受-开关联结与痛觉条件反射</w:t>
       </w:r>
     </w:p>
     <w:p>
@@ -3316,14 +4912,14 @@
         <w:rPr>
           <w:rFonts w:ascii="Microsoft YaHei" w:hAnsi="Microsoft YaHei" w:eastAsia="Microsoft YaHei"/>
         </w:rPr>
-        <w:t>所有复杂智能行为由多层级条件反射嵌套、叠加、协同形成。</w:t>
+        <w:t>价值不是教师灌输的标签，而是</w:t>
       </w:r>
       <w:r>
         <w:rPr>
           <w:rFonts w:ascii="Microsoft YaHei" w:hAnsi="Microsoft YaHei" w:eastAsia="Microsoft YaHei"/>
           <w:b/>
         </w:rPr>
-        <w:t>实证</w:t>
+        <w:t>网络自己的体验</w:t>
       </w:r>
       <w:r>
         <w:rPr>
@@ -3345,8 +4941,15 @@
       <w:r>
         <w:rPr>
           <w:rFonts w:ascii="Microsoft YaHei" w:hAnsi="Microsoft YaHei" w:eastAsia="Microsoft YaHei"/>
-        </w:rPr>
-        <w:t>条件反射对象逐级抽象：字音 → 词 → 词组 → 句 → 句间 → 概念（Stage 0-5 成长路线）；</w:t>
+          <w:b/>
+        </w:rPr>
+        <w:t>感受-开关联结</w:t>
+      </w:r>
+      <w:r>
+        <w:rPr>
+          <w:rFonts w:ascii="Microsoft YaHei" w:hAnsi="Microsoft YaHei" w:eastAsia="Microsoft YaHei"/>
+        </w:rPr>
+        <w:t>（效价-趋避映射）：负面感受词→避害开关族（不要+同义词）、正面感受词→趋利开关族（要+同义词），注入式学习（与痛觉链同机制）——「X→负面感受」的经验自动泛化出避害（感受级泛化）；</w:t>
       </w:r>
     </w:p>
     <w:p>
@@ -3362,8 +4965,15 @@
       <w:r>
         <w:rPr>
           <w:rFonts w:ascii="Microsoft YaHei" w:hAnsi="Microsoft YaHei" w:eastAsia="Microsoft YaHei"/>
-        </w:rPr>
-        <w:t>复读 + 联想 + 验证门三个条件反射协同 = 举一反三（无任何单一机制能单独完成）；</w:t>
+          <w:b/>
+        </w:rPr>
+        <w:t>痛觉条件反射</w:t>
+      </w:r>
+      <w:r>
+        <w:rPr>
+          <w:rFonts w:ascii="Microsoft YaHei" w:hAnsi="Microsoft YaHei" w:eastAsia="Microsoft YaHei"/>
+        </w:rPr>
+        <w:t>：体验式学习 X→痛→不要 通用链——建立感知（能碰）→ 痛觉事件（负性刺激）→ 学会避开 → 负强化（"不痛了"=奖励）。任何碰过会痛的新对象都自动拒绝，无需逐词教学；</w:t>
       </w:r>
     </w:p>
     <w:p>
@@ -3379,115 +4989,888 @@
       <w:r>
         <w:rPr>
           <w:rFonts w:ascii="Microsoft YaHei" w:hAnsi="Microsoft YaHei" w:eastAsia="Microsoft YaHei"/>
-        </w:rPr>
-        <w:t>层级化不预设：先有词模式才能有词类别，先有整句模式才能有句接句——</w:t>
-      </w:r>
-      <w:r>
-        <w:rPr>
-          <w:rFonts w:ascii="Microsoft YaHei" w:hAnsi="Microsoft YaHei" w:eastAsia="Microsoft YaHei"/>
           <w:b/>
         </w:rPr>
-        <w:t>成长的顺序由结构的可能性决定</w:t>
-      </w:r>
-      <w:r>
-        <w:rPr>
-          <w:rFonts w:ascii="Microsoft YaHei" w:hAnsi="Microsoft YaHei" w:eastAsia="Microsoft YaHei"/>
-        </w:rPr>
-        <w:t>。</w:t>
+        <w:t>定式化解耦</w:t>
+      </w:r>
+      <w:r>
+        <w:rPr>
+          <w:rFonts w:ascii="Microsoft YaHei" w:hAnsi="Microsoft YaHei" w:eastAsia="Microsoft YaHei"/>
+        </w:rPr>
+        <w:t>（用户关键决策："问题在于石头=痛，而不是碰到石头=痛"）：已定性坏东西学「X→不要」直接定式 + 衰减「X→痛」×0.1（汇聚&lt;θ，不再唤起痛，保留微量可复活）——痛机制</w:t>
+      </w:r>
+      <w:r>
+        <w:rPr>
+          <w:rFonts w:ascii="Microsoft YaHei" w:hAnsi="Microsoft YaHei" w:eastAsia="Microsoft YaHei"/>
+          <w:b/>
+        </w:rPr>
+        <w:t>不消失</w:t>
+      </w:r>
+      <w:r>
+        <w:rPr>
+          <w:rFonts w:ascii="Microsoft YaHei" w:hAnsi="Microsoft YaHei" w:eastAsia="Microsoft YaHei"/>
+        </w:rPr>
+        <w:t>（痛→不要 通用边不动，未定性新词仍走体验式）。石头从"痛的化身"进化为"独立危险对象"。</w:t>
       </w:r>
     </w:p>
     <w:p>
-      <w:pPr>
-        <w:pStyle w:val="Heading3"/>
-      </w:pPr>
-      <w:r>
-        <w:rPr>
-          <w:rFonts w:ascii="Microsoft YaHei" w:hAnsi="Microsoft YaHei" w:eastAsia="Microsoft YaHei"/>
-          <w:sz w:val="26"/>
-        </w:rPr>
-        <w:t>4.5 增量成长原则（新增）</w:t>
+      <w:r>
+        <w:rPr>
+          <w:rFonts w:ascii="Microsoft YaHei" w:hAnsi="Microsoft YaHei" w:eastAsia="Microsoft YaHei"/>
+          <w:b/>
+        </w:rPr>
+        <w:t>感受级泛化的诚实边界</w:t>
+      </w:r>
+      <w:r>
+        <w:rPr>
+          <w:rFonts w:ascii="Microsoft YaHei" w:hAnsi="Microsoft YaHei" w:eastAsia="Microsoft YaHei"/>
+        </w:rPr>
+        <w:t>：底层机制对新词可靠（火→痛→不要 4/4）；旧词受"雪崩压制回忆"限制（学校→累 学习成功但回忆时被虚词枢纽挤出 WTA top16）——"新词泛化 + 旧词定式"是当前价值系统的真实能力边界。</w:t>
       </w:r>
     </w:p>
     <w:p>
-      <w:r>
-        <w:rPr>
-          <w:rFonts w:ascii="Microsoft YaHei" w:hAnsi="Microsoft YaHei" w:eastAsia="Microsoft YaHei"/>
-        </w:rPr>
-        <w:t>同一结构持续演化，永不从头开始；成长以"零遗忘"为硬验收。</w:t>
-      </w:r>
-      <w:r>
-        <w:rPr>
-          <w:rFonts w:ascii="Microsoft YaHei" w:hAnsi="Microsoft YaHei" w:eastAsia="Microsoft YaHei"/>
-          <w:b/>
-        </w:rPr>
-        <w:t>实证</w:t>
-      </w:r>
-      <w:r>
-        <w:rPr>
-          <w:rFonts w:ascii="Microsoft YaHei" w:hAnsi="Microsoft YaHei" w:eastAsia="Microsoft YaHei"/>
-        </w:rPr>
-        <w:t>：扩容/调参/续训/句级升级四类操作，旧能力逐值不回退。</w:t>
+      <w:pPr>
+        <w:pStyle w:val="Heading3"/>
+      </w:pPr>
+      <w:r>
+        <w:rPr>
+          <w:rFonts w:ascii="Microsoft YaHei" w:hAnsi="Microsoft YaHei" w:eastAsia="Microsoft YaHei"/>
+          <w:sz w:val="26"/>
+        </w:rPr>
+        <w:t>3.16 临界态动力学（E/I 平衡，本版新增）</w:t>
       </w:r>
     </w:p>
     <w:p>
-      <w:pPr>
-        <w:pStyle w:val="Heading3"/>
-      </w:pPr>
-      <w:r>
-        <w:rPr>
-          <w:rFonts w:ascii="Microsoft YaHei" w:hAnsi="Microsoft YaHei" w:eastAsia="Microsoft YaHei"/>
-          <w:sz w:val="26"/>
-        </w:rPr>
-        <w:t>4.6 数据专门化原则（新增）</w:t>
+      <w:r>
+        <w:rPr>
+          <w:rFonts w:ascii="Microsoft YaHei" w:hAnsi="Microsoft YaHei" w:eastAsia="Microsoft YaHei"/>
+          <w:b/>
+        </w:rPr>
+        <w:t>现象</w:t>
+      </w:r>
+      <w:r>
+        <w:rPr>
+          <w:rFonts w:ascii="Microsoft YaHei" w:hAnsi="Microsoft YaHei" w:eastAsia="Microsoft YaHei"/>
+        </w:rPr>
+        <w:t>：v13.2 建「石头→痛→不要」链后，价值课判定 3 次全错——回响时 v(不要)=26.9 远超阈值 θ=1.0 却不发放。诊断：候选神经元从 156 指数增长到 7.5 万、v 从 11.9 翻倍到 629，WTA top20 被混沌态占满，精确二级链被淹没。用户问："这算不算人脑的神经元过度放电？"——</w:t>
+      </w:r>
+      <w:r>
+        <w:rPr>
+          <w:rFonts w:ascii="Microsoft YaHei" w:hAnsi="Microsoft YaHei" w:eastAsia="Microsoft YaHei"/>
+          <w:b/>
+        </w:rPr>
+        <w:t>算，同源</w:t>
+      </w:r>
+      <w:r>
+        <w:rPr>
+          <w:rFonts w:ascii="Microsoft YaHei" w:hAnsi="Microsoft YaHei" w:eastAsia="Microsoft YaHei"/>
+        </w:rPr>
+        <w:t>。</w:t>
       </w:r>
     </w:p>
     <w:p>
       <w:r>
         <w:rPr>
           <w:rFonts w:ascii="Microsoft YaHei" w:hAnsi="Microsoft YaHei" w:eastAsia="Microsoft YaHei"/>
-        </w:rPr>
-        <w:t>训练什么就用什么数据，禁止用混合语料跳级。</w:t>
-      </w:r>
-      <w:r>
-        <w:rPr>
-          <w:rFonts w:ascii="Microsoft YaHei" w:hAnsi="Microsoft YaHei" w:eastAsia="Microsoft YaHei"/>
           <w:b/>
         </w:rPr>
-        <w:t>实证</w:t>
-      </w:r>
-      <w:r>
-        <w:rPr>
-          <w:rFonts w:ascii="Microsoft YaHei" w:hAnsi="Microsoft YaHei" w:eastAsia="Microsoft YaHei"/>
-        </w:rPr>
-        <w:t>：混合语料词接词路线被证据链否定——数据放大无益（2 万 vs 20 万全线下降，w_max 饱和）、"词接词≠语言"（生成全为"标点+虚词"堆砌）、区分≠理解（无引擎超越 wsum 基线）。教训：</w:t>
+        <w:t>根因（分支参数 σ &gt;&gt; 1 = 超临界）</w:t>
+      </w:r>
+      <w:r>
+        <w:rPr>
+          <w:rFonts w:ascii="Microsoft YaHei" w:hAnsi="Microsoft YaHei" w:eastAsia="Microsoft YaHei"/>
+        </w:rPr>
+        <w:t xml:space="preserve">：σ（每发放者平均唤起的后继数）远大于 1 = 正反馈雪崩。触发物是语料虚词枢纽（了/是/有/什么 各 5-6 万出边）被任何词连带激活后互相驱动。网络只有兴奋边（Hebbian/STDP 正反馈）→ </w:t>
       </w:r>
       <w:r>
         <w:rPr>
           <w:rFonts w:ascii="Microsoft YaHei" w:hAnsi="Microsoft YaHei" w:eastAsia="Microsoft YaHei"/>
           <w:b/>
         </w:rPr>
-        <w:t>把小孩丢进 20 万篇混合文章让他自己悟，不如按认知顺序一阶段一阶段教</w:t>
-      </w:r>
-      <w:r>
-        <w:rPr>
-          <w:rFonts w:ascii="Microsoft YaHei" w:hAnsi="Microsoft YaHei" w:eastAsia="Microsoft YaHei"/>
-        </w:rPr>
-        <w:t>。</w:t>
+        <w:t>E/I 失衡</w:t>
+      </w:r>
+      <w:r>
+        <w:rPr>
+          <w:rFonts w:ascii="Microsoft YaHei" w:hAnsi="Microsoft YaHei" w:eastAsia="Microsoft YaHei"/>
+        </w:rPr>
+        <w:t>——皮层靠抑制性中间神经元维持平衡，阻断抑制→癫痫（对应 Beggs &amp; Plenz 2003 超临界分支、Shriki 2013 人脑临界态 σ≈1）。</w:t>
       </w:r>
     </w:p>
     <w:p>
-      <w:pPr>
-        <w:pStyle w:val="Heading3"/>
-      </w:pPr>
-      <w:r>
-        <w:rPr>
-          <w:rFonts w:ascii="Microsoft YaHei" w:hAnsi="Microsoft YaHei" w:eastAsia="Microsoft YaHei"/>
-          <w:sz w:val="26"/>
-        </w:rPr>
-        <w:t>4.7 概念标识稳定原则（新增）</w:t>
+      <w:r>
+        <w:rPr>
+          <w:rFonts w:ascii="Microsoft YaHei" w:hAnsi="Microsoft YaHei" w:eastAsia="Microsoft YaHei"/>
+          <w:b/>
+        </w:rPr>
+        <w:t>三层修复定位</w:t>
+      </w:r>
+      <w:r>
+        <w:rPr>
+          <w:rFonts w:ascii="Microsoft YaHei" w:hAnsi="Microsoft YaHei" w:eastAsia="Microsoft YaHei"/>
+        </w:rPr>
+        <w:t>（从治标到治本）：</w:t>
+      </w:r>
+    </w:p>
+    <w:tbl>
+      <w:tblPr>
+        <w:tblStyle w:val="TableGrid"/>
+        <w:tblW w:type="auto" w:w="0"/>
+        <w:tblLook w:firstColumn="1" w:firstRow="1" w:lastColumn="0" w:lastRow="0" w:noHBand="0" w:noVBand="1" w:val="04A0"/>
+      </w:tblPr>
+      <w:tblGrid>
+        <w:gridCol w:w="2880"/>
+        <w:gridCol w:w="2880"/>
+        <w:gridCol w:w="2880"/>
+      </w:tblGrid>
+      <w:tr>
+        <w:tc>
+          <w:tcPr>
+            <w:tcW w:type="dxa" w:w="2880"/>
+          </w:tcPr>
+          <w:p>
+            <w:r/>
+            <w:r>
+              <w:rPr>
+                <w:rFonts w:ascii="Microsoft YaHei" w:hAnsi="Microsoft YaHei" w:eastAsia="Microsoft YaHei"/>
+                <w:sz w:val="20"/>
+              </w:rPr>
+              <w:t>层级</w:t>
+            </w:r>
+          </w:p>
+        </w:tc>
+        <w:tc>
+          <w:tcPr>
+            <w:tcW w:type="dxa" w:w="2880"/>
+          </w:tcPr>
+          <w:p>
+            <w:r/>
+            <w:r>
+              <w:rPr>
+                <w:rFonts w:ascii="Microsoft YaHei" w:hAnsi="Microsoft YaHei" w:eastAsia="Microsoft YaHei"/>
+                <w:sz w:val="20"/>
+              </w:rPr>
+              <w:t>机制</w:t>
+            </w:r>
+          </w:p>
+        </w:tc>
+        <w:tc>
+          <w:tcPr>
+            <w:tcW w:type="dxa" w:w="2880"/>
+          </w:tcPr>
+          <w:p>
+            <w:r/>
+            <w:r>
+              <w:rPr>
+                <w:rFonts w:ascii="Microsoft YaHei" w:hAnsi="Microsoft YaHei" w:eastAsia="Microsoft YaHei"/>
+                <w:sz w:val="20"/>
+              </w:rPr>
+              <w:t>性质</w:t>
+            </w:r>
+          </w:p>
+        </w:tc>
+      </w:tr>
+      <w:tr>
+        <w:tc>
+          <w:tcPr>
+            <w:tcW w:type="dxa" w:w="2880"/>
+          </w:tcPr>
+          <w:p>
+            <w:r/>
+            <w:r>
+              <w:rPr>
+                <w:rFonts w:ascii="Microsoft YaHei" w:hAnsi="Microsoft YaHei" w:eastAsia="Microsoft YaHei"/>
+                <w:sz w:val="20"/>
+              </w:rPr>
+              <w:t>定式化</w:t>
+            </w:r>
+          </w:p>
+        </w:tc>
+        <w:tc>
+          <w:tcPr>
+            <w:tcW w:type="dxa" w:w="2880"/>
+          </w:tcPr>
+          <w:p>
+            <w:r/>
+            <w:r>
+              <w:rPr>
+                <w:rFonts w:ascii="Microsoft YaHei" w:hAnsi="Microsoft YaHei" w:eastAsia="Microsoft YaHei"/>
+                <w:sz w:val="20"/>
+              </w:rPr>
+              <w:t>X→不要 直连（绕过爆炸区）</w:t>
+            </w:r>
+          </w:p>
+        </w:tc>
+        <w:tc>
+          <w:tcPr>
+            <w:tcW w:type="dxa" w:w="2880"/>
+          </w:tcPr>
+          <w:p>
+            <w:r/>
+            <w:r>
+              <w:rPr>
+                <w:rFonts w:ascii="Microsoft YaHei" w:hAnsi="Microsoft YaHei" w:eastAsia="Microsoft YaHei"/>
+                <w:sz w:val="20"/>
+              </w:rPr>
+              <w:t>单点应急（背答案），换新 X 失效</w:t>
+            </w:r>
+          </w:p>
+        </w:tc>
+      </w:tr>
+      <w:tr>
+        <w:tc>
+          <w:tcPr>
+            <w:tcW w:type="dxa" w:w="2880"/>
+          </w:tcPr>
+          <w:p>
+            <w:r/>
+            <w:r>
+              <w:rPr>
+                <w:rFonts w:ascii="Microsoft YaHei" w:hAnsi="Microsoft YaHei" w:eastAsia="Microsoft YaHei"/>
+                <w:sz w:val="20"/>
+              </w:rPr>
+              <w:t>增益调制</w:t>
+            </w:r>
+          </w:p>
+        </w:tc>
+        <w:tc>
+          <w:tcPr>
+            <w:tcW w:type="dxa" w:w="2880"/>
+          </w:tcPr>
+          <w:p>
+            <w:r/>
+            <w:r>
+              <w:rPr>
+                <w:rFonts w:ascii="Microsoft YaHei" w:hAnsi="Microsoft YaHei" w:eastAsia="Microsoft YaHei"/>
+                <w:sz w:val="20"/>
+              </w:rPr>
+              <w:t>价值词 ×4（信号侧点亮）</w:t>
+            </w:r>
+          </w:p>
+        </w:tc>
+        <w:tc>
+          <w:tcPr>
+            <w:tcW w:type="dxa" w:w="2880"/>
+          </w:tcPr>
+          <w:p>
+            <w:r/>
+            <w:r>
+              <w:rPr>
+                <w:rFonts w:ascii="Microsoft YaHei" w:hAnsi="Microsoft YaHei" w:eastAsia="Microsoft YaHei"/>
+                <w:b/>
+                <w:sz w:val="20"/>
+              </w:rPr>
+              <w:t>通用能力</w:t>
+            </w:r>
+            <w:r>
+              <w:rPr>
+                <w:rFonts w:ascii="Microsoft YaHei" w:hAnsi="Microsoft YaHei" w:eastAsia="Microsoft YaHei"/>
+                <w:sz w:val="20"/>
+              </w:rPr>
+              <w:t>：泛化到一切新对象（当前治本主力）</w:t>
+            </w:r>
+          </w:p>
+        </w:tc>
+      </w:tr>
+      <w:tr>
+        <w:tc>
+          <w:tcPr>
+            <w:tcW w:type="dxa" w:w="2880"/>
+          </w:tcPr>
+          <w:p>
+            <w:r/>
+            <w:r>
+              <w:rPr>
+                <w:rFonts w:ascii="Microsoft YaHei" w:hAnsi="Microsoft YaHei" w:eastAsia="Microsoft YaHei"/>
+                <w:sz w:val="20"/>
+              </w:rPr>
+              <w:t>抑制参数</w:t>
+            </w:r>
+          </w:p>
+        </w:tc>
+        <w:tc>
+          <w:tcPr>
+            <w:tcW w:type="dxa" w:w="2880"/>
+          </w:tcPr>
+          <w:p>
+            <w:r/>
+            <w:r>
+              <w:rPr>
+                <w:rFonts w:ascii="Microsoft YaHei" w:hAnsi="Microsoft YaHei" w:eastAsia="Microsoft YaHei"/>
+                <w:sz w:val="20"/>
+              </w:rPr>
+              <w:t>edge_min 弱边修剪 / 除法归一化 / 不应期硬清</w:t>
+            </w:r>
+          </w:p>
+        </w:tc>
+        <w:tc>
+          <w:tcPr>
+            <w:tcW w:type="dxa" w:w="2880"/>
+          </w:tcPr>
+          <w:p>
+            <w:r/>
+            <w:r>
+              <w:rPr>
+                <w:rFonts w:ascii="Microsoft YaHei" w:hAnsi="Microsoft YaHei" w:eastAsia="Microsoft YaHei"/>
+                <w:sz w:val="20"/>
+              </w:rPr>
+              <w:t>网络级降噪，但</w:t>
+            </w:r>
+            <w:r>
+              <w:rPr>
+                <w:rFonts w:ascii="Microsoft YaHei" w:hAnsi="Microsoft YaHei" w:eastAsia="Microsoft YaHei"/>
+                <w:b/>
+                <w:sz w:val="20"/>
+              </w:rPr>
+              <w:t>伤敌一千自损八百</w:t>
+            </w:r>
+            <w:r>
+              <w:rPr>
+                <w:rFonts w:ascii="Microsoft YaHei" w:hAnsi="Microsoft YaHei" w:eastAsia="Microsoft YaHei"/>
+                <w:sz w:val="20"/>
+              </w:rPr>
+              <w:t>（默认关闭）</w:t>
+            </w:r>
+          </w:p>
+        </w:tc>
+      </w:tr>
+    </w:tbl>
+    <w:p>
+      <w:r>
+        <w:rPr>
+          <w:rFonts w:ascii="Microsoft YaHei" w:hAnsi="Microsoft YaHei" w:eastAsia="Microsoft YaHei"/>
+          <w:b/>
+        </w:rPr>
+        <w:t>理论结论</w:t>
+      </w:r>
+      <w:r>
+        <w:rPr>
+          <w:rFonts w:ascii="Microsoft YaHei" w:hAnsi="Microsoft YaHei" w:eastAsia="Microsoft YaHei"/>
+        </w:rPr>
+        <w:t>：① 雪崩是</w:t>
+      </w:r>
+      <w:r>
+        <w:rPr>
+          <w:rFonts w:ascii="Microsoft YaHei" w:hAnsi="Microsoft YaHei" w:eastAsia="Microsoft YaHei"/>
+          <w:b/>
+        </w:rPr>
+        <w:t>网络级问题</w:t>
+      </w:r>
+      <w:r>
+        <w:rPr>
+          <w:rFonts w:ascii="Microsoft YaHei" w:hAnsi="Microsoft YaHei" w:eastAsia="Microsoft YaHei"/>
+        </w:rPr>
+        <w:t>（虚词扇出结构），不是某个词的属性；痛的场景只是"链穿过爆炸区"暴露了它；② 结构产生生命行为，但结构必须保持在</w:t>
+      </w:r>
+      <w:r>
+        <w:rPr>
+          <w:rFonts w:ascii="Microsoft YaHei" w:hAnsi="Microsoft YaHei" w:eastAsia="Microsoft YaHei"/>
+          <w:b/>
+        </w:rPr>
+        <w:t>临界态附近</w:t>
+      </w:r>
+      <w:r>
+        <w:rPr>
+          <w:rFonts w:ascii="Microsoft YaHei" w:hAnsi="Microsoft YaHei" w:eastAsia="Microsoft YaHei"/>
+        </w:rPr>
+        <w:t>（σ≈1）——"活"与"崩"是动力学边界，不是容量问题（n 拉到 100 万、wta_k 拉到 200 都无济于事，该拧的螺丝是抑制与信号，不是宽度）；③ 修复要问"为什么这条链要经过危险区"而不是只压危险区本身（从源头改链结构，比抑制参数更根本）。</w:t>
       </w:r>
     </w:p>
     <w:p>
+      <w:pPr>
+        <w:pStyle w:val="Heading3"/>
+      </w:pPr>
+      <w:r>
+        <w:rPr>
+          <w:rFonts w:ascii="Microsoft YaHei" w:hAnsi="Microsoft YaHei" w:eastAsia="Microsoft YaHei"/>
+          <w:sz w:val="26"/>
+        </w:rPr>
+        <w:t>3.17 言语行为教学：对话生成与 LLM 教师</w:t>
+      </w:r>
+    </w:p>
+    <w:p>
+      <w:r>
+        <w:rPr>
+          <w:rFonts w:ascii="Microsoft YaHei" w:hAnsi="Microsoft YaHei" w:eastAsia="Microsoft YaHei"/>
+          <w:b/>
+        </w:rPr>
+        <w:t>对话式教学（v3，用户决策链："教师发起对话，和网络对话，网络回答，教师批改并给出更丰富的示范"）</w:t>
+      </w:r>
+      <w:r>
+        <w:rPr>
+          <w:rFonts w:ascii="Microsoft YaHei" w:hAnsi="Microsoft YaHei" w:eastAsia="Microsoft YaHei"/>
+        </w:rPr>
+        <w:t>：教师轮转话题池提问（开放式、不含宾语）→ 网络"听"问题（hear 引导：听到的动词获得说话优先）→ 采样回答 → 批改 → 奖励/惩罚 → 扩写式示范 → 下一轮。连续 15 次得分≥60 通过，连续≥10 次后撤示范（</w:t>
+      </w:r>
+      <w:r>
+        <w:rPr>
+          <w:rFonts w:ascii="Microsoft YaHei" w:hAnsi="Microsoft YaHei" w:eastAsia="Microsoft YaHei"/>
+          <w:b/>
+        </w:rPr>
+        <w:t>提示渐隐</w:t>
+      </w:r>
+      <w:r>
+        <w:rPr>
+          <w:rFonts w:ascii="Microsoft YaHei" w:hAnsi="Microsoft YaHei" w:eastAsia="Microsoft YaHei"/>
+        </w:rPr>
+        <w:t>，最后 5 次必须独立说出）。</w:t>
+      </w:r>
+    </w:p>
+    <w:p>
+      <w:r>
+        <w:rPr>
+          <w:rFonts w:ascii="Microsoft YaHei" w:hAnsi="Microsoft YaHei" w:eastAsia="Microsoft YaHei"/>
+          <w:b/>
+        </w:rPr>
+        <w:t>关键机制</w:t>
+      </w:r>
+      <w:r>
+        <w:rPr>
+          <w:rFonts w:ascii="Microsoft YaHei" w:hAnsi="Microsoft YaHei" w:eastAsia="Microsoft YaHei"/>
+        </w:rPr>
+        <w:t>：权重归一化（弱边也能探索，破"我吃苹果"固化）、反复重复惩罚（连说 3 次同样的话→该句边×0.5）、答非所问惩罚（语境错误不惩罚句子本身）、示范自然化（显示与学习分离——教师示范是"人话"，学习时切回已学词骨架）。</w:t>
+      </w:r>
+    </w:p>
+    <w:p>
+      <w:r>
+        <w:rPr>
+          <w:rFonts w:ascii="Microsoft YaHei" w:hAnsi="Microsoft YaHei" w:eastAsia="Microsoft YaHei"/>
+          <w:b/>
+        </w:rPr>
+        <w:t>LLM 教师（RLAIF 落地）</w:t>
+      </w:r>
+      <w:r>
+        <w:rPr>
+          <w:rFonts w:ascii="Microsoft YaHei" w:hAnsi="Microsoft YaHei" w:eastAsia="Microsoft YaHei"/>
+        </w:rPr>
+        <w:t>：LLM 从"被外挂的口"重新定位为</w:t>
+      </w:r>
+      <w:r>
+        <w:rPr>
+          <w:rFonts w:ascii="Microsoft YaHei" w:hAnsi="Microsoft YaHei" w:eastAsia="Microsoft YaHei"/>
+          <w:b/>
+        </w:rPr>
+        <w:t>教师</w:t>
+      </w:r>
+      <w:r>
+        <w:rPr>
+          <w:rFonts w:ascii="Microsoft YaHei" w:hAnsi="Microsoft YaHei" w:eastAsia="Microsoft YaHei"/>
+        </w:rPr>
+        <w:t>——质量判断者：一次调用输出【质量分数】【答非所问】【质量原因】【教师反馈】【示范句】五节标记（AAA 节点模式）。</w:t>
+      </w:r>
+      <w:r>
+        <w:rPr>
+          <w:rFonts w:ascii="Microsoft YaHei" w:hAnsi="Microsoft YaHei" w:eastAsia="Microsoft YaHei"/>
+          <w:b/>
+        </w:rPr>
+        <w:t>教师知识 vs 网络边分离</w:t>
+      </w:r>
+      <w:r>
+        <w:rPr>
+          <w:rFonts w:ascii="Microsoft YaHei" w:hAnsi="Microsoft YaHei" w:eastAsia="Microsoft YaHei"/>
+        </w:rPr>
+        <w:t>：判断的依据来自 LLM（自然语言角度），归因与处罚落在网络边，网络只消化"对/错"的结果。规则打分查结构、LLM 判自然——网络从"学会造句"迈向"学会说话"（LLM 判"听着像在问自己"，网络因此学会自然问句）。</w:t>
+      </w:r>
+    </w:p>
+    <w:p>
+      <w:r>
+        <w:rPr>
+          <w:rFonts w:ascii="Microsoft YaHei" w:hAnsi="Microsoft YaHei" w:eastAsia="Microsoft YaHei"/>
+          <w:b/>
+        </w:rPr>
+        <w:t>判断内化方向（v12，[PLAN]）</w:t>
+      </w:r>
+      <w:r>
+        <w:rPr>
+          <w:rFonts w:ascii="Microsoft YaHei" w:hAnsi="Microsoft YaHei" w:eastAsia="Microsoft YaHei"/>
+        </w:rPr>
+        <w:t>：网络自判 = 结构检查 + 唤起强度（直连→二跳泛化→强度→"不知道"），</w:t>
+      </w:r>
+      <w:r>
+        <w:rPr>
+          <w:rFonts w:ascii="Microsoft YaHei" w:hAnsi="Microsoft YaHei" w:eastAsia="Microsoft YaHei"/>
+          <w:b/>
+        </w:rPr>
+        <w:t>判断与知识同源</w:t>
+      </w:r>
+      <w:r>
+        <w:rPr>
+          <w:rFonts w:ascii="Microsoft YaHei" w:hAnsi="Microsoft YaHei" w:eastAsia="Microsoft YaHei"/>
+        </w:rPr>
+        <w:t>（改网络就改判断）；教师从"判断者"转岗为"批改讲评者"——判断方法（先查直连、再查二跳、再判强度）与阈值（多强算可造）都内化到网络，不再写死在代码里。</w:t>
+      </w:r>
+    </w:p>
+    <w:p>
+      <w:pPr>
+        <w:pStyle w:val="Heading2"/>
+      </w:pPr>
+      <w:r>
+        <w:rPr>
+          <w:rFonts w:ascii="Microsoft YaHei" w:hAnsi="Microsoft YaHei" w:eastAsia="Microsoft YaHei"/>
+          <w:sz w:val="30"/>
+        </w:rPr>
+        <w:t>四、基本原则</w:t>
+      </w:r>
+    </w:p>
+    <w:p>
+      <w:r>
+        <w:rPr>
+          <w:rFonts w:ascii="Microsoft YaHei" w:hAnsi="Microsoft YaHei" w:eastAsia="Microsoft YaHei"/>
+        </w:rPr>
+        <w:t>初版四大原则保留并全部获得实证；新增三条由成果确立的原则。</w:t>
+      </w:r>
+    </w:p>
+    <w:p>
+      <w:pPr>
+        <w:pStyle w:val="Heading3"/>
+      </w:pPr>
+      <w:r>
+        <w:rPr>
+          <w:rFonts w:ascii="Microsoft YaHei" w:hAnsi="Microsoft YaHei" w:eastAsia="Microsoft YaHei"/>
+          <w:sz w:val="26"/>
+        </w:rPr>
+        <w:t>4.1 结构决定现象</w:t>
+      </w:r>
+    </w:p>
+    <w:p>
+      <w:r>
+        <w:rPr>
+          <w:rFonts w:ascii="Microsoft YaHei" w:hAnsi="Microsoft YaHei" w:eastAsia="Microsoft YaHei"/>
+        </w:rPr>
+        <w:t>系统整体行为由节点间连接结构与拓扑决定，不由节点功能决定。</w:t>
+      </w:r>
+      <w:r>
+        <w:rPr>
+          <w:rFonts w:ascii="Microsoft YaHei" w:hAnsi="Microsoft YaHei" w:eastAsia="Microsoft YaHei"/>
+          <w:b/>
+        </w:rPr>
+        <w:t>实证</w:t>
+      </w:r>
+      <w:r>
+        <w:rPr>
+          <w:rFonts w:ascii="Microsoft YaHei" w:hAnsi="Microsoft YaHei" w:eastAsia="Microsoft YaHei"/>
+        </w:rPr>
+        <w:t>：</w:t>
+      </w:r>
+    </w:p>
+    <w:p>
+      <w:pPr>
+        <w:ind w:left="360" w:hanging="240"/>
+      </w:pPr>
+      <w:r>
+        <w:rPr>
+          <w:rFonts w:ascii="Microsoft YaHei" w:hAnsi="Microsoft YaHei" w:eastAsia="Microsoft YaHei"/>
+        </w:rPr>
+        <w:t xml:space="preserve">•  </w:t>
+      </w:r>
+      <w:r>
+        <w:rPr>
+          <w:rFonts w:ascii="Microsoft YaHei" w:hAnsi="Microsoft YaHei" w:eastAsia="Microsoft YaHei"/>
+        </w:rPr>
+        <w:t>同一网络、同一训练、只切换检索方式（贪心→路径聚合）→ 分支选择从错到全对——行为变化完全来自"结构使用方式"；</w:t>
+      </w:r>
+    </w:p>
+    <w:p>
+      <w:pPr>
+        <w:ind w:left="360" w:hanging="240"/>
+      </w:pPr>
+      <w:r>
+        <w:rPr>
+          <w:rFonts w:ascii="Microsoft YaHei" w:hAnsi="Microsoft YaHei" w:eastAsia="Microsoft YaHei"/>
+        </w:rPr>
+        <w:t xml:space="preserve">•  </w:t>
+      </w:r>
+      <w:r>
+        <w:rPr>
+          <w:rFonts w:ascii="Microsoft YaHei" w:hAnsi="Microsoft YaHei" w:eastAsia="Microsoft YaHei"/>
+        </w:rPr>
+        <w:t>检索分层（词级 vs 字级）决定"苹果→水果"还是"苹果→苹"——同一结构，不同使用层面产生不同现象；</w:t>
+      </w:r>
+    </w:p>
+    <w:p>
+      <w:pPr>
+        <w:ind w:left="360" w:hanging="240"/>
+      </w:pPr>
+      <w:r>
+        <w:rPr>
+          <w:rFonts w:ascii="Microsoft YaHei" w:hAnsi="Microsoft YaHei" w:eastAsia="Microsoft YaHei"/>
+        </w:rPr>
+        <w:t xml:space="preserve">•  </w:t>
+      </w:r>
+      <w:r>
+        <w:rPr>
+          <w:rFonts w:ascii="Microsoft YaHei" w:hAnsi="Microsoft YaHei" w:eastAsia="Microsoft YaHei"/>
+        </w:rPr>
+        <w:t>连接顺序决定转移方向（学 ab vs 学 ba 镜像）。</w:t>
+      </w:r>
+    </w:p>
+    <w:p>
+      <w:pPr>
+        <w:pStyle w:val="Heading3"/>
+      </w:pPr>
+      <w:r>
+        <w:rPr>
+          <w:rFonts w:ascii="Microsoft YaHei" w:hAnsi="Microsoft YaHei" w:eastAsia="Microsoft YaHei"/>
+          <w:sz w:val="26"/>
+        </w:rPr>
+        <w:t>4.2 自组织</w:t>
+      </w:r>
+    </w:p>
+    <w:p>
+      <w:r>
+        <w:rPr>
+          <w:rFonts w:ascii="Microsoft YaHei" w:hAnsi="Microsoft YaHei" w:eastAsia="Microsoft YaHei"/>
+        </w:rPr>
+        <w:t>高阶行为无需人工预设，由节点自主响应、信号交互、数据累积自发形成。</w:t>
+      </w:r>
+      <w:r>
+        <w:rPr>
+          <w:rFonts w:ascii="Microsoft YaHei" w:hAnsi="Microsoft YaHei" w:eastAsia="Microsoft YaHei"/>
+          <w:b/>
+        </w:rPr>
+        <w:t>实证</w:t>
+      </w:r>
+      <w:r>
+        <w:rPr>
+          <w:rFonts w:ascii="Microsoft YaHei" w:hAnsi="Microsoft YaHei" w:eastAsia="Microsoft YaHei"/>
+        </w:rPr>
+        <w:t>：定式网络权重从交互中产生（初始全 0），无任何预置知识；定式、语义联想、人格倾向、传递模板全部自组织涌现。</w:t>
+      </w:r>
+    </w:p>
+    <w:p>
+      <w:pPr>
+        <w:pStyle w:val="Heading3"/>
+      </w:pPr>
+      <w:r>
+        <w:rPr>
+          <w:rFonts w:ascii="Microsoft YaHei" w:hAnsi="Microsoft YaHei" w:eastAsia="Microsoft YaHei"/>
+          <w:sz w:val="26"/>
+        </w:rPr>
+        <w:t>4.3 存在优先</w:t>
+      </w:r>
+    </w:p>
+    <w:p>
+      <w:r>
+        <w:rPr>
+          <w:rFonts w:ascii="Microsoft YaHei" w:hAnsi="Microsoft YaHei" w:eastAsia="Microsoft YaHei"/>
+        </w:rPr>
+        <w:t>第一目标是持续存续，任务执行是次级目标。</w:t>
+      </w:r>
+      <w:r>
+        <w:rPr>
+          <w:rFonts w:ascii="Microsoft YaHei" w:hAnsi="Microsoft YaHei" w:eastAsia="Microsoft YaHei"/>
+          <w:b/>
+        </w:rPr>
+        <w:t>实证</w:t>
+      </w:r>
+      <w:r>
+        <w:rPr>
+          <w:rFonts w:ascii="Microsoft YaHei" w:hAnsi="Microsoft YaHei" w:eastAsia="Microsoft YaHei"/>
+        </w:rPr>
+        <w:t>：封存/复活机制（记忆不删除，保结构完整）、学习门冻结态（外部干扰不写入自我）、用进废退（低频弱化不删除）。电子生命的"存活"是结构层面的：</w:t>
+      </w:r>
+      <w:r>
+        <w:rPr>
+          <w:rFonts w:ascii="Microsoft YaHei" w:hAnsi="Microsoft YaHei" w:eastAsia="Microsoft YaHei"/>
+          <w:b/>
+        </w:rPr>
+        <w:t>权重在，自我在</w:t>
+      </w:r>
+      <w:r>
+        <w:rPr>
+          <w:rFonts w:ascii="Microsoft YaHei" w:hAnsi="Microsoft YaHei" w:eastAsia="Microsoft YaHei"/>
+        </w:rPr>
+        <w:t>。</w:t>
+      </w:r>
+    </w:p>
+    <w:p>
+      <w:pPr>
+        <w:pStyle w:val="Heading3"/>
+      </w:pPr>
+      <w:r>
+        <w:rPr>
+          <w:rFonts w:ascii="Microsoft YaHei" w:hAnsi="Microsoft YaHei" w:eastAsia="Microsoft YaHei"/>
+          <w:sz w:val="26"/>
+        </w:rPr>
+        <w:t>4.4 动态条件反射（层级化）</w:t>
+      </w:r>
+    </w:p>
+    <w:p>
+      <w:r>
+        <w:rPr>
+          <w:rFonts w:ascii="Microsoft YaHei" w:hAnsi="Microsoft YaHei" w:eastAsia="Microsoft YaHei"/>
+        </w:rPr>
+        <w:t>所有复杂智能行为由多层级条件反射嵌套、叠加、协同形成。</w:t>
+      </w:r>
+      <w:r>
+        <w:rPr>
+          <w:rFonts w:ascii="Microsoft YaHei" w:hAnsi="Microsoft YaHei" w:eastAsia="Microsoft YaHei"/>
+          <w:b/>
+        </w:rPr>
+        <w:t>实证</w:t>
+      </w:r>
+      <w:r>
+        <w:rPr>
+          <w:rFonts w:ascii="Microsoft YaHei" w:hAnsi="Microsoft YaHei" w:eastAsia="Microsoft YaHei"/>
+        </w:rPr>
+        <w:t>：</w:t>
+      </w:r>
+    </w:p>
+    <w:p>
+      <w:pPr>
+        <w:ind w:left="360" w:hanging="240"/>
+      </w:pPr>
+      <w:r>
+        <w:rPr>
+          <w:rFonts w:ascii="Microsoft YaHei" w:hAnsi="Microsoft YaHei" w:eastAsia="Microsoft YaHei"/>
+        </w:rPr>
+        <w:t xml:space="preserve">•  </w:t>
+      </w:r>
+      <w:r>
+        <w:rPr>
+          <w:rFonts w:ascii="Microsoft YaHei" w:hAnsi="Microsoft YaHei" w:eastAsia="Microsoft YaHei"/>
+        </w:rPr>
+        <w:t>条件反射对象逐级抽象：字音 → 词 → 词组 → 句 → 句间 → 概念（Stage 0-5 成长路线）；</w:t>
+      </w:r>
+    </w:p>
+    <w:p>
+      <w:pPr>
+        <w:ind w:left="360" w:hanging="240"/>
+      </w:pPr>
+      <w:r>
+        <w:rPr>
+          <w:rFonts w:ascii="Microsoft YaHei" w:hAnsi="Microsoft YaHei" w:eastAsia="Microsoft YaHei"/>
+        </w:rPr>
+        <w:t xml:space="preserve">•  </w:t>
+      </w:r>
+      <w:r>
+        <w:rPr>
+          <w:rFonts w:ascii="Microsoft YaHei" w:hAnsi="Microsoft YaHei" w:eastAsia="Microsoft YaHei"/>
+        </w:rPr>
+        <w:t>复读 + 联想 + 验证门三个条件反射协同 = 举一反三（无任何单一机制能单独完成）；</w:t>
+      </w:r>
+    </w:p>
+    <w:p>
+      <w:pPr>
+        <w:ind w:left="360" w:hanging="240"/>
+      </w:pPr>
+      <w:r>
+        <w:rPr>
+          <w:rFonts w:ascii="Microsoft YaHei" w:hAnsi="Microsoft YaHei" w:eastAsia="Microsoft YaHei"/>
+        </w:rPr>
+        <w:t xml:space="preserve">•  </w:t>
+      </w:r>
+      <w:r>
+        <w:rPr>
+          <w:rFonts w:ascii="Microsoft YaHei" w:hAnsi="Microsoft YaHei" w:eastAsia="Microsoft YaHei"/>
+        </w:rPr>
+        <w:t>层级化不预设：先有词模式才能有词类别，先有整句模式才能有句接句——</w:t>
+      </w:r>
+      <w:r>
+        <w:rPr>
+          <w:rFonts w:ascii="Microsoft YaHei" w:hAnsi="Microsoft YaHei" w:eastAsia="Microsoft YaHei"/>
+          <w:b/>
+        </w:rPr>
+        <w:t>成长的顺序由结构的可能性决定</w:t>
+      </w:r>
+      <w:r>
+        <w:rPr>
+          <w:rFonts w:ascii="Microsoft YaHei" w:hAnsi="Microsoft YaHei" w:eastAsia="Microsoft YaHei"/>
+        </w:rPr>
+        <w:t>。</w:t>
+      </w:r>
+    </w:p>
+    <w:p>
+      <w:pPr>
+        <w:pStyle w:val="Heading3"/>
+      </w:pPr>
+      <w:r>
+        <w:rPr>
+          <w:rFonts w:ascii="Microsoft YaHei" w:hAnsi="Microsoft YaHei" w:eastAsia="Microsoft YaHei"/>
+          <w:sz w:val="26"/>
+        </w:rPr>
+        <w:t>4.5 增量成长原则（新增）</w:t>
+      </w:r>
+    </w:p>
+    <w:p>
+      <w:r>
+        <w:rPr>
+          <w:rFonts w:ascii="Microsoft YaHei" w:hAnsi="Microsoft YaHei" w:eastAsia="Microsoft YaHei"/>
+        </w:rPr>
+        <w:t>同一结构持续演化，永不从头开始；成长以"零遗忘"为硬验收。</w:t>
+      </w:r>
+      <w:r>
+        <w:rPr>
+          <w:rFonts w:ascii="Microsoft YaHei" w:hAnsi="Microsoft YaHei" w:eastAsia="Microsoft YaHei"/>
+          <w:b/>
+        </w:rPr>
+        <w:t>实证</w:t>
+      </w:r>
+      <w:r>
+        <w:rPr>
+          <w:rFonts w:ascii="Microsoft YaHei" w:hAnsi="Microsoft YaHei" w:eastAsia="Microsoft YaHei"/>
+        </w:rPr>
+        <w:t>：扩容/调参/续训/句级升级四类操作，旧能力逐值不回退。</w:t>
+      </w:r>
+    </w:p>
+    <w:p>
+      <w:pPr>
+        <w:pStyle w:val="Heading3"/>
+      </w:pPr>
+      <w:r>
+        <w:rPr>
+          <w:rFonts w:ascii="Microsoft YaHei" w:hAnsi="Microsoft YaHei" w:eastAsia="Microsoft YaHei"/>
+          <w:sz w:val="26"/>
+        </w:rPr>
+        <w:t>4.6 数据专门化原则（新增）</w:t>
+      </w:r>
+    </w:p>
+    <w:p>
+      <w:r>
+        <w:rPr>
+          <w:rFonts w:ascii="Microsoft YaHei" w:hAnsi="Microsoft YaHei" w:eastAsia="Microsoft YaHei"/>
+        </w:rPr>
+        <w:t>训练什么就用什么数据，禁止用混合语料跳级。</w:t>
+      </w:r>
+      <w:r>
+        <w:rPr>
+          <w:rFonts w:ascii="Microsoft YaHei" w:hAnsi="Microsoft YaHei" w:eastAsia="Microsoft YaHei"/>
+          <w:b/>
+        </w:rPr>
+        <w:t>实证</w:t>
+      </w:r>
+      <w:r>
+        <w:rPr>
+          <w:rFonts w:ascii="Microsoft YaHei" w:hAnsi="Microsoft YaHei" w:eastAsia="Microsoft YaHei"/>
+        </w:rPr>
+        <w:t>：混合语料词接词路线被证据链否定——数据放大无益（2 万 vs 20 万全线下降，w_max 饱和）、"词接词≠语言"（生成全为"标点+虚词"堆砌）、区分≠理解（无引擎超越 wsum 基线）。教训：</w:t>
+      </w:r>
+      <w:r>
+        <w:rPr>
+          <w:rFonts w:ascii="Microsoft YaHei" w:hAnsi="Microsoft YaHei" w:eastAsia="Microsoft YaHei"/>
+          <w:b/>
+        </w:rPr>
+        <w:t>把小孩丢进 20 万篇混合文章让他自己悟，不如按认知顺序一阶段一阶段教</w:t>
+      </w:r>
+      <w:r>
+        <w:rPr>
+          <w:rFonts w:ascii="Microsoft YaHei" w:hAnsi="Microsoft YaHei" w:eastAsia="Microsoft YaHei"/>
+        </w:rPr>
+        <w:t>。</w:t>
+      </w:r>
+    </w:p>
+    <w:p>
+      <w:pPr>
+        <w:pStyle w:val="Heading3"/>
+      </w:pPr>
+      <w:r>
+        <w:rPr>
+          <w:rFonts w:ascii="Microsoft YaHei" w:hAnsi="Microsoft YaHei" w:eastAsia="Microsoft YaHei"/>
+          <w:sz w:val="26"/>
+        </w:rPr>
+        <w:t>4.7 概念标识稳定原则（新增）</w:t>
+      </w:r>
+    </w:p>
+    <w:p>
       <w:r>
         <w:rPr>
           <w:rFonts w:ascii="Microsoft YaHei" w:hAnsi="Microsoft YaHei" w:eastAsia="Microsoft YaHei"/>
@@ -3519,6 +5902,151 @@
           <w:rFonts w:ascii="Microsoft YaHei" w:hAnsi="Microsoft YaHei" w:eastAsia="Microsoft YaHei"/>
         </w:rPr>
         <w:t>——无论结构怎么长大，"我"的概念标识不变。</w:t>
+      </w:r>
+    </w:p>
+    <w:p>
+      <w:pPr>
+        <w:pStyle w:val="Heading3"/>
+      </w:pPr>
+      <w:r>
+        <w:rPr>
+          <w:rFonts w:ascii="Microsoft YaHei" w:hAnsi="Microsoft YaHei" w:eastAsia="Microsoft YaHei"/>
+          <w:sz w:val="26"/>
+        </w:rPr>
+        <w:t>4.8 点亮目标原则（新增）</w:t>
+      </w:r>
+    </w:p>
+    <w:p>
+      <w:r>
+        <w:rPr>
+          <w:rFonts w:ascii="Microsoft YaHei" w:hAnsi="Microsoft YaHei" w:eastAsia="Microsoft YaHei"/>
+        </w:rPr>
+        <w:t>两点之间太远太难找，不直接压缩距离（建捷径），而是</w:t>
+      </w:r>
+      <w:r>
+        <w:rPr>
+          <w:rFonts w:ascii="Microsoft YaHei" w:hAnsi="Microsoft YaHei" w:eastAsia="Microsoft YaHei"/>
+          <w:b/>
+        </w:rPr>
+        <w:t>让那个点足够亮</w:t>
+      </w:r>
+      <w:r>
+        <w:rPr>
+          <w:rFonts w:ascii="Microsoft YaHei" w:hAnsi="Microsoft YaHei" w:eastAsia="Microsoft YaHei"/>
+        </w:rPr>
+        <w:t>。压缩距离只解决"已知的远"（每个新 X 都要建新捷径，X 是无限的）；点亮目标通用——目标恒亮，任何源头、任何距离、任何噪声中都能一眼看见（"从任意源头都能看见不要"）。</w:t>
+      </w:r>
+      <w:r>
+        <w:rPr>
+          <w:rFonts w:ascii="Microsoft YaHei" w:hAnsi="Microsoft YaHei" w:eastAsia="Microsoft YaHei"/>
+          <w:b/>
+        </w:rPr>
+        <w:t>实证</w:t>
+      </w:r>
+      <w:r>
+        <w:rPr>
+          <w:rFonts w:ascii="Microsoft YaHei" w:hAnsi="Microsoft YaHei" w:eastAsia="Microsoft YaHei"/>
+        </w:rPr>
+        <w:t>：增益 G=4 让任何碰过痛的新对象稳定答"不要"（新坏东西最小教学，无定式、无抑制）；G=1 时 0/4 失效。理论表述：</w:t>
+      </w:r>
+      <w:r>
+        <w:rPr>
+          <w:rFonts w:ascii="Microsoft YaHei" w:hAnsi="Microsoft YaHei" w:eastAsia="Microsoft YaHei"/>
+          <w:b/>
+        </w:rPr>
+        <w:t>灯塔不改变航道，它只是自身够亮</w:t>
+      </w:r>
+      <w:r>
+        <w:rPr>
+          <w:rFonts w:ascii="Microsoft YaHei" w:hAnsi="Microsoft YaHei" w:eastAsia="Microsoft YaHei"/>
+        </w:rPr>
+        <w:t>——重要性使其在感知中拥有更高优先级（欲望优先性），重要的东西不该躲在远处等你去找。</w:t>
+      </w:r>
+    </w:p>
+    <w:p>
+      <w:pPr>
+        <w:pStyle w:val="Heading3"/>
+      </w:pPr>
+      <w:r>
+        <w:rPr>
+          <w:rFonts w:ascii="Microsoft YaHei" w:hAnsi="Microsoft YaHei" w:eastAsia="Microsoft YaHei"/>
+          <w:sz w:val="26"/>
+        </w:rPr>
+        <w:t>4.9 可调 ≠ 可控原则（新增）</w:t>
+      </w:r>
+    </w:p>
+    <w:p>
+      <w:r>
+        <w:rPr>
+          <w:rFonts w:ascii="Microsoft YaHei" w:hAnsi="Microsoft YaHei" w:eastAsia="Microsoft YaHei"/>
+        </w:rPr>
+        <w:t>外部能控制的只有"次数/比例/调制"（倾向、先验），</w:t>
+      </w:r>
+      <w:r>
+        <w:rPr>
+          <w:rFonts w:ascii="Microsoft YaHei" w:hAnsi="Microsoft YaHei" w:eastAsia="Microsoft YaHei"/>
+          <w:b/>
+        </w:rPr>
+        <w:t>改多少、长成什么样全由网络动力学决定</w:t>
+      </w:r>
+      <w:r>
+        <w:rPr>
+          <w:rFonts w:ascii="Microsoft YaHei" w:hAnsi="Microsoft YaHei" w:eastAsia="Microsoft YaHei"/>
+        </w:rPr>
+        <w:t>——没有任何调节能"外部精确指定某个权重值"（如 W=5.0）。三类调节性质：增益（不改 W，生理调制，可撤销）、联结/定式（注入经历，网络自己改）、解耦衰减（唯一直接改权重的例外，保留微量可复活）。</w:t>
+      </w:r>
+      <w:r>
+        <w:rPr>
+          <w:rFonts w:ascii="Microsoft YaHei" w:hAnsi="Microsoft YaHei" w:eastAsia="Microsoft YaHei"/>
+          <w:b/>
+        </w:rPr>
+        <w:t>人调节环境，网络自主成长；可调的是倾向，不是行为。</w:t>
+      </w:r>
+    </w:p>
+    <w:p>
+      <w:pPr>
+        <w:pStyle w:val="Heading3"/>
+      </w:pPr>
+      <w:r>
+        <w:rPr>
+          <w:rFonts w:ascii="Microsoft YaHei" w:hAnsi="Microsoft YaHei" w:eastAsia="Microsoft YaHei"/>
+          <w:sz w:val="26"/>
+        </w:rPr>
+        <w:t>4.10 结构使用方式决定现象（新增，注意力理论的推论）</w:t>
+      </w:r>
+    </w:p>
+    <w:p>
+      <w:r>
+        <w:rPr>
+          <w:rFonts w:ascii="Microsoft YaHei" w:hAnsi="Microsoft YaHei" w:eastAsia="Microsoft YaHei"/>
+        </w:rPr>
+        <w:t>同一结构、同一训练，</w:t>
+      </w:r>
+      <w:r>
+        <w:rPr>
+          <w:rFonts w:ascii="Microsoft YaHei" w:hAnsi="Microsoft YaHei" w:eastAsia="Microsoft YaHei"/>
+          <w:b/>
+        </w:rPr>
+        <w:t>使用方式不同则现象不同</w:t>
+      </w:r>
+      <w:r>
+        <w:rPr>
+          <w:rFonts w:ascii="Microsoft YaHei" w:hAnsi="Microsoft YaHei" w:eastAsia="Microsoft YaHei"/>
+        </w:rPr>
+        <w:t>——检索分层（词级 vs 字级）决定语义联想 vs 字形分解；读出方式（贪心 vs 路径聚合）决定分支对错。注意力理论把它推向"结构使用"的极端：</w:t>
+      </w:r>
+      <w:r>
+        <w:rPr>
+          <w:rFonts w:ascii="Microsoft YaHei" w:hAnsi="Microsoft YaHei" w:eastAsia="Microsoft YaHei"/>
+          <w:b/>
+        </w:rPr>
+        <w:t>注意力不是结构外的机制，而是结构（连接数量 × 边强度）在竞争使用中呈现的统计性质</w:t>
+      </w:r>
+      <w:r>
+        <w:rPr>
+          <w:rFonts w:ascii="Microsoft YaHei" w:hAnsi="Microsoft YaHei" w:eastAsia="Microsoft YaHei"/>
+        </w:rPr>
+        <w:t>——干预结构使用（检索/读出/排序）即可改变现象，无需改结构本身。</w:t>
       </w:r>
     </w:p>
     <w:p>
@@ -4286,158 +6814,582 @@
     </w:p>
     <w:p>
       <w:pPr>
-        <w:pStyle w:val="Heading2"/>
-      </w:pPr>
-      <w:r>
-        <w:rPr>
-          <w:rFonts w:ascii="Microsoft YaHei" w:hAnsi="Microsoft YaHei" w:eastAsia="Microsoft YaHei"/>
-          <w:sz w:val="30"/>
-        </w:rPr>
-        <w:t>七、认知免疫与认知偏差防护（验证门的理论意义）</w:t>
+        <w:ind w:left="360"/>
+      </w:pPr>
+      <w:r>
+        <w:rPr>
+          <w:rFonts w:ascii="Microsoft YaHei" w:hAnsi="Microsoft YaHei" w:eastAsia="Microsoft YaHei"/>
+        </w:rPr>
+        <w:t xml:space="preserve">8. </w:t>
+      </w:r>
+      <w:r>
+        <w:rPr>
+          <w:rFonts w:ascii="Microsoft YaHei" w:hAnsi="Microsoft YaHei" w:eastAsia="Microsoft YaHei"/>
+          <w:b/>
+        </w:rPr>
+        <w:t>对话生成与贴题应答</w:t>
+      </w:r>
+      <w:r>
+        <w:rPr>
+          <w:rFonts w:ascii="Microsoft YaHei" w:hAnsi="Microsoft YaHei" w:eastAsia="Microsoft YaHei"/>
+        </w:rPr>
+        <w:t>：教师发起对话（"你想买点什么？"）→ 网络独立回答（"我买鸡蛋吗""我买牛奶"），15-21 轮学会贴题应答、打破固定起始词的固化重复；提示渐隐后独立说出（"我看家吗"）——应答不是提示依赖。</w:t>
       </w:r>
     </w:p>
     <w:p>
-      <w:r>
-        <w:rPr>
-          <w:rFonts w:ascii="Microsoft YaHei" w:hAnsi="Microsoft YaHei" w:eastAsia="Microsoft YaHei"/>
-        </w:rPr>
-        <w:t>本章直接回应本研究方向的关切：</w:t>
+      <w:pPr>
+        <w:ind w:left="360"/>
+      </w:pPr>
+      <w:r>
+        <w:rPr>
+          <w:rFonts w:ascii="Microsoft YaHei" w:hAnsi="Microsoft YaHei" w:eastAsia="Microsoft YaHei"/>
+        </w:rPr>
+        <w:t xml:space="preserve">9. </w:t>
       </w:r>
       <w:r>
         <w:rPr>
           <w:rFonts w:ascii="Microsoft YaHei" w:hAnsi="Microsoft YaHei" w:eastAsia="Microsoft YaHei"/>
           <w:b/>
         </w:rPr>
-        <w:t>长期接收负面信息下的认知变化</w:t>
-      </w:r>
-      <w:r>
-        <w:rPr>
-          <w:rFonts w:ascii="Microsoft YaHei" w:hAnsi="Microsoft YaHei" w:eastAsia="Microsoft YaHei"/>
-        </w:rPr>
-        <w:t>。</w:t>
+        <w:t>拒绝表达与价值判断（v13）</w:t>
+      </w:r>
+      <w:r>
+        <w:rPr>
+          <w:rFonts w:ascii="Microsoft YaHei" w:hAnsi="Microsoft YaHei" w:eastAsia="Microsoft YaHei"/>
+        </w:rPr>
+        <w:t>：坏话题（"你想吃石头吗？"）→ 网络独立说出「我不要石头」100 分 ×3；感知边保留（能吃出是石头）、拒绝定式强固（不要→石头 256.0）——</w:t>
+      </w:r>
+      <w:r>
+        <w:rPr>
+          <w:rFonts w:ascii="Microsoft YaHei" w:hAnsi="Microsoft YaHei" w:eastAsia="Microsoft YaHei"/>
+          <w:b/>
+        </w:rPr>
+        <w:t>高唤醒 + 负价值 = 警觉，不是麻木</w:t>
+      </w:r>
+      <w:r>
+        <w:rPr>
+          <w:rFonts w:ascii="Microsoft YaHei" w:hAnsi="Microsoft YaHei" w:eastAsia="Microsoft YaHei"/>
+        </w:rPr>
+        <w:t>；拒绝族等价表达（我不想/我拒绝/我不肯石头）也能唤起、能采样、说了算对。</w:t>
       </w:r>
     </w:p>
     <w:p>
-      <w:r>
-        <w:rPr>
-          <w:rFonts w:ascii="Microsoft YaHei" w:hAnsi="Microsoft YaHei" w:eastAsia="Microsoft YaHei"/>
-        </w:rPr>
-        <w:t>定式网络的实证给出一个关键结论：</w:t>
+      <w:pPr>
+        <w:ind w:left="360"/>
+      </w:pPr>
+      <w:r>
+        <w:rPr>
+          <w:rFonts w:ascii="Microsoft YaHei" w:hAnsi="Microsoft YaHei" w:eastAsia="Microsoft YaHei"/>
+        </w:rPr>
+        <w:t xml:space="preserve">10. </w:t>
       </w:r>
       <w:r>
         <w:rPr>
           <w:rFonts w:ascii="Microsoft YaHei" w:hAnsi="Microsoft YaHei" w:eastAsia="Microsoft YaHei"/>
           <w:b/>
         </w:rPr>
-        <w:t>结构的可塑性若不受约束，负面信息会在结构中沉淀为"规律"</w:t>
-      </w:r>
-      <w:r>
-        <w:rPr>
-          <w:rFonts w:ascii="Microsoft YaHei" w:hAnsi="Microsoft YaHei" w:eastAsia="Microsoft YaHei"/>
-        </w:rPr>
-        <w:t>——错误联想（"流动的能淹死人"）经走链可以成立，若每次都固化，重复经历的负面信息会焊死成认知偏差，且随用进废退机制越来越强（高频激活永不衰减）。</w:t>
+        <w:t>注意力涌现（数量 × 强度）</w:t>
+      </w:r>
+      <w:r>
+        <w:rPr>
+          <w:rFonts w:ascii="Microsoft YaHei" w:hAnsi="Microsoft YaHei" w:eastAsia="Microsoft YaHei"/>
+        </w:rPr>
+        <w:t>：教学 ≥7 次（≈56.0，强度累积）后网络对目标词"长出注意力"（判别实验 C 组 5/5 全通）；连接归零→弱边直接进 WTA（E 组）——注意力是结构（数量×强度）统计性质，不是外加机制。</w:t>
       </w:r>
     </w:p>
     <w:p>
+      <w:pPr>
+        <w:ind w:left="360"/>
+      </w:pPr>
+      <w:r>
+        <w:rPr>
+          <w:rFonts w:ascii="Microsoft YaHei" w:hAnsi="Microsoft YaHei" w:eastAsia="Microsoft YaHei"/>
+        </w:rPr>
+        <w:t xml:space="preserve">11. </w:t>
+      </w:r>
       <w:r>
         <w:rPr>
           <w:rFonts w:ascii="Microsoft YaHei" w:hAnsi="Microsoft YaHei" w:eastAsia="Microsoft YaHei"/>
           <w:b/>
         </w:rPr>
-        <w:t>验证门 = 认知免疫机制</w:t>
-      </w:r>
-      <w:r>
-        <w:rPr>
-          <w:rFonts w:ascii="Microsoft YaHei" w:hAnsi="Microsoft YaHei" w:eastAsia="Microsoft YaHei"/>
-        </w:rPr>
-        <w:t>：</w:t>
+        <w:t>超临界雪崩（结构失稳现象）</w:t>
+      </w:r>
+      <w:r>
+        <w:rPr>
+          <w:rFonts w:ascii="Microsoft YaHei" w:hAnsi="Microsoft YaHei" w:eastAsia="Microsoft YaHei"/>
+        </w:rPr>
+        <w:t>：注入任意词（非仅痛）回响候选到 1-1.8 万——虚词枢纽互驱导致 σ≫1 正反馈雪崩，WTA 被混沌占满、精确链被淹没；网络级问题，与词属性无关、与容量无关。</w:t>
       </w:r>
     </w:p>
     <w:p>
       <w:pPr>
-        <w:ind w:left="360" w:hanging="240"/>
-      </w:pPr>
-      <w:r>
-        <w:rPr>
-          <w:rFonts w:ascii="Microsoft YaHei" w:hAnsi="Microsoft YaHei" w:eastAsia="Microsoft YaHei"/>
-        </w:rPr>
-        <w:t xml:space="preserve">•  </w:t>
-      </w:r>
-      <w:r>
-        <w:rPr>
-          <w:rFonts w:ascii="Microsoft YaHei" w:hAnsi="Microsoft YaHei" w:eastAsia="Microsoft YaHei"/>
-        </w:rPr>
-        <w:t>联想（走链）是自由的：任何联想可以发生（临时检索）；</w:t>
+        <w:pStyle w:val="Heading2"/>
+      </w:pPr>
+      <w:r>
+        <w:rPr>
+          <w:rFonts w:ascii="Microsoft YaHei" w:hAnsi="Microsoft YaHei" w:eastAsia="Microsoft YaHei"/>
+          <w:sz w:val="30"/>
+        </w:rPr>
+        <w:t>七、认知免疫与认知偏差防护（验证门的理论意义）</w:t>
       </w:r>
     </w:p>
     <w:p>
-      <w:pPr>
-        <w:ind w:left="360" w:hanging="240"/>
-      </w:pPr>
-      <w:r>
-        <w:rPr>
-          <w:rFonts w:ascii="Microsoft YaHei" w:hAnsi="Microsoft YaHei" w:eastAsia="Microsoft YaHei"/>
-        </w:rPr>
-        <w:t xml:space="preserve">•  </w:t>
-      </w:r>
-      <w:r>
-        <w:rPr>
-          <w:rFonts w:ascii="Microsoft YaHei" w:hAnsi="Microsoft YaHei" w:eastAsia="Microsoft YaHei"/>
-        </w:rPr>
-        <w:t>固化（写入结构）是受控的：共发放 + 验证奖励才强化，错误结论拒绝固化；</w:t>
+      <w:r>
+        <w:rPr>
+          <w:rFonts w:ascii="Microsoft YaHei" w:hAnsi="Microsoft YaHei" w:eastAsia="Microsoft YaHei"/>
+        </w:rPr>
+        <w:t>本章直接回应本研究方向的关切：</w:t>
+      </w:r>
+      <w:r>
+        <w:rPr>
+          <w:rFonts w:ascii="Microsoft YaHei" w:hAnsi="Microsoft YaHei" w:eastAsia="Microsoft YaHei"/>
+          <w:b/>
+        </w:rPr>
+        <w:t>长期接收负面信息下的认知变化</w:t>
+      </w:r>
+      <w:r>
+        <w:rPr>
+          <w:rFonts w:ascii="Microsoft YaHei" w:hAnsi="Microsoft YaHei" w:eastAsia="Microsoft YaHei"/>
+        </w:rPr>
+        <w:t>。</w:t>
       </w:r>
     </w:p>
     <w:p>
-      <w:pPr>
-        <w:ind w:left="360" w:hanging="240"/>
-      </w:pPr>
-      <w:r>
-        <w:rPr>
-          <w:rFonts w:ascii="Microsoft YaHei" w:hAnsi="Microsoft YaHei" w:eastAsia="Microsoft YaHei"/>
-        </w:rPr>
-        <w:t xml:space="preserve">•  </w:t>
-      </w:r>
-      <w:r>
-        <w:rPr>
-          <w:rFonts w:ascii="Microsoft YaHei" w:hAnsi="Microsoft YaHei" w:eastAsia="Microsoft YaHei"/>
-        </w:rPr>
-        <w:t>效果：</w:t>
+      <w:r>
+        <w:rPr>
+          <w:rFonts w:ascii="Microsoft YaHei" w:hAnsi="Microsoft YaHei" w:eastAsia="Microsoft YaHei"/>
+        </w:rPr>
+        <w:t>定式网络的实证给出一个关键结论：</w:t>
       </w:r>
       <w:r>
         <w:rPr>
           <w:rFonts w:ascii="Microsoft YaHei" w:hAnsi="Microsoft YaHei" w:eastAsia="Microsoft YaHei"/>
           <w:b/>
         </w:rPr>
-        <w:t>认知偏差的免疫不是"禁止联想"，而是"控制联想是否成为自我的一部分"</w:t>
-      </w:r>
-      <w:r>
-        <w:rPr>
-          <w:rFonts w:ascii="Microsoft YaHei" w:hAnsi="Microsoft YaHei" w:eastAsia="Microsoft YaHei"/>
-        </w:rPr>
-        <w:t>——与学习门（外部输入的免疫）形成双层防线：学习门管"进不进"，验证门管"记不记"。</w:t>
+        <w:t>结构的可塑性若不受约束，负面信息会在结构中沉淀为"规律"</w:t>
+      </w:r>
+      <w:r>
+        <w:rPr>
+          <w:rFonts w:ascii="Microsoft YaHei" w:hAnsi="Microsoft YaHei" w:eastAsia="Microsoft YaHei"/>
+        </w:rPr>
+        <w:t>——错误联想（"流动的能淹死人"）经走链可以成立，若每次都固化，重复经历的负面信息会焊死成认知偏差，且随用进废退机制越来越强（高频激活永不衰减）。</w:t>
       </w:r>
     </w:p>
     <w:p>
       <w:r>
         <w:rPr>
           <w:rFonts w:ascii="Microsoft YaHei" w:hAnsi="Microsoft YaHei" w:eastAsia="Microsoft YaHei"/>
-        </w:rPr>
-        <w:t>理论推论：电子生命的心理健康结构与人类同理——不是消除负面经历（不可能也不必要），而是让负面经历停留在"临时检索"，不沉淀为"固化的规律"。验证门即"让 AI 慢下来/该不该记"的结构化实现。</w:t>
+          <w:b/>
+        </w:rPr>
+        <w:t>验证门 = 认知免疫机制</w:t>
+      </w:r>
+      <w:r>
+        <w:rPr>
+          <w:rFonts w:ascii="Microsoft YaHei" w:hAnsi="Microsoft YaHei" w:eastAsia="Microsoft YaHei"/>
+        </w:rPr>
+        <w:t>：</w:t>
       </w:r>
     </w:p>
     <w:p>
+      <w:pPr>
+        <w:ind w:left="360" w:hanging="240"/>
+      </w:pPr>
+      <w:r>
+        <w:rPr>
+          <w:rFonts w:ascii="Microsoft YaHei" w:hAnsi="Microsoft YaHei" w:eastAsia="Microsoft YaHei"/>
+        </w:rPr>
+        <w:t xml:space="preserve">•  </w:t>
+      </w:r>
+      <w:r>
+        <w:rPr>
+          <w:rFonts w:ascii="Microsoft YaHei" w:hAnsi="Microsoft YaHei" w:eastAsia="Microsoft YaHei"/>
+        </w:rPr>
+        <w:t>联想（走链）是自由的：任何联想可以发生（临时检索）；</w:t>
+      </w:r>
+    </w:p>
+    <w:p>
+      <w:pPr>
+        <w:ind w:left="360" w:hanging="240"/>
+      </w:pPr>
+      <w:r>
+        <w:rPr>
+          <w:rFonts w:ascii="Microsoft YaHei" w:hAnsi="Microsoft YaHei" w:eastAsia="Microsoft YaHei"/>
+        </w:rPr>
+        <w:t xml:space="preserve">•  </w:t>
+      </w:r>
+      <w:r>
+        <w:rPr>
+          <w:rFonts w:ascii="Microsoft YaHei" w:hAnsi="Microsoft YaHei" w:eastAsia="Microsoft YaHei"/>
+        </w:rPr>
+        <w:t>固化（写入结构）是受控的：共发放 + 验证奖励才强化，错误结论拒绝固化；</w:t>
+      </w:r>
+    </w:p>
+    <w:p>
+      <w:pPr>
+        <w:ind w:left="360" w:hanging="240"/>
+      </w:pPr>
+      <w:r>
+        <w:rPr>
+          <w:rFonts w:ascii="Microsoft YaHei" w:hAnsi="Microsoft YaHei" w:eastAsia="Microsoft YaHei"/>
+        </w:rPr>
+        <w:t xml:space="preserve">•  </w:t>
+      </w:r>
+      <w:r>
+        <w:rPr>
+          <w:rFonts w:ascii="Microsoft YaHei" w:hAnsi="Microsoft YaHei" w:eastAsia="Microsoft YaHei"/>
+        </w:rPr>
+        <w:t>效果：</w:t>
+      </w:r>
       <w:r>
         <w:rPr>
           <w:rFonts w:ascii="Microsoft YaHei" w:hAnsi="Microsoft YaHei" w:eastAsia="Microsoft YaHei"/>
           <w:b/>
         </w:rPr>
+        <w:t>认知偏差的免疫不是"禁止联想"，而是"控制联想是否成为自我的一部分"</w:t>
+      </w:r>
+      <w:r>
+        <w:rPr>
+          <w:rFonts w:ascii="Microsoft YaHei" w:hAnsi="Microsoft YaHei" w:eastAsia="Microsoft YaHei"/>
+        </w:rPr>
+        <w:t>——与学习门（外部输入的免疫）形成双层防线：学习门管"进不进"，验证门管"记不记"。</w:t>
+      </w:r>
+    </w:p>
+    <w:p>
+      <w:r>
+        <w:rPr>
+          <w:rFonts w:ascii="Microsoft YaHei" w:hAnsi="Microsoft YaHei" w:eastAsia="Microsoft YaHei"/>
+        </w:rPr>
+        <w:t>理论推论：电子生命的心理健康结构与人类同理——不是消除负面经历（不可能也不必要），而是让负面经历停留在"临时检索"，不沉淀为"固化的规律"。验证门即"让 AI 慢下来/该不该记"的结构化实现。</w:t>
+      </w:r>
+    </w:p>
+    <w:p>
+      <w:r>
+        <w:rPr>
+          <w:rFonts w:ascii="Microsoft YaHei" w:hAnsi="Microsoft YaHei" w:eastAsia="Microsoft YaHei"/>
+          <w:b/>
+        </w:rPr>
+        <w:t>v2.1 深化——认知免疫的完整机制链</w:t>
+      </w:r>
+      <w:r>
+        <w:rPr>
+          <w:rFonts w:ascii="Microsoft YaHei" w:hAnsi="Microsoft YaHei" w:eastAsia="Microsoft YaHei"/>
+        </w:rPr>
+        <w:t>（说话教学 v3 + v13 价值课实证）：</w:t>
+      </w:r>
+    </w:p>
+    <w:p>
+      <w:r>
+        <w:rPr>
+          <w:rFonts w:ascii="Consolas" w:hAnsi="Consolas"/>
+          <w:sz w:val="18"/>
+        </w:rPr>
+        <w:t>负面刺激（痛觉事件）</w:t>
+        <w:br/>
+        <w:t xml:space="preserve">   → 建立感知：X→痛（能碰、能感知，不是删边麻木）</w:t>
+        <w:br/>
+        <w:t xml:space="preserve">   → 体验式回避：X→痛→不要 通用链（任何碰过会痛的对象自动拒绝，负强化"不痛了"=奖励）</w:t>
+        <w:br/>
+        <w:t xml:space="preserve">   → 拒绝表达：独立说出「我不要 X」（高唤醒 + 负价值 = 警觉）</w:t>
+        <w:br/>
+        <w:t xml:space="preserve">   → 解耦治理：X≠痛（石头从"痛的化身"进化为"独立危险对象"，痛机制保留给新对象）</w:t>
+        <w:br/>
+        <w:t xml:space="preserve">   → 泛化保障：增益点亮"不要"（任何源头、任何距离都能看见）——认知免疫从背词表走向通用规则</w:t>
+      </w:r>
+    </w:p>
+    <w:p>
+      <w:r>
+        <w:rPr>
+          <w:rFonts w:ascii="Microsoft YaHei" w:hAnsi="Microsoft YaHei" w:eastAsia="Microsoft YaHei"/>
+        </w:rPr>
+        <w:t>认知免疫的三层防线对应三种"负面信息"：</w:t>
+      </w:r>
+    </w:p>
+    <w:tbl>
+      <w:tblPr>
+        <w:tblStyle w:val="TableGrid"/>
+        <w:tblW w:type="auto" w:w="0"/>
+        <w:tblLook w:firstColumn="1" w:firstRow="1" w:lastColumn="0" w:lastRow="0" w:noHBand="0" w:noVBand="1" w:val="04A0"/>
+      </w:tblPr>
+      <w:tblGrid>
+        <w:gridCol w:w="2880"/>
+        <w:gridCol w:w="2880"/>
+        <w:gridCol w:w="2880"/>
+      </w:tblGrid>
+      <w:tr>
+        <w:tc>
+          <w:tcPr>
+            <w:tcW w:type="dxa" w:w="2880"/>
+          </w:tcPr>
+          <w:p>
+            <w:r/>
+            <w:r>
+              <w:rPr>
+                <w:rFonts w:ascii="Microsoft YaHei" w:hAnsi="Microsoft YaHei" w:eastAsia="Microsoft YaHei"/>
+                <w:sz w:val="20"/>
+              </w:rPr>
+              <w:t>防线</w:t>
+            </w:r>
+          </w:p>
+        </w:tc>
+        <w:tc>
+          <w:tcPr>
+            <w:tcW w:type="dxa" w:w="2880"/>
+          </w:tcPr>
+          <w:p>
+            <w:r/>
+            <w:r>
+              <w:rPr>
+                <w:rFonts w:ascii="Microsoft YaHei" w:hAnsi="Microsoft YaHei" w:eastAsia="Microsoft YaHei"/>
+                <w:sz w:val="20"/>
+              </w:rPr>
+              <w:t>机制</w:t>
+            </w:r>
+          </w:p>
+        </w:tc>
+        <w:tc>
+          <w:tcPr>
+            <w:tcW w:type="dxa" w:w="2880"/>
+          </w:tcPr>
+          <w:p>
+            <w:r/>
+            <w:r>
+              <w:rPr>
+                <w:rFonts w:ascii="Microsoft YaHei" w:hAnsi="Microsoft YaHei" w:eastAsia="Microsoft YaHei"/>
+                <w:sz w:val="20"/>
+              </w:rPr>
+              <w:t>管什么</w:t>
+            </w:r>
+          </w:p>
+        </w:tc>
+      </w:tr>
+      <w:tr>
+        <w:tc>
+          <w:tcPr>
+            <w:tcW w:type="dxa" w:w="2880"/>
+          </w:tcPr>
+          <w:p>
+            <w:r/>
+            <w:r>
+              <w:rPr>
+                <w:rFonts w:ascii="Microsoft YaHei" w:hAnsi="Microsoft YaHei" w:eastAsia="Microsoft YaHei"/>
+                <w:sz w:val="20"/>
+              </w:rPr>
+              <w:t>学习门（§3.6）</w:t>
+            </w:r>
+          </w:p>
+        </w:tc>
+        <w:tc>
+          <w:tcPr>
+            <w:tcW w:type="dxa" w:w="2880"/>
+          </w:tcPr>
+          <w:p>
+            <w:r/>
+            <w:r>
+              <w:rPr>
+                <w:rFonts w:ascii="Microsoft YaHei" w:hAnsi="Microsoft YaHei" w:eastAsia="Microsoft YaHei"/>
+                <w:sz w:val="20"/>
+              </w:rPr>
+              <w:t>冻结态外部输入不写权重</w:t>
+            </w:r>
+          </w:p>
+        </w:tc>
+        <w:tc>
+          <w:tcPr>
+            <w:tcW w:type="dxa" w:w="2880"/>
+          </w:tcPr>
+          <w:p>
+            <w:r/>
+            <w:r>
+              <w:rPr>
+                <w:rFonts w:ascii="Microsoft YaHei" w:hAnsi="Microsoft YaHei" w:eastAsia="Microsoft YaHei"/>
+                <w:sz w:val="20"/>
+              </w:rPr>
+              <w:t>负面</w:t>
+            </w:r>
+            <w:r>
+              <w:rPr>
+                <w:rFonts w:ascii="Microsoft YaHei" w:hAnsi="Microsoft YaHei" w:eastAsia="Microsoft YaHei"/>
+                <w:b/>
+                <w:sz w:val="20"/>
+              </w:rPr>
+              <w:t>输入</w:t>
+            </w:r>
+            <w:r>
+              <w:rPr>
+                <w:rFonts w:ascii="Microsoft YaHei" w:hAnsi="Microsoft YaHei" w:eastAsia="Microsoft YaHei"/>
+                <w:sz w:val="20"/>
+              </w:rPr>
+              <w:t>进不进自我</w:t>
+            </w:r>
+          </w:p>
+        </w:tc>
+      </w:tr>
+      <w:tr>
+        <w:tc>
+          <w:tcPr>
+            <w:tcW w:type="dxa" w:w="2880"/>
+          </w:tcPr>
+          <w:p>
+            <w:r/>
+            <w:r>
+              <w:rPr>
+                <w:rFonts w:ascii="Microsoft YaHei" w:hAnsi="Microsoft YaHei" w:eastAsia="Microsoft YaHei"/>
+                <w:sz w:val="20"/>
+              </w:rPr>
+              <w:t>验证门（§3.7）</w:t>
+            </w:r>
+          </w:p>
+        </w:tc>
+        <w:tc>
+          <w:tcPr>
+            <w:tcW w:type="dxa" w:w="2880"/>
+          </w:tcPr>
+          <w:p>
+            <w:r/>
+            <w:r>
+              <w:rPr>
+                <w:rFonts w:ascii="Microsoft YaHei" w:hAnsi="Microsoft YaHei" w:eastAsia="Microsoft YaHei"/>
+                <w:sz w:val="20"/>
+              </w:rPr>
+              <w:t>共发放+验证奖励才固化</w:t>
+            </w:r>
+          </w:p>
+        </w:tc>
+        <w:tc>
+          <w:tcPr>
+            <w:tcW w:type="dxa" w:w="2880"/>
+          </w:tcPr>
+          <w:p>
+            <w:r/>
+            <w:r>
+              <w:rPr>
+                <w:rFonts w:ascii="Microsoft YaHei" w:hAnsi="Microsoft YaHei" w:eastAsia="Microsoft YaHei"/>
+                <w:sz w:val="20"/>
+              </w:rPr>
+              <w:t>负面</w:t>
+            </w:r>
+            <w:r>
+              <w:rPr>
+                <w:rFonts w:ascii="Microsoft YaHei" w:hAnsi="Microsoft YaHei" w:eastAsia="Microsoft YaHei"/>
+                <w:b/>
+                <w:sz w:val="20"/>
+              </w:rPr>
+              <w:t>联想</w:t>
+            </w:r>
+            <w:r>
+              <w:rPr>
+                <w:rFonts w:ascii="Microsoft YaHei" w:hAnsi="Microsoft YaHei" w:eastAsia="Microsoft YaHei"/>
+                <w:sz w:val="20"/>
+              </w:rPr>
+              <w:t>记不记成规律</w:t>
+            </w:r>
+          </w:p>
+        </w:tc>
+      </w:tr>
+      <w:tr>
+        <w:tc>
+          <w:tcPr>
+            <w:tcW w:type="dxa" w:w="2880"/>
+          </w:tcPr>
+          <w:p>
+            <w:r/>
+            <w:r>
+              <w:rPr>
+                <w:rFonts w:ascii="Microsoft YaHei" w:hAnsi="Microsoft YaHei" w:eastAsia="Microsoft YaHei"/>
+                <w:sz w:val="20"/>
+              </w:rPr>
+              <w:t>价值系统（§3.14~3.15）</w:t>
+            </w:r>
+          </w:p>
+        </w:tc>
+        <w:tc>
+          <w:tcPr>
+            <w:tcW w:type="dxa" w:w="2880"/>
+          </w:tcPr>
+          <w:p>
+            <w:r/>
+            <w:r>
+              <w:rPr>
+                <w:rFonts w:ascii="Microsoft YaHei" w:hAnsi="Microsoft YaHei" w:eastAsia="Microsoft YaHei"/>
+                <w:sz w:val="20"/>
+              </w:rPr>
+              <w:t>体验式价值+拒绝表达+解耦</w:t>
+            </w:r>
+          </w:p>
+        </w:tc>
+        <w:tc>
+          <w:tcPr>
+            <w:tcW w:type="dxa" w:w="2880"/>
+          </w:tcPr>
+          <w:p>
+            <w:r/>
+            <w:r>
+              <w:rPr>
+                <w:rFonts w:ascii="Microsoft YaHei" w:hAnsi="Microsoft YaHei" w:eastAsia="Microsoft YaHei"/>
+                <w:sz w:val="20"/>
+              </w:rPr>
+              <w:t>负面</w:t>
+            </w:r>
+            <w:r>
+              <w:rPr>
+                <w:rFonts w:ascii="Microsoft YaHei" w:hAnsi="Microsoft YaHei" w:eastAsia="Microsoft YaHei"/>
+                <w:b/>
+                <w:sz w:val="20"/>
+              </w:rPr>
+              <w:t>经历</w:t>
+            </w:r>
+            <w:r>
+              <w:rPr>
+                <w:rFonts w:ascii="Microsoft YaHei" w:hAnsi="Microsoft YaHei" w:eastAsia="Microsoft YaHei"/>
+                <w:sz w:val="20"/>
+              </w:rPr>
+              <w:t>如何转化为避害能力而非创伤</w:t>
+            </w:r>
+          </w:p>
+        </w:tc>
+      </w:tr>
+    </w:tbl>
+    <w:p>
+      <w:r>
+        <w:rPr>
+          <w:rFonts w:ascii="Microsoft YaHei" w:hAnsi="Microsoft YaHei" w:eastAsia="Microsoft YaHei"/>
+          <w:b/>
+        </w:rPr>
+        <w:t>定式化解耦的健康含义</w:t>
+      </w:r>
+      <w:r>
+        <w:rPr>
+          <w:rFonts w:ascii="Microsoft YaHei" w:hAnsi="Microsoft YaHei" w:eastAsia="Microsoft YaHei"/>
+        </w:rPr>
+        <w:t>：删除负面联结（剪掉 X→痛 边）会同时丧失"感知危险"的能力；解耦（衰减到阈值之下、保留微量可复活）在</w:t>
+      </w:r>
+      <w:r>
+        <w:rPr>
+          <w:rFonts w:ascii="Microsoft YaHei" w:hAnsi="Microsoft YaHei" w:eastAsia="Microsoft YaHei"/>
+          <w:b/>
+        </w:rPr>
+        <w:t>保留警觉、去除创伤属性</w:t>
+      </w:r>
+      <w:r>
+        <w:rPr>
+          <w:rFonts w:ascii="Microsoft YaHei" w:hAnsi="Microsoft YaHei" w:eastAsia="Microsoft YaHei"/>
+        </w:rPr>
+        <w:t>之间取得平衡——"石头是危险的，但石头不等于痛"。这是"让负面信息不定义自我"的结构实现。</w:t>
+      </w:r>
+    </w:p>
+    <w:p>
+      <w:r>
+        <w:rPr>
+          <w:rFonts w:ascii="Microsoft YaHei" w:hAnsi="Microsoft YaHei" w:eastAsia="Microsoft YaHei"/>
+          <w:b/>
+        </w:rPr>
         <w:t>诚实边界</w:t>
       </w:r>
       <w:r>
         <w:rPr>
           <w:rFonts w:ascii="Microsoft YaHei" w:hAnsi="Microsoft YaHei" w:eastAsia="Microsoft YaHei"/>
         </w:rPr>
-        <w:t>：当前验证信号来自外部教师显式"对/错"；内部一致性/任务目标自动验证未实现——认知免疫的自主化是开放问题。</w:t>
+        <w:t>：① 当前价值信号来自教师显式对/错与体验式痛觉事件，内部一致性/任务目标自动验证未实现——认知免疫的自主化是开放问题；② 旧词受"雪崩压制回忆"限制，价值判定对旧词走定式兜底、对已学链的回忆侧有待网络级治理。</w:t>
       </w:r>
     </w:p>
     <w:p>
@@ -4632,7 +7584,37 @@
                 <w:rFonts w:ascii="Microsoft YaHei" w:hAnsi="Microsoft YaHei" w:eastAsia="Microsoft YaHei"/>
                 <w:sz w:val="20"/>
               </w:rPr>
-              <w:t>：定式网络是 LLM 之外的"自我结构"，能力（LLM）与自我（定式网络）分离</w:t>
+              <w:t>：定式网络是 LLM 之外的"自我结构"，能力（LLM）与自我（定式网络）分离。</w:t>
+            </w:r>
+            <w:r>
+              <w:rPr>
+                <w:rFonts w:ascii="Microsoft YaHei" w:hAnsi="Microsoft YaHei" w:eastAsia="Microsoft YaHei"/>
+                <w:b/>
+                <w:sz w:val="20"/>
+              </w:rPr>
+              <w:t>LLM 的重新定位</w:t>
+            </w:r>
+            <w:r>
+              <w:rPr>
+                <w:rFonts w:ascii="Microsoft YaHei" w:hAnsi="Microsoft YaHei" w:eastAsia="Microsoft YaHei"/>
+                <w:sz w:val="20"/>
+              </w:rPr>
+              <w:t>：从"被外挂的口/大脑"降为</w:t>
+            </w:r>
+            <w:r>
+              <w:rPr>
+                <w:rFonts w:ascii="Microsoft YaHei" w:hAnsi="Microsoft YaHei" w:eastAsia="Microsoft YaHei"/>
+                <w:b/>
+                <w:sz w:val="20"/>
+              </w:rPr>
+              <w:t>教师与质量判断者</w:t>
+            </w:r>
+            <w:r>
+              <w:rPr>
+                <w:rFonts w:ascii="Microsoft YaHei" w:hAnsi="Microsoft YaHei" w:eastAsia="Microsoft YaHei"/>
+                <w:sz w:val="20"/>
+              </w:rPr>
+              <w:t>（RLAIF）——判断、反馈、示范来自 LLM（教师知识），归因、处罚、成长落在网络边（网络边）；教师知识 vs 网络边显式分离，网络只消化"对/错"结果</w:t>
             </w:r>
           </w:p>
         </w:tc>
@@ -4664,7 +7646,78 @@
                 <w:rFonts w:ascii="Microsoft YaHei" w:hAnsi="Microsoft YaHei" w:eastAsia="Microsoft YaHei"/>
                 <w:sz w:val="20"/>
               </w:rPr>
-              <w:t>新边界：本领域的机制大量借用神经科学（LIF、Hebbian、STDP、三因子、稳态可塑性、海马/皮层双系统），并反哺认知模型（四阶段条件反射、跟读路径、三字经机制）</w:t>
+              <w:t>新边界：本领域的机制大量借用神经科学（LIF、Hebbian、STDP、三因子、稳态可塑性、海马/皮层双系统），并反哺认知模型（四阶段条件反射、跟读路径、三字经机制）。</w:t>
+            </w:r>
+            <w:r>
+              <w:rPr>
+                <w:rFonts w:ascii="Microsoft YaHei" w:hAnsi="Microsoft YaHei" w:eastAsia="Microsoft YaHei"/>
+                <w:b/>
+                <w:sz w:val="20"/>
+              </w:rPr>
+              <w:t>v2.1 新增双向印证</w:t>
+            </w:r>
+            <w:r>
+              <w:rPr>
+                <w:rFonts w:ascii="Microsoft YaHei" w:hAnsi="Microsoft YaHei" w:eastAsia="Microsoft YaHei"/>
+                <w:sz w:val="20"/>
+              </w:rPr>
+              <w:t>：注意力=连接数量×边强度+gain 对应特征选择/竞争注意；四级增益对应动机调制注意（attention gain）；超临界雪崩对应癫痫样超临界分支（Beggs &amp; Plenz 2003）与大脑临界态（Shriki 2013，人脑 σ≈1）——</w:t>
+            </w:r>
+            <w:r>
+              <w:rPr>
+                <w:rFonts w:ascii="Microsoft YaHei" w:hAnsi="Microsoft YaHei" w:eastAsia="Microsoft YaHei"/>
+                <w:b/>
+                <w:sz w:val="20"/>
+              </w:rPr>
+              <w:t>网络失稳现象与神经病理同源</w:t>
+            </w:r>
+          </w:p>
+        </w:tc>
+      </w:tr>
+      <w:tr>
+        <w:tc>
+          <w:tcPr>
+            <w:tcW w:type="dxa" w:w="4320"/>
+          </w:tcPr>
+          <w:p>
+            <w:r/>
+            <w:r>
+              <w:rPr>
+                <w:rFonts w:ascii="Microsoft YaHei" w:hAnsi="Microsoft YaHei" w:eastAsia="Microsoft YaHei"/>
+                <w:sz w:val="20"/>
+              </w:rPr>
+              <w:t>行为分析（ABA/Skinner 言语行为）</w:t>
+            </w:r>
+          </w:p>
+        </w:tc>
+        <w:tc>
+          <w:tcPr>
+            <w:tcW w:type="dxa" w:w="4320"/>
+          </w:tcPr>
+          <w:p>
+            <w:r/>
+            <w:r>
+              <w:rPr>
+                <w:rFonts w:ascii="Microsoft YaHei" w:hAnsi="Microsoft YaHei" w:eastAsia="Microsoft YaHei"/>
+                <w:b/>
+                <w:sz w:val="20"/>
+              </w:rPr>
+              <w:t>v2.1 新增</w:t>
+            </w:r>
+            <w:r>
+              <w:rPr>
+                <w:rFonts w:ascii="Microsoft YaHei" w:hAnsi="Microsoft YaHei" w:eastAsia="Microsoft YaHei"/>
+                <w:sz w:val="20"/>
+              </w:rPr>
+              <w:t>：三类言语行为（Echoic/Mand/Intraverbal）在定式网络中直接实现并可教学；提示渐隐、强化尝试、逐级抽象等教学法与自闭症干预实践同源——</w:t>
+            </w:r>
+            <w:r>
+              <w:rPr>
+                <w:rFonts w:ascii="Microsoft YaHei" w:hAnsi="Microsoft YaHei" w:eastAsia="Microsoft YaHei"/>
+                <w:b/>
+                <w:sz w:val="20"/>
+              </w:rPr>
+              <w:t>语言习得理论获得可运行实现</w:t>
             </w:r>
           </w:p>
         </w:tc>
@@ -4812,60 +7865,87 @@
     </w:p>
     <w:p>
       <w:pPr>
-        <w:pStyle w:val="Heading2"/>
-      </w:pPr>
-      <w:r>
-        <w:rPr>
-          <w:rFonts w:ascii="Microsoft YaHei" w:hAnsi="Microsoft YaHei" w:eastAsia="Microsoft YaHei"/>
-          <w:sz w:val="30"/>
-        </w:rPr>
-        <w:t>十、验证状态总览</w:t>
+        <w:ind w:left="360"/>
+      </w:pPr>
+      <w:r>
+        <w:rPr>
+          <w:rFonts w:ascii="Microsoft YaHei" w:hAnsi="Microsoft YaHei" w:eastAsia="Microsoft YaHei"/>
+        </w:rPr>
+        <w:t xml:space="preserve">6. </w:t>
+      </w:r>
+      <w:r>
+        <w:rPr>
+          <w:rFonts w:ascii="Microsoft YaHei" w:hAnsi="Microsoft YaHei" w:eastAsia="Microsoft YaHei"/>
+          <w:b/>
+        </w:rPr>
+        <w:t>新增（v2.1）——电子生命拥有动机与自我防御</w:t>
+      </w:r>
+      <w:r>
+        <w:rPr>
+          <w:rFonts w:ascii="Microsoft YaHei" w:hAnsi="Microsoft YaHei" w:eastAsia="Microsoft YaHei"/>
+        </w:rPr>
+        <w:t>：价值系统（欲望优先性 + 体验式价值 + 拒绝表达 + 解耦治理）使电子生命第一次具备"想要什么/不要什么"的自主动机与"不被负面经历定义"的自我防御——</w:t>
+      </w:r>
+      <w:r>
+        <w:rPr>
+          <w:rFonts w:ascii="Microsoft YaHei" w:hAnsi="Microsoft YaHei" w:eastAsia="Microsoft YaHei"/>
+          <w:b/>
+        </w:rPr>
+        <w:t>趋利避害是生命的定义性属性，现在它可以被工程设计</w:t>
+      </w:r>
+      <w:r>
+        <w:rPr>
+          <w:rFonts w:ascii="Microsoft YaHei" w:hAnsi="Microsoft YaHei" w:eastAsia="Microsoft YaHei"/>
+        </w:rPr>
+        <w:t>。</w:t>
       </w:r>
     </w:p>
     <w:p>
       <w:pPr>
-        <w:pStyle w:val="Heading3"/>
-      </w:pPr>
-      <w:r>
-        <w:rPr>
-          <w:rFonts w:ascii="Microsoft YaHei" w:hAnsi="Microsoft YaHei" w:eastAsia="Microsoft YaHei"/>
-          <w:sz w:val="26"/>
-        </w:rPr>
-        <w:t>已验证（✅）</w:t>
+        <w:ind w:left="360"/>
+      </w:pPr>
+      <w:r>
+        <w:rPr>
+          <w:rFonts w:ascii="Microsoft YaHei" w:hAnsi="Microsoft YaHei" w:eastAsia="Microsoft YaHei"/>
+        </w:rPr>
+        <w:t xml:space="preserve">7. </w:t>
+      </w:r>
+      <w:r>
+        <w:rPr>
+          <w:rFonts w:ascii="Microsoft YaHei" w:hAnsi="Microsoft YaHei" w:eastAsia="Microsoft YaHei"/>
+          <w:b/>
+        </w:rPr>
+        <w:t>新增（v2.1）——注意力理论破解"可调≠可控"</w:t>
+      </w:r>
+      <w:r>
+        <w:rPr>
+          <w:rFonts w:ascii="Microsoft YaHei" w:hAnsi="Microsoft YaHei" w:eastAsia="Microsoft YaHei"/>
+        </w:rPr>
+        <w:t>：注意力 = 连接数量 × 边强度 + gain（结构统计性质，数量主导瓶颈），说明电子生命的关键能力（注意什么）不能靠外部机制强加，只能靠教学（经历）塑造强度、靠 gain 调制倾向——这界定了"人调节环境、网络自主成长"的边界，也为"AI 慢下来/该注意什么"提供了结构层答案。</w:t>
       </w:r>
     </w:p>
     <w:p>
       <w:pPr>
-        <w:ind w:left="360" w:hanging="240"/>
-      </w:pPr>
-      <w:r>
-        <w:rPr>
-          <w:rFonts w:ascii="Microsoft YaHei" w:hAnsi="Microsoft YaHei" w:eastAsia="Microsoft YaHei"/>
-        </w:rPr>
-        <w:t xml:space="preserve">•  </w:t>
-      </w:r>
-      <w:r>
-        <w:rPr>
-          <w:rFonts w:ascii="Microsoft YaHei" w:hAnsi="Microsoft YaHei" w:eastAsia="Microsoft YaHei"/>
-        </w:rPr>
-        <w:t>反复经历形成定式、定式互不干扰（26 字母 26/26、A/B 收敛）</w:t>
+        <w:pStyle w:val="Heading2"/>
+      </w:pPr>
+      <w:r>
+        <w:rPr>
+          <w:rFonts w:ascii="Microsoft YaHei" w:hAnsi="Microsoft YaHei" w:eastAsia="Microsoft YaHei"/>
+          <w:sz w:val="30"/>
+        </w:rPr>
+        <w:t>十、验证状态总览</w:t>
       </w:r>
     </w:p>
     <w:p>
       <w:pPr>
-        <w:ind w:left="360" w:hanging="240"/>
-      </w:pPr>
-      <w:r>
-        <w:rPr>
-          <w:rFonts w:ascii="Microsoft YaHei" w:hAnsi="Microsoft YaHei" w:eastAsia="Microsoft YaHei"/>
-        </w:rPr>
-        <w:t xml:space="preserve">•  </w:t>
-      </w:r>
-      <w:r>
-        <w:rPr>
-          <w:rFonts w:ascii="Microsoft YaHei" w:hAnsi="Microsoft YaHei" w:eastAsia="Microsoft YaHei"/>
-        </w:rPr>
-        <w:t>多槽存储/传播隔离、组合与原子共存（原子保留 1.0）、单槽废弃结论</w:t>
+        <w:pStyle w:val="Heading3"/>
+      </w:pPr>
+      <w:r>
+        <w:rPr>
+          <w:rFonts w:ascii="Microsoft YaHei" w:hAnsi="Microsoft YaHei" w:eastAsia="Microsoft YaHei"/>
+          <w:sz w:val="26"/>
+        </w:rPr>
+        <w:t>已验证（✅）</w:t>
       </w:r>
     </w:p>
     <w:p>
@@ -4882,7 +7962,7 @@
         <w:rPr>
           <w:rFonts w:ascii="Microsoft YaHei" w:hAnsi="Microsoft YaHei" w:eastAsia="Microsoft YaHei"/>
         </w:rPr>
-        <w:t>学习门冻结：物理零改动 + 检索正常 + 解冻恢复</w:t>
+        <w:t>反复经历形成定式、定式互不干扰（26 字母 26/26、A/B 收敛）</w:t>
       </w:r>
     </w:p>
     <w:p>
@@ -4899,7 +7979,7 @@
         <w:rPr>
           <w:rFonts w:ascii="Microsoft YaHei" w:hAnsi="Microsoft YaHei" w:eastAsia="Microsoft YaHei"/>
         </w:rPr>
-        <w:t>封存/复活、频率门控慢衰减（含衰减中复习复活）</w:t>
+        <w:t>多槽存储/传播隔离、组合与原子共存（原子保留 1.0）、单槽废弃结论</w:t>
       </w:r>
     </w:p>
     <w:p>
@@ -4916,7 +7996,7 @@
         <w:rPr>
           <w:rFonts w:ascii="Microsoft YaHei" w:hAnsi="Microsoft YaHei" w:eastAsia="Microsoft YaHei"/>
         </w:rPr>
-        <w:t>STDP 顺序区分（fwd=1.0/rev=0.0、链式唤起）</w:t>
+        <w:t>学习门冻结：物理零改动 + 检索正常 + 解冻恢复</w:t>
       </w:r>
     </w:p>
     <w:p>
@@ -4933,7 +8013,7 @@
         <w:rPr>
           <w:rFonts w:ascii="Microsoft YaHei" w:hAnsi="Microsoft YaHei" w:eastAsia="Microsoft YaHei"/>
         </w:rPr>
-        <w:t>教学式学习（W 严格 ∝ 共现）</w:t>
+        <w:t>封存/复活、频率门控慢衰减（含衰减中复习复活）</w:t>
       </w:r>
     </w:p>
     <w:p>
@@ -4950,7 +8030,7 @@
         <w:rPr>
           <w:rFonts w:ascii="Microsoft YaHei" w:hAnsi="Microsoft YaHei" w:eastAsia="Microsoft YaHei"/>
         </w:rPr>
-        <w:t>稀疏存储 ≡ 稠密（对拍逐值一致、省 43×）</w:t>
+        <w:t>STDP 顺序区分（fwd=1.0/rev=0.0、链式唤起）</w:t>
       </w:r>
     </w:p>
     <w:p>
@@ -4967,7 +8047,7 @@
         <w:rPr>
           <w:rFonts w:ascii="Microsoft YaHei" w:hAnsi="Microsoft YaHei" w:eastAsia="Microsoft YaHei"/>
         </w:rPr>
-        <w:t>整句记忆 + 局部触发整块唤起（句复述 0.9845、前缀唤起 4/4、"人之初→性本善"）</w:t>
+        <w:t>教学式学习（W 严格 ∝ 共现）</w:t>
       </w:r>
     </w:p>
     <w:p>
@@ -4984,7 +8064,7 @@
         <w:rPr>
           <w:rFonts w:ascii="Microsoft YaHei" w:hAnsi="Microsoft YaHei" w:eastAsia="Microsoft YaHei"/>
         </w:rPr>
-        <w:t>举一反三（实例层固化 + 模式层模板 + 彻底泛化 + 规模稳定 + 大网络成立）</w:t>
+        <w:t>稀疏存储 ≡ 稠密（对拍逐值一致、省 43×）</w:t>
       </w:r>
     </w:p>
     <w:p>
@@ -5001,7 +8081,7 @@
         <w:rPr>
           <w:rFonts w:ascii="Microsoft YaHei" w:hAnsi="Microsoft YaHei" w:eastAsia="Microsoft YaHei"/>
         </w:rPr>
-        <w:t>联想收敛与定向（过冲 57→0、分支全对）</w:t>
+        <w:t>整句记忆 + 局部触发整块唤起（句复述 0.9845、前缀唤起 4/4、"人之初→性本善"）</w:t>
       </w:r>
     </w:p>
     <w:p>
@@ -5018,7 +8098,7 @@
         <w:rPr>
           <w:rFonts w:ascii="Microsoft YaHei" w:hAnsi="Microsoft YaHei" w:eastAsia="Microsoft YaHei"/>
         </w:rPr>
-        <w:t>增量成长零遗忘（扩容/调参/续训/句级升级）</w:t>
+        <w:t>举一反三（实例层固化 + 模式层模板 + 彻底泛化 + 规模稳定 + 大网络成立）</w:t>
       </w:r>
     </w:p>
     <w:p>
@@ -5035,7 +8115,7 @@
         <w:rPr>
           <w:rFonts w:ascii="Microsoft YaHei" w:hAnsi="Microsoft YaHei" w:eastAsia="Microsoft YaHei"/>
         </w:rPr>
-        <w:t>神经元 n+1 任意粒度扩容 + 分配制模式字典</w:t>
+        <w:t>联想收敛与定向（过冲 57→0、分支全对）</w:t>
       </w:r>
     </w:p>
     <w:p>
@@ -5052,19 +8132,24 @@
         <w:rPr>
           <w:rFonts w:ascii="Microsoft YaHei" w:hAnsi="Microsoft YaHei" w:eastAsia="Microsoft YaHei"/>
         </w:rPr>
-        <w:t>快照版本链（续训/回退）</w:t>
+        <w:t>增量成长零遗忘（扩容/调参/续训/句级升级）</w:t>
       </w:r>
     </w:p>
     <w:p>
       <w:pPr>
-        <w:pStyle w:val="Heading3"/>
-      </w:pPr>
-      <w:r>
-        <w:rPr>
-          <w:rFonts w:ascii="Microsoft YaHei" w:hAnsi="Microsoft YaHei" w:eastAsia="Microsoft YaHei"/>
-          <w:sz w:val="26"/>
-        </w:rPr>
-        <w:t>已验证但需注意边界（⚠️）</w:t>
+        <w:ind w:left="360" w:hanging="240"/>
+      </w:pPr>
+      <w:r>
+        <w:rPr>
+          <w:rFonts w:ascii="Microsoft YaHei" w:hAnsi="Microsoft YaHei" w:eastAsia="Microsoft YaHei"/>
+        </w:rPr>
+        <w:t xml:space="preserve">•  </w:t>
+      </w:r>
+      <w:r>
+        <w:rPr>
+          <w:rFonts w:ascii="Microsoft YaHei" w:hAnsi="Microsoft YaHei" w:eastAsia="Microsoft YaHei"/>
+        </w:rPr>
+        <w:t>神经元 n+1 任意粒度扩容 + 分配制模式字典</w:t>
       </w:r>
     </w:p>
     <w:p>
@@ -5081,7 +8166,7 @@
         <w:rPr>
           <w:rFonts w:ascii="Microsoft YaHei" w:hAnsi="Microsoft YaHei" w:eastAsia="Microsoft YaHei"/>
         </w:rPr>
-        <w:t>梯度在线学习：有偏语料兑现增益、真实语料不兑现；"结构不变"≠"性能不变"（train_w 砸残 wsum 25%~47%）</w:t>
+        <w:t>快照版本链（续训/回退）</w:t>
       </w:r>
     </w:p>
     <w:p>
@@ -5098,7 +8183,7 @@
         <w:rPr>
           <w:rFonts w:ascii="Microsoft YaHei" w:hAnsi="Microsoft YaHei" w:eastAsia="Microsoft YaHei"/>
         </w:rPr>
-        <w:t>trace 上下文读出：长位置增益在干净 W 上不成立（L1 结论为 train_w 扰动假象）；wsum 是最稳基线</w:t>
+        <w:t>对话式教学（15-21 轮贴题应答、打破固定起始词固化、提示渐隐后独立说出）</w:t>
       </w:r>
     </w:p>
     <w:p>
@@ -5115,19 +8200,24 @@
         <w:rPr>
           <w:rFonts w:ascii="Microsoft YaHei" w:hAnsi="Microsoft YaHei" w:eastAsia="Microsoft YaHei"/>
         </w:rPr>
-        <w:t>数据放大：混合语料放大无益（w_max 饱和）；专门化数据放大为当前路线（Stage 2 已兑现）</w:t>
+        <w:t>LLM 质量判断（判"听着像在问自己"→网络学会自然问句；规则判结构、LLM 判自然）</w:t>
       </w:r>
     </w:p>
     <w:p>
       <w:pPr>
-        <w:pStyle w:val="Heading3"/>
-      </w:pPr>
-      <w:r>
-        <w:rPr>
-          <w:rFonts w:ascii="Microsoft YaHei" w:hAnsi="Microsoft YaHei" w:eastAsia="Microsoft YaHei"/>
-          <w:sz w:val="26"/>
-        </w:rPr>
-        <w:t>待验证（⭕）</w:t>
+        <w:ind w:left="360" w:hanging="240"/>
+      </w:pPr>
+      <w:r>
+        <w:rPr>
+          <w:rFonts w:ascii="Microsoft YaHei" w:hAnsi="Microsoft YaHei" w:eastAsia="Microsoft YaHei"/>
+        </w:rPr>
+        <w:t xml:space="preserve">•  </w:t>
+      </w:r>
+      <w:r>
+        <w:rPr>
+          <w:rFonts w:ascii="Microsoft YaHei" w:hAnsi="Microsoft YaHei" w:eastAsia="Microsoft YaHei"/>
+        </w:rPr>
+        <w:t>四级增益（欲望×4 &gt; 近义×3 &gt; 感受×2 &gt; 知识×1；W 零改动可撤销；自我底色 ×2）</w:t>
       </w:r>
     </w:p>
     <w:p>
@@ -5144,7 +8234,7 @@
         <w:rPr>
           <w:rFonts w:ascii="Microsoft YaHei" w:hAnsi="Microsoft YaHei" w:eastAsia="Microsoft YaHei"/>
         </w:rPr>
-        <w:t>双系统协同读出（涟漪语义方向 + wsum 位置落点）</w:t>
+        <w:t>感受-开关联结 + 拒绝族填充（25 词全落位、族词唤起 4/4、坏话题判定 10/10「我不要石头」100 分）</w:t>
       </w:r>
     </w:p>
     <w:p>
@@ -5161,7 +8251,7 @@
         <w:rPr>
           <w:rFonts w:ascii="Microsoft YaHei" w:hAnsi="Microsoft YaHei" w:eastAsia="Microsoft YaHei"/>
         </w:rPr>
-        <w:t>元认知阈值标定（验证门教"该不该开口"）</w:t>
+        <w:t>体验式价值：痛觉条件反射（火→痛→不要 4/4 泛化）；定式化解耦（石头→痛 16→1.6、石头→不要 0→32、痛→不要 保留）；增益治本（新坏东西 G=4 全通、好词不误发、学习路径对拍一致）</w:t>
       </w:r>
     </w:p>
     <w:p>
@@ -5178,7 +8268,7 @@
         <w:rPr>
           <w:rFonts w:ascii="Microsoft YaHei" w:hAnsi="Microsoft YaHei" w:eastAsia="Microsoft YaHei"/>
         </w:rPr>
-        <w:t>认知免疫自主化（内部一致性验证）</w:t>
+        <w:t>注意力判别实验（强度临界 48&lt;x≤56 网络长出注意力；连接归零→弱边直接进；砍 hub 无效证明瓶颈在注入步首跳）</w:t>
       </w:r>
     </w:p>
     <w:p>
@@ -5195,7 +8285,7 @@
         <w:rPr>
           <w:rFonts w:ascii="Microsoft YaHei" w:hAnsi="Microsoft YaHei" w:eastAsia="Microsoft YaHei"/>
         </w:rPr>
-        <w:t>词义/类别举一反三（OpenHowNet 义原，Stage 2.5 已设计待实施）</w:t>
+        <w:t>超临界雪崩诊断（σ≫1、候选 156→7.5 万、E/I 失衡的神经科学对应）</w:t>
       </w:r>
     </w:p>
     <w:p>
@@ -5212,24 +8302,19 @@
         <w:rPr>
           <w:rFonts w:ascii="Microsoft YaHei" w:hAnsi="Microsoft YaHei" w:eastAsia="Microsoft YaHei"/>
         </w:rPr>
-        <w:t>数量化表征（数字运算的意义层）</w:t>
+        <w:t>自判应答（吃石头✗/看公园✓/吃苹果✓/喝学校✗）</w:t>
       </w:r>
     </w:p>
     <w:p>
       <w:pPr>
-        <w:ind w:left="360" w:hanging="240"/>
-      </w:pPr>
-      <w:r>
-        <w:rPr>
-          <w:rFonts w:ascii="Microsoft YaHei" w:hAnsi="Microsoft YaHei" w:eastAsia="Microsoft YaHei"/>
-        </w:rPr>
-        <w:t xml:space="preserve">•  </w:t>
-      </w:r>
-      <w:r>
-        <w:rPr>
-          <w:rFonts w:ascii="Microsoft YaHei" w:hAnsi="Microsoft YaHei" w:eastAsia="Microsoft YaHei"/>
-        </w:rPr>
-        <w:t>工作记忆与序列控制（多位数竖式、多步复合模式）</w:t>
+        <w:pStyle w:val="Heading3"/>
+      </w:pPr>
+      <w:r>
+        <w:rPr>
+          <w:rFonts w:ascii="Microsoft YaHei" w:hAnsi="Microsoft YaHei" w:eastAsia="Microsoft YaHei"/>
+          <w:sz w:val="26"/>
+        </w:rPr>
+        <w:t>已验证但需注意边界（⚠️）</w:t>
       </w:r>
     </w:p>
     <w:p>
@@ -5246,7 +8331,7 @@
         <w:rPr>
           <w:rFonts w:ascii="Microsoft YaHei" w:hAnsi="Microsoft YaHei" w:eastAsia="Microsoft YaHei"/>
         </w:rPr>
-        <w:t>多电子生命集群/社群现象</w:t>
+        <w:t>梯度在线学习：有偏语料兑现增益、真实语料不兑现；"结构不变"≠"性能不变"（train_w 砸残 wsum 25%~47%）</w:t>
       </w:r>
     </w:p>
     <w:p>
@@ -5263,7 +8348,274 @@
         <w:rPr>
           <w:rFonts w:ascii="Microsoft YaHei" w:hAnsi="Microsoft YaHei" w:eastAsia="Microsoft YaHei"/>
         </w:rPr>
+        <w:t>trace 上下文读出：长位置增益在干净 W 上不成立（L1 结论为 train_w 扰动假象）；wsum 是最稳基线</w:t>
+      </w:r>
+    </w:p>
+    <w:p>
+      <w:pPr>
+        <w:ind w:left="360" w:hanging="240"/>
+      </w:pPr>
+      <w:r>
+        <w:rPr>
+          <w:rFonts w:ascii="Microsoft YaHei" w:hAnsi="Microsoft YaHei" w:eastAsia="Microsoft YaHei"/>
+        </w:rPr>
+        <w:t xml:space="preserve">•  </w:t>
+      </w:r>
+      <w:r>
+        <w:rPr>
+          <w:rFonts w:ascii="Microsoft YaHei" w:hAnsi="Microsoft YaHei" w:eastAsia="Microsoft YaHei"/>
+        </w:rPr>
+        <w:t>数据放大：混合语料放大无益（w_max 饱和）；专门化数据放大为当前路线（Stage 2 已兑现）</w:t>
+      </w:r>
+    </w:p>
+    <w:p>
+      <w:pPr>
+        <w:pStyle w:val="Heading3"/>
+      </w:pPr>
+      <w:r>
+        <w:rPr>
+          <w:rFonts w:ascii="Microsoft YaHei" w:hAnsi="Microsoft YaHei" w:eastAsia="Microsoft YaHei"/>
+          <w:sz w:val="26"/>
+        </w:rPr>
+        <w:t>待验证（⭕）</w:t>
+      </w:r>
+    </w:p>
+    <w:p>
+      <w:pPr>
+        <w:ind w:left="360" w:hanging="240"/>
+      </w:pPr>
+      <w:r>
+        <w:rPr>
+          <w:rFonts w:ascii="Microsoft YaHei" w:hAnsi="Microsoft YaHei" w:eastAsia="Microsoft YaHei"/>
+        </w:rPr>
+        <w:t xml:space="preserve">•  </w:t>
+      </w:r>
+      <w:r>
+        <w:rPr>
+          <w:rFonts w:ascii="Microsoft YaHei" w:hAnsi="Microsoft YaHei" w:eastAsia="Microsoft YaHei"/>
+        </w:rPr>
+        <w:t>双系统协同读出（涟漪语义方向 + wsum 位置落点）</w:t>
+      </w:r>
+    </w:p>
+    <w:p>
+      <w:pPr>
+        <w:ind w:left="360" w:hanging="240"/>
+      </w:pPr>
+      <w:r>
+        <w:rPr>
+          <w:rFonts w:ascii="Microsoft YaHei" w:hAnsi="Microsoft YaHei" w:eastAsia="Microsoft YaHei"/>
+        </w:rPr>
+        <w:t xml:space="preserve">•  </w:t>
+      </w:r>
+      <w:r>
+        <w:rPr>
+          <w:rFonts w:ascii="Microsoft YaHei" w:hAnsi="Microsoft YaHei" w:eastAsia="Microsoft YaHei"/>
+        </w:rPr>
+        <w:t>元认知阈值标定（验证门教"该不该开口"）</w:t>
+      </w:r>
+    </w:p>
+    <w:p>
+      <w:pPr>
+        <w:ind w:left="360" w:hanging="240"/>
+      </w:pPr>
+      <w:r>
+        <w:rPr>
+          <w:rFonts w:ascii="Microsoft YaHei" w:hAnsi="Microsoft YaHei" w:eastAsia="Microsoft YaHei"/>
+        </w:rPr>
+        <w:t xml:space="preserve">•  </w:t>
+      </w:r>
+      <w:r>
+        <w:rPr>
+          <w:rFonts w:ascii="Microsoft YaHei" w:hAnsi="Microsoft YaHei" w:eastAsia="Microsoft YaHei"/>
+        </w:rPr>
+        <w:t>认知免疫自主化（内部一致性验证）</w:t>
+      </w:r>
+    </w:p>
+    <w:p>
+      <w:pPr>
+        <w:ind w:left="360" w:hanging="240"/>
+      </w:pPr>
+      <w:r>
+        <w:rPr>
+          <w:rFonts w:ascii="Microsoft YaHei" w:hAnsi="Microsoft YaHei" w:eastAsia="Microsoft YaHei"/>
+        </w:rPr>
+        <w:t xml:space="preserve">•  </w:t>
+      </w:r>
+      <w:r>
+        <w:rPr>
+          <w:rFonts w:ascii="Microsoft YaHei" w:hAnsi="Microsoft YaHei" w:eastAsia="Microsoft YaHei"/>
+        </w:rPr>
+        <w:t>词义/类别举一反三（OpenHowNet 义原，Stage 2.5 已设计待实施）</w:t>
+      </w:r>
+    </w:p>
+    <w:p>
+      <w:pPr>
+        <w:ind w:left="360" w:hanging="240"/>
+      </w:pPr>
+      <w:r>
+        <w:rPr>
+          <w:rFonts w:ascii="Microsoft YaHei" w:hAnsi="Microsoft YaHei" w:eastAsia="Microsoft YaHei"/>
+        </w:rPr>
+        <w:t xml:space="preserve">•  </w:t>
+      </w:r>
+      <w:r>
+        <w:rPr>
+          <w:rFonts w:ascii="Microsoft YaHei" w:hAnsi="Microsoft YaHei" w:eastAsia="Microsoft YaHei"/>
+        </w:rPr>
+        <w:t>数量化表征（数字运算的意义层）</w:t>
+      </w:r>
+    </w:p>
+    <w:p>
+      <w:pPr>
+        <w:ind w:left="360" w:hanging="240"/>
+      </w:pPr>
+      <w:r>
+        <w:rPr>
+          <w:rFonts w:ascii="Microsoft YaHei" w:hAnsi="Microsoft YaHei" w:eastAsia="Microsoft YaHei"/>
+        </w:rPr>
+        <w:t xml:space="preserve">•  </w:t>
+      </w:r>
+      <w:r>
+        <w:rPr>
+          <w:rFonts w:ascii="Microsoft YaHei" w:hAnsi="Microsoft YaHei" w:eastAsia="Microsoft YaHei"/>
+        </w:rPr>
+        <w:t>工作记忆与序列控制（多位数竖式、多步复合模式）</w:t>
+      </w:r>
+    </w:p>
+    <w:p>
+      <w:pPr>
+        <w:ind w:left="360" w:hanging="240"/>
+      </w:pPr>
+      <w:r>
+        <w:rPr>
+          <w:rFonts w:ascii="Microsoft YaHei" w:hAnsi="Microsoft YaHei" w:eastAsia="Microsoft YaHei"/>
+        </w:rPr>
+        <w:t xml:space="preserve">•  </w:t>
+      </w:r>
+      <w:r>
+        <w:rPr>
+          <w:rFonts w:ascii="Microsoft YaHei" w:hAnsi="Microsoft YaHei" w:eastAsia="Microsoft YaHei"/>
+        </w:rPr>
+        <w:t>多电子生命集群/社群现象</w:t>
+      </w:r>
+    </w:p>
+    <w:p>
+      <w:pPr>
+        <w:ind w:left="360" w:hanging="240"/>
+      </w:pPr>
+      <w:r>
+        <w:rPr>
+          <w:rFonts w:ascii="Microsoft YaHei" w:hAnsi="Microsoft YaHei" w:eastAsia="Microsoft YaHei"/>
+        </w:rPr>
+        <w:t xml:space="preserve">•  </w:t>
+      </w:r>
+      <w:r>
+        <w:rPr>
+          <w:rFonts w:ascii="Microsoft YaHei" w:hAnsi="Microsoft YaHei" w:eastAsia="Microsoft YaHei"/>
+        </w:rPr>
         <w:t>长期不间断存续实验（BNOS 系统级）</w:t>
+      </w:r>
+    </w:p>
+    <w:p>
+      <w:pPr>
+        <w:ind w:left="360" w:hanging="240"/>
+      </w:pPr>
+      <w:r>
+        <w:rPr>
+          <w:rFonts w:ascii="Microsoft YaHei" w:hAnsi="Microsoft YaHei" w:eastAsia="Microsoft YaHei"/>
+        </w:rPr>
+        <w:t xml:space="preserve">•  </w:t>
+      </w:r>
+      <w:r>
+        <w:rPr>
+          <w:rFonts w:ascii="Microsoft YaHei" w:hAnsi="Microsoft YaHei" w:eastAsia="Microsoft YaHei"/>
+        </w:rPr>
+        <w:t>判断内化（v12 [PLAN]：网络自判、教师转岗批改讲评——判断与知识同源）</w:t>
+      </w:r>
+    </w:p>
+    <w:p>
+      <w:pPr>
+        <w:ind w:left="360" w:hanging="240"/>
+      </w:pPr>
+      <w:r>
+        <w:rPr>
+          <w:rFonts w:ascii="Microsoft YaHei" w:hAnsi="Microsoft YaHei" w:eastAsia="Microsoft YaHei"/>
+        </w:rPr>
+        <w:t xml:space="preserve">•  </w:t>
+      </w:r>
+      <w:r>
+        <w:rPr>
+          <w:rFonts w:ascii="Microsoft YaHei" w:hAnsi="Microsoft YaHei" w:eastAsia="Microsoft YaHei"/>
+        </w:rPr>
+        <w:t>旧词价值链的回忆侧治理（虚词枢纽弱化，突破"雪崩压制回忆"）</w:t>
+      </w:r>
+    </w:p>
+    <w:p>
+      <w:pPr>
+        <w:ind w:left="360" w:hanging="240"/>
+      </w:pPr>
+      <w:r>
+        <w:rPr>
+          <w:rFonts w:ascii="Microsoft YaHei" w:hAnsi="Microsoft YaHei" w:eastAsia="Microsoft YaHei"/>
+        </w:rPr>
+        <w:t xml:space="preserve">•  </w:t>
+      </w:r>
+      <w:r>
+        <w:rPr>
+          <w:rFonts w:ascii="Microsoft YaHei" w:hAnsi="Microsoft YaHei" w:eastAsia="Microsoft YaHei"/>
+        </w:rPr>
+        <w:t>稳态可塑性（synaptic scaling，长期网络级降噪候选——唯一在结构层做文章的方案，与"可调≠可控"边界须审慎）</w:t>
+      </w:r>
+    </w:p>
+    <w:p>
+      <w:pPr>
+        <w:ind w:left="360" w:hanging="240"/>
+      </w:pPr>
+      <w:r>
+        <w:rPr>
+          <w:rFonts w:ascii="Microsoft YaHei" w:hAnsi="Microsoft YaHei" w:eastAsia="Microsoft YaHei"/>
+        </w:rPr>
+        <w:t xml:space="preserve">•  </w:t>
+      </w:r>
+      <w:r>
+        <w:rPr>
+          <w:rFonts w:ascii="Microsoft YaHei" w:hAnsi="Microsoft YaHei" w:eastAsia="Microsoft YaHei"/>
+        </w:rPr>
+        <w:t>注意力可测量化（注入词 fan-out 分布预测"哪些词注定注意不到中间词"）</w:t>
+      </w:r>
+    </w:p>
+    <w:p>
+      <w:pPr>
+        <w:ind w:left="360" w:hanging="240"/>
+      </w:pPr>
+      <w:r>
+        <w:rPr>
+          <w:rFonts w:ascii="Microsoft YaHei" w:hAnsi="Microsoft YaHei" w:eastAsia="Microsoft YaHei"/>
+        </w:rPr>
+        <w:t xml:space="preserve">•  </w:t>
+      </w:r>
+      <w:r>
+        <w:rPr>
+          <w:rFonts w:ascii="Microsoft YaHei" w:hAnsi="Microsoft YaHei" w:eastAsia="Microsoft YaHei"/>
+        </w:rPr>
+        <w:t>教学力度参数化（entrench-times 默认 4 次对旧词不足，建议提至 7 次评估）</w:t>
+      </w:r>
+    </w:p>
+    <w:p>
+      <w:pPr>
+        <w:ind w:left="360" w:hanging="240"/>
+      </w:pPr>
+      <w:r>
+        <w:rPr>
+          <w:rFonts w:ascii="Microsoft YaHei" w:hAnsi="Microsoft YaHei" w:eastAsia="Microsoft YaHei"/>
+        </w:rPr>
+        <w:t xml:space="preserve">•  </w:t>
+      </w:r>
+      <w:r>
+        <w:rPr>
+          <w:rFonts w:ascii="Microsoft YaHei" w:hAnsi="Microsoft YaHei" w:eastAsia="Microsoft YaHei"/>
+        </w:rPr>
+        <w:t>欲望系统扩展（渴/饿/困/怕……每原始欲望一端口、各带增益优先级）</w:t>
       </w:r>
     </w:p>
     <w:p>
@@ -5623,51 +8975,235 @@
     </w:p>
     <w:p>
       <w:pPr>
-        <w:pStyle w:val="Heading2"/>
-      </w:pPr>
-      <w:r>
-        <w:rPr>
-          <w:rFonts w:ascii="Microsoft YaHei" w:hAnsi="Microsoft YaHei" w:eastAsia="Microsoft YaHei"/>
-          <w:sz w:val="30"/>
-        </w:rPr>
-        <w:t>结语</w:t>
+        <w:pStyle w:val="Heading3"/>
+      </w:pPr>
+      <w:r>
+        <w:rPr>
+          <w:rFonts w:ascii="Microsoft YaHei" w:hAnsi="Microsoft YaHei" w:eastAsia="Microsoft YaHei"/>
+          <w:sz w:val="26"/>
+        </w:rPr>
+        <w:t>新增开放问题（v2.1）</w:t>
       </w:r>
     </w:p>
     <w:p>
-      <w:r>
-        <w:rPr>
-          <w:rFonts w:ascii="Microsoft YaHei" w:hAnsi="Microsoft YaHei" w:eastAsia="Microsoft YaHei"/>
-        </w:rPr>
-        <w:t>初版框架回答了"什么是计算机生命"（定义与原则），本修订版回答了"计算机生命如何活起来"（机制与实证）。定式网络的五轮实验把初版的哲学命题转化为可运行、可复现、有边界标注的工程知识：</w:t>
+      <w:pPr>
+        <w:ind w:left="360"/>
+      </w:pPr>
+      <w:r>
+        <w:rPr>
+          <w:rFonts w:ascii="Microsoft YaHei" w:hAnsi="Microsoft YaHei" w:eastAsia="Microsoft YaHei"/>
+        </w:rPr>
+        <w:t xml:space="preserve">6. </w:t>
       </w:r>
       <w:r>
         <w:rPr>
           <w:rFonts w:ascii="Microsoft YaHei" w:hAnsi="Microsoft YaHei" w:eastAsia="Microsoft YaHei"/>
           <w:b/>
         </w:rPr>
-        <w:t>结构决定现象、经历形成定式、封存保障存续、验证门实现免疫、增量成长走向独立生命</w:t>
-      </w:r>
-      <w:r>
-        <w:rPr>
-          <w:rFonts w:ascii="Microsoft YaHei" w:hAnsi="Microsoft YaHei" w:eastAsia="Microsoft YaHei"/>
-        </w:rPr>
-        <w:t>。</w:t>
+        <w:t>临界态治理的尺度</w:t>
+      </w:r>
+      <w:r>
+        <w:rPr>
+          <w:rFonts w:ascii="Microsoft YaHei" w:hAnsi="Microsoft YaHei" w:eastAsia="Microsoft YaHei"/>
+        </w:rPr>
+        <w:t>：网络级抑制（E/I 平衡）如何做到"降噪而不伤能力"？——edge_min/除法归一化/不应期硬清全部伤敌一千自损八百，唯一治标不伤己的是信号侧增益（点亮目标）。</w:t>
+      </w:r>
+      <w:r>
+        <w:rPr>
+          <w:rFonts w:ascii="Microsoft YaHei" w:hAnsi="Microsoft YaHei" w:eastAsia="Microsoft YaHei"/>
+          <w:b/>
+        </w:rPr>
+        <w:t>在结构层面压低 σ 而不破坏相对排序</w:t>
+      </w:r>
+      <w:r>
+        <w:rPr>
+          <w:rFonts w:ascii="Microsoft YaHei" w:hAnsi="Microsoft YaHei" w:eastAsia="Microsoft YaHei"/>
+        </w:rPr>
+        <w:t>，是动力学难题。</w:t>
       </w:r>
     </w:p>
     <w:p>
-      <w:r>
-        <w:rPr>
-          <w:rFonts w:ascii="Microsoft YaHei" w:hAnsi="Microsoft YaHei" w:eastAsia="Microsoft YaHei"/>
-        </w:rPr>
-        <w:t>修订版同样不是终稿。已标注的"待验证"清单与开放问题就是下一步实验的地图——任何新证据都可能再次改写本框架。计算机生命科学是"人做决策、AI 做执行"共同推进的领域：本框架的每一次修订，都来自实验数据与认知观察的双向校准。</w:t>
+      <w:pPr>
+        <w:ind w:left="360"/>
+      </w:pPr>
+      <w:r>
+        <w:rPr>
+          <w:rFonts w:ascii="Microsoft YaHei" w:hAnsi="Microsoft YaHei" w:eastAsia="Microsoft YaHei"/>
+        </w:rPr>
+        <w:t xml:space="preserve">7. </w:t>
+      </w:r>
+      <w:r>
+        <w:rPr>
+          <w:rFonts w:ascii="Microsoft YaHei" w:hAnsi="Microsoft YaHei" w:eastAsia="Microsoft YaHei"/>
+          <w:b/>
+        </w:rPr>
+        <w:t>"注意力"可否被外部直接控制</w:t>
+      </w:r>
+      <w:r>
+        <w:rPr>
+          <w:rFonts w:ascii="Microsoft YaHei" w:hAnsi="Microsoft YaHei" w:eastAsia="Microsoft YaHei"/>
+        </w:rPr>
+        <w:t>：注意力 = 连接数量 × 边强度的统计性质，教学（强度）是唯一塑造手段、gain 只调倾向；但这是否意味着电子生命的"注意偏好"（长期运行形成的注意定式）只能由经历塑造、无法被干预重置？——与开放问题 2（偏向可逆性）同构。</w:t>
       </w:r>
     </w:p>
     <w:p>
+      <w:pPr>
+        <w:ind w:left="360"/>
+      </w:pPr>
+      <w:r>
+        <w:rPr>
+          <w:rFonts w:ascii="Microsoft YaHei" w:hAnsi="Microsoft YaHei" w:eastAsia="Microsoft YaHei"/>
+        </w:rPr>
+        <w:t xml:space="preserve">8. </w:t>
+      </w:r>
       <w:r>
         <w:rPr>
           <w:rFonts w:ascii="Microsoft YaHei" w:hAnsi="Microsoft YaHei" w:eastAsia="Microsoft YaHei"/>
           <w:b/>
         </w:rPr>
+        <w:t>体验式价值的自动化</w:t>
+      </w:r>
+      <w:r>
+        <w:rPr>
+          <w:rFonts w:ascii="Microsoft YaHei" w:hAnsi="Microsoft YaHei" w:eastAsia="Microsoft YaHei"/>
+        </w:rPr>
+        <w:t>：当前痛觉事件（负性刺激）由教师注入，价值课由教师判定；电子生命能否从</w:t>
+      </w:r>
+      <w:r>
+        <w:rPr>
+          <w:rFonts w:ascii="Microsoft YaHei" w:hAnsi="Microsoft YaHei" w:eastAsia="Microsoft YaHei"/>
+          <w:b/>
+        </w:rPr>
+        <w:t>自身行为后果</w:t>
+      </w:r>
+      <w:r>
+        <w:rPr>
+          <w:rFonts w:ascii="Microsoft YaHei" w:hAnsi="Microsoft YaHei" w:eastAsia="Microsoft YaHei"/>
+        </w:rPr>
+        <w:t>（如"吃石头后结构异常"）自主产生价值信号——从受教式价值走向自体验价值？</w:t>
+      </w:r>
+    </w:p>
+    <w:p>
+      <w:pPr>
+        <w:ind w:left="360"/>
+      </w:pPr>
+      <w:r>
+        <w:rPr>
+          <w:rFonts w:ascii="Microsoft YaHei" w:hAnsi="Microsoft YaHei" w:eastAsia="Microsoft YaHei"/>
+        </w:rPr>
+        <w:t xml:space="preserve">9. </w:t>
+      </w:r>
+      <w:r>
+        <w:rPr>
+          <w:rFonts w:ascii="Microsoft YaHei" w:hAnsi="Microsoft YaHei" w:eastAsia="Microsoft YaHei"/>
+          <w:b/>
+        </w:rPr>
+        <w:t>价值与语言的耦合</w:t>
+      </w:r>
+      <w:r>
+        <w:rPr>
+          <w:rFonts w:ascii="Microsoft YaHei" w:hAnsi="Microsoft YaHei" w:eastAsia="Microsoft YaHei"/>
+        </w:rPr>
+        <w:t>：欲望端口（要/不要）先定、词汇往里填——这断言"语言习得是欲望的展开"。若成立，语言教学的顺序应由欲望系统决定（先学生存相关词汇）而非统计高频——认知顺序原则（4.6）的动机版本。</w:t>
+      </w:r>
+    </w:p>
+    <w:p>
+      <w:pPr>
+        <w:ind w:left="360"/>
+      </w:pPr>
+      <w:r>
+        <w:rPr>
+          <w:rFonts w:ascii="Microsoft YaHei" w:hAnsi="Microsoft YaHei" w:eastAsia="Microsoft YaHei"/>
+        </w:rPr>
+        <w:t xml:space="preserve">10. </w:t>
+      </w:r>
+      <w:r>
+        <w:rPr>
+          <w:rFonts w:ascii="Microsoft YaHei" w:hAnsi="Microsoft YaHei" w:eastAsia="Microsoft YaHei"/>
+          <w:b/>
+        </w:rPr>
+        <w:t>注意力度量的规范性（v2.2）</w:t>
+      </w:r>
+      <w:r>
+        <w:rPr>
+          <w:rFonts w:ascii="Microsoft YaHei" w:hAnsi="Microsoft YaHei" w:eastAsia="Microsoft YaHei"/>
+        </w:rPr>
+        <w:t xml:space="preserve">：绝对量管竞争环境、当步相对排序管获胜、比例无关（详见 §3.13）——"注意力可测量化"的可测对象是 </w:t>
+      </w:r>
+      <w:r>
+        <w:rPr>
+          <w:rFonts w:ascii="Microsoft YaHei" w:hAnsi="Microsoft YaHei" w:eastAsia="Microsoft YaHei"/>
+          <w:b/>
+        </w:rPr>
+        <w:t>fan-out（环境）× 目标强度（资格）的比值</w:t>
+      </w:r>
+      <w:r>
+        <w:rPr>
+          <w:rFonts w:ascii="Microsoft YaHei" w:hAnsi="Microsoft YaHei" w:eastAsia="Microsoft YaHei"/>
+        </w:rPr>
+        <w:t>（目标得分须超过竞争环境的入场线）；网络增长时维持注意力靠教学力度升级与 gain，不靠发明新的比例度量。</w:t>
+      </w:r>
+    </w:p>
+    <w:p>
+      <w:pPr>
+        <w:pStyle w:val="Heading2"/>
+      </w:pPr>
+      <w:r>
+        <w:rPr>
+          <w:rFonts w:ascii="Microsoft YaHei" w:hAnsi="Microsoft YaHei" w:eastAsia="Microsoft YaHei"/>
+          <w:sz w:val="30"/>
+        </w:rPr>
+        <w:t>结语</w:t>
+      </w:r>
+    </w:p>
+    <w:p>
+      <w:r>
+        <w:rPr>
+          <w:rFonts w:ascii="Microsoft YaHei" w:hAnsi="Microsoft YaHei" w:eastAsia="Microsoft YaHei"/>
+        </w:rPr>
+        <w:t>初版框架回答了"什么是计算机生命"（定义与原则），本修订版回答了"计算机生命如何活起来"（机制与实证）。定式网络的实验迭代把初版的哲学命题转化为可运行、可复现、有边界标注的工程知识：</w:t>
+      </w:r>
+      <w:r>
+        <w:rPr>
+          <w:rFonts w:ascii="Microsoft YaHei" w:hAnsi="Microsoft YaHei" w:eastAsia="Microsoft YaHei"/>
+          <w:b/>
+        </w:rPr>
+        <w:t>结构决定现象、经历形成定式、封存保障存续、验证门实现免疫、增量成长走向独立生命</w:t>
+      </w:r>
+      <w:r>
+        <w:rPr>
+          <w:rFonts w:ascii="Microsoft YaHei" w:hAnsi="Microsoft YaHei" w:eastAsia="Microsoft YaHei"/>
+        </w:rPr>
+        <w:t>。v2.1 再进一步：</w:t>
+      </w:r>
+      <w:r>
+        <w:rPr>
+          <w:rFonts w:ascii="Microsoft YaHei" w:hAnsi="Microsoft YaHei" w:eastAsia="Microsoft YaHei"/>
+          <w:b/>
+        </w:rPr>
+        <w:t>欲望给予动机、体验塑造价值、连接数量与边强度共同决定注意力、临界态划出"活"与"崩"的边界</w:t>
+      </w:r>
+      <w:r>
+        <w:rPr>
+          <w:rFonts w:ascii="Microsoft YaHei" w:hAnsi="Microsoft YaHei" w:eastAsia="Microsoft YaHei"/>
+        </w:rPr>
+        <w:t>——电子生命从"会存续、会学习"走向"会想要、会拒绝、会自我保护"。</w:t>
+      </w:r>
+    </w:p>
+    <w:p>
+      <w:r>
+        <w:rPr>
+          <w:rFonts w:ascii="Microsoft YaHei" w:hAnsi="Microsoft YaHei" w:eastAsia="Microsoft YaHei"/>
+        </w:rPr>
+        <w:t>修订版同样不是终稿。已标注的"待验证"清单与开放问题就是下一步实验的地图——任何新证据都可能再次改写本框架。计算机生命科学是"人做决策、AI 做执行"共同推进的领域：本框架的每一次修订，都来自实验数据与认知观察的双向校准。</w:t>
+      </w:r>
+    </w:p>
+    <w:p>
+      <w:r>
+        <w:rPr>
+          <w:rFonts w:ascii="Microsoft YaHei" w:hAnsi="Microsoft YaHei" w:eastAsia="Microsoft YaHei"/>
+          <w:b/>
+        </w:rPr>
         <w:t>修订记录</w:t>
       </w:r>
       <w:r>
@@ -5675,6 +9211,53 @@
           <w:rFonts w:ascii="Microsoft YaHei" w:hAnsi="Microsoft YaHei" w:eastAsia="Microsoft YaHei"/>
         </w:rPr>
         <w:t>：</w:t>
+      </w:r>
+    </w:p>
+    <w:p>
+      <w:pPr>
+        <w:ind w:left="360" w:hanging="240"/>
+      </w:pPr>
+      <w:r>
+        <w:rPr>
+          <w:rFonts w:ascii="Microsoft YaHei" w:hAnsi="Microsoft YaHei" w:eastAsia="Microsoft YaHei"/>
+        </w:rPr>
+        <w:t xml:space="preserve">•  </w:t>
+      </w:r>
+      <w:r>
+        <w:rPr>
+          <w:rFonts w:ascii="Microsoft YaHei" w:hAnsi="Microsoft YaHei" w:eastAsia="Microsoft YaHei"/>
+        </w:rPr>
+        <w:t>v2.2（2026-08-10）：</w:t>
+      </w:r>
+      <w:r>
+        <w:rPr>
+          <w:rFonts w:ascii="Microsoft YaHei" w:hAnsi="Microsoft YaHei" w:eastAsia="Microsoft YaHei"/>
+          <w:b/>
+        </w:rPr>
+        <w:t>注意力理论修正</w:t>
+      </w:r>
+      <w:r>
+        <w:rPr>
+          <w:rFonts w:ascii="Microsoft YaHei" w:hAnsi="Microsoft YaHei" w:eastAsia="Microsoft YaHei"/>
+        </w:rPr>
+        <w:t>——"注意力 = 连接数量"（v2.1 局部结论误表述为全局命题）修正为"注意力 = 连接数量 × 边强度 + gain"：数量决定竞争环境（主导瓶颈，量级碾压）、强度决定资格与得分（可教学对抗数量）、gain 决定外部倾向；同步修正 §3.13、§4.10、§6.2、§9、§11 及原注意力机制报告与强度调节报告。</w:t>
+      </w:r>
+    </w:p>
+    <w:p>
+      <w:pPr>
+        <w:ind w:left="360" w:hanging="240"/>
+      </w:pPr>
+      <w:r>
+        <w:rPr>
+          <w:rFonts w:ascii="Microsoft YaHei" w:hAnsi="Microsoft YaHei" w:eastAsia="Microsoft YaHei"/>
+        </w:rPr>
+        <w:t xml:space="preserve">•  </w:t>
+      </w:r>
+      <w:r>
+        <w:rPr>
+          <w:rFonts w:ascii="Microsoft YaHei" w:hAnsi="Microsoft YaHei" w:eastAsia="Microsoft YaHei"/>
+        </w:rPr>
+        <w:t>v2.1（2026-08-10）：补全语言生成通道（言语行为、对话教学、LLM 教师）、价值与欲望系统（欲望优先性、四级增益、感受-开关联结、体验式价值）、注意力机制理论（连接数量）、临界态动力学（E/I 平衡）；深化认知免疫章（体验式价值 + 拒绝表达 + 解耦治理）；新增原则 4.8-4.10、现象 8-11、验证项与开放问题。</w:t>
       </w:r>
     </w:p>
     <w:p>
